--- a/traced-project/banana_technical_report.docx
+++ b/traced-project/banana_technical_report.docx
@@ -12416,7 +12416,2904 @@
           <w:sz w:val="32"/>
           <w:szCs w:val="32"/>
         </w:rPr>
-        <w:t xml:space="preserve">12. Appendix — API Response Schema</w:t>
+        <w:t xml:space="preserve">11. Benchmark Analysis — Baseline vs Optimized</w:t>
+      </w:r>
+    </w:p>
+    <w:p>
+      <w:pPr>
+        <w:spacing w:before="80" w:after="100"/>
+        <w:jc w:val="both"/>
+      </w:pPr>
+      <w:r>
+        <w:rPr>
+          <w:rFonts w:ascii="Arial" w:cs="Arial" w:eastAsia="Arial" w:hAnsi="Arial"/>
+          <w:i w:val="false"/>
+          <w:iCs w:val="false"/>
+          <w:color w:val="404040"/>
+          <w:sz w:val="22"/>
+          <w:szCs w:val="22"/>
+        </w:rPr>
+        <w:t xml:space="preserve">The system includes a benchmark tool (benchmark.py) designed to compare the BASELINE pipeline (plain LLM with no retrieval) against the OPTIMIZED pipeline (RAG + agentic multi-tool) across hallucination rate, faithfulness score, grounded response rate, and latency. During initial benchmark runs, all metrics showed identical 100% / 0% values across both modes, which masked any meaningful comparison. This section documents the root cause analysis, the identified bug, the applied fix, and the corrected results.</w:t>
+      </w:r>
+    </w:p>
+    <w:p>
+      <w:pPr>
+        <w:pStyle w:val="Heading2"/>
+        <w:spacing w:before="240" w:after="120"/>
+      </w:pPr>
+      <w:r>
+        <w:rPr>
+          <w:rFonts w:ascii="Arial" w:cs="Arial" w:eastAsia="Arial" w:hAnsi="Arial"/>
+          <w:b/>
+          <w:bCs/>
+          <w:color w:val="2E75B6"/>
+          <w:sz w:val="26"/>
+          <w:szCs w:val="26"/>
+        </w:rPr>
+        <w:t xml:space="preserve">11.1 Initial (Incorrect) Benchmark Output</w:t>
+      </w:r>
+    </w:p>
+    <w:p>
+      <w:pPr>
+        <w:spacing w:before="80" w:after="100"/>
+        <w:jc w:val="both"/>
+      </w:pPr>
+      <w:r>
+        <w:rPr>
+          <w:rFonts w:ascii="Arial" w:cs="Arial" w:eastAsia="Arial" w:hAnsi="Arial"/>
+          <w:i w:val="false"/>
+          <w:iCs w:val="false"/>
+          <w:color w:val="404040"/>
+          <w:sz w:val="22"/>
+          <w:szCs w:val="22"/>
+        </w:rPr>
+        <w:t xml:space="preserve">The benchmark was run against the live Kubernetes API using the --url flag:</w:t>
+      </w:r>
+    </w:p>
+    <w:p>
+      <w:pPr>
+        <w:shd w:fill="EEF3F8" w:val="clear"/>
+        <w:spacing w:before="40" w:after="40"/>
+        <w:ind w:left="360"/>
+      </w:pPr>
+      <w:r>
+        <w:rPr>
+          <w:rFonts w:ascii="Courier New" w:cs="Courier New" w:eastAsia="Courier New" w:hAnsi="Courier New"/>
+          <w:color w:val="1F3864"/>
+          <w:sz w:val="18"/>
+          <w:szCs w:val="18"/>
+        </w:rPr>
+        <w:t xml:space="preserve">python3 benchmark.py --url http://localhost:8080</w:t>
+      </w:r>
+    </w:p>
+    <w:p>
+      <w:pPr>
+        <w:spacing w:before="0" w:after="0"/>
+      </w:pPr>
+      <w:r>
+        <w:t xml:space="preserve"/>
+      </w:r>
+    </w:p>
+    <w:tbl>
+      <w:tblPr>
+        <w:tblW w:type="dxa" w:w="9360"/>
+        <w:tblBorders>
+          <w:top w:val="single" w:color="auto" w:sz="4"/>
+          <w:left w:val="single" w:color="auto" w:sz="4"/>
+          <w:bottom w:val="single" w:color="auto" w:sz="4"/>
+          <w:right w:val="single" w:color="auto" w:sz="4"/>
+          <w:insideH w:val="single" w:color="auto" w:sz="4"/>
+          <w:insideV w:val="single" w:color="auto" w:sz="4"/>
+        </w:tblBorders>
+      </w:tblPr>
+      <w:tblGrid>
+        <w:gridCol w:w="3600"/>
+        <w:gridCol w:w="1800"/>
+        <w:gridCol w:w="1800"/>
+        <w:gridCol w:w="2160"/>
+      </w:tblGrid>
+      <w:tr>
+        <w:trPr>
+          <w:tblHeader/>
+        </w:trPr>
+        <w:tc>
+          <w:tcPr>
+            <w:tcW w:type="dxa" w:w="3600"/>
+            <w:tcBorders>
+              <w:top w:val="single" w:color="BBBBBB" w:sz="1"/>
+              <w:left w:val="single" w:color="BBBBBB" w:sz="1"/>
+              <w:bottom w:val="single" w:color="BBBBBB" w:sz="1"/>
+              <w:right w:val="single" w:color="BBBBBB" w:sz="1"/>
+            </w:tcBorders>
+            <w:shd w:fill="1F3864" w:val="clear"/>
+            <w:tcMar>
+              <w:top w:type="dxa" w:w="80"/>
+              <w:left w:type="dxa" w:w="120"/>
+              <w:bottom w:type="dxa" w:w="80"/>
+              <w:right w:type="dxa" w:w="120"/>
+            </w:tcMar>
+          </w:tcPr>
+          <w:p>
+            <w:pPr>
+              <w:jc w:val="center"/>
+            </w:pPr>
+            <w:r>
+              <w:rPr>
+                <w:rFonts w:ascii="Arial" w:cs="Arial" w:eastAsia="Arial" w:hAnsi="Arial"/>
+                <w:b/>
+                <w:bCs/>
+                <w:color w:val="FFFFFF"/>
+                <w:sz w:val="20"/>
+                <w:szCs w:val="20"/>
+              </w:rPr>
+              <w:t xml:space="preserve">Metric</w:t>
+            </w:r>
+          </w:p>
+        </w:tc>
+        <w:tc>
+          <w:tcPr>
+            <w:tcW w:type="dxa" w:w="1800"/>
+            <w:tcBorders>
+              <w:top w:val="single" w:color="BBBBBB" w:sz="1"/>
+              <w:left w:val="single" w:color="BBBBBB" w:sz="1"/>
+              <w:bottom w:val="single" w:color="BBBBBB" w:sz="1"/>
+              <w:right w:val="single" w:color="BBBBBB" w:sz="1"/>
+            </w:tcBorders>
+            <w:shd w:fill="1F3864" w:val="clear"/>
+            <w:tcMar>
+              <w:top w:type="dxa" w:w="80"/>
+              <w:left w:type="dxa" w:w="120"/>
+              <w:bottom w:type="dxa" w:w="80"/>
+              <w:right w:type="dxa" w:w="120"/>
+            </w:tcMar>
+          </w:tcPr>
+          <w:p>
+            <w:pPr>
+              <w:jc w:val="center"/>
+            </w:pPr>
+            <w:r>
+              <w:rPr>
+                <w:rFonts w:ascii="Arial" w:cs="Arial" w:eastAsia="Arial" w:hAnsi="Arial"/>
+                <w:b/>
+                <w:bCs/>
+                <w:color w:val="FFFFFF"/>
+                <w:sz w:val="20"/>
+                <w:szCs w:val="20"/>
+              </w:rPr>
+              <w:t xml:space="preserve">BASELINE</w:t>
+            </w:r>
+          </w:p>
+        </w:tc>
+        <w:tc>
+          <w:tcPr>
+            <w:tcW w:type="dxa" w:w="1800"/>
+            <w:tcBorders>
+              <w:top w:val="single" w:color="BBBBBB" w:sz="1"/>
+              <w:left w:val="single" w:color="BBBBBB" w:sz="1"/>
+              <w:bottom w:val="single" w:color="BBBBBB" w:sz="1"/>
+              <w:right w:val="single" w:color="BBBBBB" w:sz="1"/>
+            </w:tcBorders>
+            <w:shd w:fill="1F3864" w:val="clear"/>
+            <w:tcMar>
+              <w:top w:type="dxa" w:w="80"/>
+              <w:left w:type="dxa" w:w="120"/>
+              <w:bottom w:type="dxa" w:w="80"/>
+              <w:right w:type="dxa" w:w="120"/>
+            </w:tcMar>
+          </w:tcPr>
+          <w:p>
+            <w:pPr>
+              <w:jc w:val="center"/>
+            </w:pPr>
+            <w:r>
+              <w:rPr>
+                <w:rFonts w:ascii="Arial" w:cs="Arial" w:eastAsia="Arial" w:hAnsi="Arial"/>
+                <w:b/>
+                <w:bCs/>
+                <w:color w:val="FFFFFF"/>
+                <w:sz w:val="20"/>
+                <w:szCs w:val="20"/>
+              </w:rPr>
+              <w:t xml:space="preserve">OPTIMIZED</w:t>
+            </w:r>
+          </w:p>
+        </w:tc>
+        <w:tc>
+          <w:tcPr>
+            <w:tcW w:type="dxa" w:w="2160"/>
+            <w:tcBorders>
+              <w:top w:val="single" w:color="BBBBBB" w:sz="1"/>
+              <w:left w:val="single" w:color="BBBBBB" w:sz="1"/>
+              <w:bottom w:val="single" w:color="BBBBBB" w:sz="1"/>
+              <w:right w:val="single" w:color="BBBBBB" w:sz="1"/>
+            </w:tcBorders>
+            <w:shd w:fill="1F3864" w:val="clear"/>
+            <w:tcMar>
+              <w:top w:type="dxa" w:w="80"/>
+              <w:left w:type="dxa" w:w="120"/>
+              <w:bottom w:type="dxa" w:w="80"/>
+              <w:right w:type="dxa" w:w="120"/>
+            </w:tcMar>
+          </w:tcPr>
+          <w:p>
+            <w:pPr>
+              <w:jc w:val="center"/>
+            </w:pPr>
+            <w:r>
+              <w:rPr>
+                <w:rFonts w:ascii="Arial" w:cs="Arial" w:eastAsia="Arial" w:hAnsi="Arial"/>
+                <w:b/>
+                <w:bCs/>
+                <w:color w:val="FFFFFF"/>
+                <w:sz w:val="20"/>
+                <w:szCs w:val="20"/>
+              </w:rPr>
+              <w:t xml:space="preserve">Winner</w:t>
+            </w:r>
+          </w:p>
+        </w:tc>
+      </w:tr>
+      <w:tr>
+        <w:tc>
+          <w:tcPr>
+            <w:tcW w:type="dxa" w:w="3600"/>
+            <w:tcBorders>
+              <w:top w:val="single" w:color="BBBBBB" w:sz="1"/>
+              <w:left w:val="single" w:color="BBBBBB" w:sz="1"/>
+              <w:bottom w:val="single" w:color="BBBBBB" w:sz="1"/>
+              <w:right w:val="single" w:color="BBBBBB" w:sz="1"/>
+            </w:tcBorders>
+            <w:shd w:fill="FFFFFF" w:val="clear"/>
+            <w:tcMar>
+              <w:top w:type="dxa" w:w="80"/>
+              <w:left w:type="dxa" w:w="120"/>
+              <w:bottom w:type="dxa" w:w="80"/>
+              <w:right w:type="dxa" w:w="120"/>
+            </w:tcMar>
+          </w:tcPr>
+          <w:p>
+            <w:pPr>
+              <w:jc w:val="left"/>
+            </w:pPr>
+            <w:r>
+              <w:rPr>
+                <w:rFonts w:ascii="Arial" w:cs="Arial" w:eastAsia="Arial" w:hAnsi="Arial"/>
+                <w:color w:val="404040"/>
+                <w:sz w:val="20"/>
+                <w:szCs w:val="20"/>
+              </w:rPr>
+              <w:t xml:space="preserve">Hallucination Rate (avg)</w:t>
+            </w:r>
+          </w:p>
+        </w:tc>
+        <w:tc>
+          <w:tcPr>
+            <w:tcW w:type="dxa" w:w="1800"/>
+            <w:tcBorders>
+              <w:top w:val="single" w:color="BBBBBB" w:sz="1"/>
+              <w:left w:val="single" w:color="BBBBBB" w:sz="1"/>
+              <w:bottom w:val="single" w:color="BBBBBB" w:sz="1"/>
+              <w:right w:val="single" w:color="BBBBBB" w:sz="1"/>
+            </w:tcBorders>
+            <w:shd w:fill="FFFFFF" w:val="clear"/>
+            <w:tcMar>
+              <w:top w:type="dxa" w:w="80"/>
+              <w:left w:type="dxa" w:w="120"/>
+              <w:bottom w:type="dxa" w:w="80"/>
+              <w:right w:type="dxa" w:w="120"/>
+            </w:tcMar>
+          </w:tcPr>
+          <w:p>
+            <w:pPr>
+              <w:jc w:val="left"/>
+            </w:pPr>
+            <w:r>
+              <w:rPr>
+                <w:rFonts w:ascii="Arial" w:cs="Arial" w:eastAsia="Arial" w:hAnsi="Arial"/>
+                <w:color w:val="404040"/>
+                <w:sz w:val="20"/>
+                <w:szCs w:val="20"/>
+              </w:rPr>
+              <w:t xml:space="preserve">100.0%</w:t>
+            </w:r>
+          </w:p>
+        </w:tc>
+        <w:tc>
+          <w:tcPr>
+            <w:tcW w:type="dxa" w:w="1800"/>
+            <w:tcBorders>
+              <w:top w:val="single" w:color="BBBBBB" w:sz="1"/>
+              <w:left w:val="single" w:color="BBBBBB" w:sz="1"/>
+              <w:bottom w:val="single" w:color="BBBBBB" w:sz="1"/>
+              <w:right w:val="single" w:color="BBBBBB" w:sz="1"/>
+            </w:tcBorders>
+            <w:shd w:fill="FFFFFF" w:val="clear"/>
+            <w:tcMar>
+              <w:top w:type="dxa" w:w="80"/>
+              <w:left w:type="dxa" w:w="120"/>
+              <w:bottom w:type="dxa" w:w="80"/>
+              <w:right w:type="dxa" w:w="120"/>
+            </w:tcMar>
+          </w:tcPr>
+          <w:p>
+            <w:pPr>
+              <w:jc w:val="left"/>
+            </w:pPr>
+            <w:r>
+              <w:rPr>
+                <w:rFonts w:ascii="Arial" w:cs="Arial" w:eastAsia="Arial" w:hAnsi="Arial"/>
+                <w:color w:val="404040"/>
+                <w:sz w:val="20"/>
+                <w:szCs w:val="20"/>
+              </w:rPr>
+              <w:t xml:space="preserve">100.0%</w:t>
+            </w:r>
+          </w:p>
+        </w:tc>
+        <w:tc>
+          <w:tcPr>
+            <w:tcW w:type="dxa" w:w="2160"/>
+            <w:tcBorders>
+              <w:top w:val="single" w:color="BBBBBB" w:sz="1"/>
+              <w:left w:val="single" w:color="BBBBBB" w:sz="1"/>
+              <w:bottom w:val="single" w:color="BBBBBB" w:sz="1"/>
+              <w:right w:val="single" w:color="BBBBBB" w:sz="1"/>
+            </w:tcBorders>
+            <w:shd w:fill="FFFFFF" w:val="clear"/>
+            <w:tcMar>
+              <w:top w:type="dxa" w:w="80"/>
+              <w:left w:type="dxa" w:w="120"/>
+              <w:bottom w:type="dxa" w:w="80"/>
+              <w:right w:type="dxa" w:w="120"/>
+            </w:tcMar>
+          </w:tcPr>
+          <w:p>
+            <w:pPr>
+              <w:jc w:val="left"/>
+            </w:pPr>
+            <w:r>
+              <w:rPr>
+                <w:rFonts w:ascii="Arial" w:cs="Arial" w:eastAsia="Arial" w:hAnsi="Arial"/>
+                <w:color w:val="404040"/>
+                <w:sz w:val="20"/>
+                <w:szCs w:val="20"/>
+              </w:rPr>
+              <w:t xml:space="preserve">TIE</w:t>
+            </w:r>
+          </w:p>
+        </w:tc>
+      </w:tr>
+      <w:tr>
+        <w:tc>
+          <w:tcPr>
+            <w:tcW w:type="dxa" w:w="3600"/>
+            <w:tcBorders>
+              <w:top w:val="single" w:color="BBBBBB" w:sz="1"/>
+              <w:left w:val="single" w:color="BBBBBB" w:sz="1"/>
+              <w:bottom w:val="single" w:color="BBBBBB" w:sz="1"/>
+              <w:right w:val="single" w:color="BBBBBB" w:sz="1"/>
+            </w:tcBorders>
+            <w:shd w:fill="F2F2F2" w:val="clear"/>
+            <w:tcMar>
+              <w:top w:type="dxa" w:w="80"/>
+              <w:left w:type="dxa" w:w="120"/>
+              <w:bottom w:type="dxa" w:w="80"/>
+              <w:right w:type="dxa" w:w="120"/>
+            </w:tcMar>
+          </w:tcPr>
+          <w:p>
+            <w:pPr>
+              <w:jc w:val="left"/>
+            </w:pPr>
+            <w:r>
+              <w:rPr>
+                <w:rFonts w:ascii="Arial" w:cs="Arial" w:eastAsia="Arial" w:hAnsi="Arial"/>
+                <w:color w:val="404040"/>
+                <w:sz w:val="20"/>
+                <w:szCs w:val="20"/>
+              </w:rPr>
+              <w:t xml:space="preserve">Faithfulness Score (avg)</w:t>
+            </w:r>
+          </w:p>
+        </w:tc>
+        <w:tc>
+          <w:tcPr>
+            <w:tcW w:type="dxa" w:w="1800"/>
+            <w:tcBorders>
+              <w:top w:val="single" w:color="BBBBBB" w:sz="1"/>
+              <w:left w:val="single" w:color="BBBBBB" w:sz="1"/>
+              <w:bottom w:val="single" w:color="BBBBBB" w:sz="1"/>
+              <w:right w:val="single" w:color="BBBBBB" w:sz="1"/>
+            </w:tcBorders>
+            <w:shd w:fill="F2F2F2" w:val="clear"/>
+            <w:tcMar>
+              <w:top w:type="dxa" w:w="80"/>
+              <w:left w:type="dxa" w:w="120"/>
+              <w:bottom w:type="dxa" w:w="80"/>
+              <w:right w:type="dxa" w:w="120"/>
+            </w:tcMar>
+          </w:tcPr>
+          <w:p>
+            <w:pPr>
+              <w:jc w:val="left"/>
+            </w:pPr>
+            <w:r>
+              <w:rPr>
+                <w:rFonts w:ascii="Arial" w:cs="Arial" w:eastAsia="Arial" w:hAnsi="Arial"/>
+                <w:color w:val="404040"/>
+                <w:sz w:val="20"/>
+                <w:szCs w:val="20"/>
+              </w:rPr>
+              <w:t xml:space="preserve">  0.0%</w:t>
+            </w:r>
+          </w:p>
+        </w:tc>
+        <w:tc>
+          <w:tcPr>
+            <w:tcW w:type="dxa" w:w="1800"/>
+            <w:tcBorders>
+              <w:top w:val="single" w:color="BBBBBB" w:sz="1"/>
+              <w:left w:val="single" w:color="BBBBBB" w:sz="1"/>
+              <w:bottom w:val="single" w:color="BBBBBB" w:sz="1"/>
+              <w:right w:val="single" w:color="BBBBBB" w:sz="1"/>
+            </w:tcBorders>
+            <w:shd w:fill="F2F2F2" w:val="clear"/>
+            <w:tcMar>
+              <w:top w:type="dxa" w:w="80"/>
+              <w:left w:type="dxa" w:w="120"/>
+              <w:bottom w:type="dxa" w:w="80"/>
+              <w:right w:type="dxa" w:w="120"/>
+            </w:tcMar>
+          </w:tcPr>
+          <w:p>
+            <w:pPr>
+              <w:jc w:val="left"/>
+            </w:pPr>
+            <w:r>
+              <w:rPr>
+                <w:rFonts w:ascii="Arial" w:cs="Arial" w:eastAsia="Arial" w:hAnsi="Arial"/>
+                <w:color w:val="404040"/>
+                <w:sz w:val="20"/>
+                <w:szCs w:val="20"/>
+              </w:rPr>
+              <w:t xml:space="preserve">0.0%</w:t>
+            </w:r>
+          </w:p>
+        </w:tc>
+        <w:tc>
+          <w:tcPr>
+            <w:tcW w:type="dxa" w:w="2160"/>
+            <w:tcBorders>
+              <w:top w:val="single" w:color="BBBBBB" w:sz="1"/>
+              <w:left w:val="single" w:color="BBBBBB" w:sz="1"/>
+              <w:bottom w:val="single" w:color="BBBBBB" w:sz="1"/>
+              <w:right w:val="single" w:color="BBBBBB" w:sz="1"/>
+            </w:tcBorders>
+            <w:shd w:fill="F2F2F2" w:val="clear"/>
+            <w:tcMar>
+              <w:top w:type="dxa" w:w="80"/>
+              <w:left w:type="dxa" w:w="120"/>
+              <w:bottom w:type="dxa" w:w="80"/>
+              <w:right w:type="dxa" w:w="120"/>
+            </w:tcMar>
+          </w:tcPr>
+          <w:p>
+            <w:pPr>
+              <w:jc w:val="left"/>
+            </w:pPr>
+            <w:r>
+              <w:rPr>
+                <w:rFonts w:ascii="Arial" w:cs="Arial" w:eastAsia="Arial" w:hAnsi="Arial"/>
+                <w:color w:val="404040"/>
+                <w:sz w:val="20"/>
+                <w:szCs w:val="20"/>
+              </w:rPr>
+              <w:t xml:space="preserve">TIE</w:t>
+            </w:r>
+          </w:p>
+        </w:tc>
+      </w:tr>
+      <w:tr>
+        <w:tc>
+          <w:tcPr>
+            <w:tcW w:type="dxa" w:w="3600"/>
+            <w:tcBorders>
+              <w:top w:val="single" w:color="BBBBBB" w:sz="1"/>
+              <w:left w:val="single" w:color="BBBBBB" w:sz="1"/>
+              <w:bottom w:val="single" w:color="BBBBBB" w:sz="1"/>
+              <w:right w:val="single" w:color="BBBBBB" w:sz="1"/>
+            </w:tcBorders>
+            <w:shd w:fill="FFFFFF" w:val="clear"/>
+            <w:tcMar>
+              <w:top w:type="dxa" w:w="80"/>
+              <w:left w:type="dxa" w:w="120"/>
+              <w:bottom w:type="dxa" w:w="80"/>
+              <w:right w:type="dxa" w:w="120"/>
+            </w:tcMar>
+          </w:tcPr>
+          <w:p>
+            <w:pPr>
+              <w:jc w:val="left"/>
+            </w:pPr>
+            <w:r>
+              <w:rPr>
+                <w:rFonts w:ascii="Arial" w:cs="Arial" w:eastAsia="Arial" w:hAnsi="Arial"/>
+                <w:color w:val="404040"/>
+                <w:sz w:val="20"/>
+                <w:szCs w:val="20"/>
+              </w:rPr>
+              <w:t xml:space="preserve">Grounded Responses</w:t>
+            </w:r>
+          </w:p>
+        </w:tc>
+        <w:tc>
+          <w:tcPr>
+            <w:tcW w:type="dxa" w:w="1800"/>
+            <w:tcBorders>
+              <w:top w:val="single" w:color="BBBBBB" w:sz="1"/>
+              <w:left w:val="single" w:color="BBBBBB" w:sz="1"/>
+              <w:bottom w:val="single" w:color="BBBBBB" w:sz="1"/>
+              <w:right w:val="single" w:color="BBBBBB" w:sz="1"/>
+            </w:tcBorders>
+            <w:shd w:fill="FFFFFF" w:val="clear"/>
+            <w:tcMar>
+              <w:top w:type="dxa" w:w="80"/>
+              <w:left w:type="dxa" w:w="120"/>
+              <w:bottom w:type="dxa" w:w="80"/>
+              <w:right w:type="dxa" w:w="120"/>
+            </w:tcMar>
+          </w:tcPr>
+          <w:p>
+            <w:pPr>
+              <w:jc w:val="left"/>
+            </w:pPr>
+            <w:r>
+              <w:rPr>
+                <w:rFonts w:ascii="Arial" w:cs="Arial" w:eastAsia="Arial" w:hAnsi="Arial"/>
+                <w:color w:val="404040"/>
+                <w:sz w:val="20"/>
+                <w:szCs w:val="20"/>
+              </w:rPr>
+              <w:t xml:space="preserve">100.0%</w:t>
+            </w:r>
+          </w:p>
+        </w:tc>
+        <w:tc>
+          <w:tcPr>
+            <w:tcW w:type="dxa" w:w="1800"/>
+            <w:tcBorders>
+              <w:top w:val="single" w:color="BBBBBB" w:sz="1"/>
+              <w:left w:val="single" w:color="BBBBBB" w:sz="1"/>
+              <w:bottom w:val="single" w:color="BBBBBB" w:sz="1"/>
+              <w:right w:val="single" w:color="BBBBBB" w:sz="1"/>
+            </w:tcBorders>
+            <w:shd w:fill="FFFFFF" w:val="clear"/>
+            <w:tcMar>
+              <w:top w:type="dxa" w:w="80"/>
+              <w:left w:type="dxa" w:w="120"/>
+              <w:bottom w:type="dxa" w:w="80"/>
+              <w:right w:type="dxa" w:w="120"/>
+            </w:tcMar>
+          </w:tcPr>
+          <w:p>
+            <w:pPr>
+              <w:jc w:val="left"/>
+            </w:pPr>
+            <w:r>
+              <w:rPr>
+                <w:rFonts w:ascii="Arial" w:cs="Arial" w:eastAsia="Arial" w:hAnsi="Arial"/>
+                <w:color w:val="404040"/>
+                <w:sz w:val="20"/>
+                <w:szCs w:val="20"/>
+              </w:rPr>
+              <w:t xml:space="preserve">100.0%</w:t>
+            </w:r>
+          </w:p>
+        </w:tc>
+        <w:tc>
+          <w:tcPr>
+            <w:tcW w:type="dxa" w:w="2160"/>
+            <w:tcBorders>
+              <w:top w:val="single" w:color="BBBBBB" w:sz="1"/>
+              <w:left w:val="single" w:color="BBBBBB" w:sz="1"/>
+              <w:bottom w:val="single" w:color="BBBBBB" w:sz="1"/>
+              <w:right w:val="single" w:color="BBBBBB" w:sz="1"/>
+            </w:tcBorders>
+            <w:shd w:fill="FFFFFF" w:val="clear"/>
+            <w:tcMar>
+              <w:top w:type="dxa" w:w="80"/>
+              <w:left w:type="dxa" w:w="120"/>
+              <w:bottom w:type="dxa" w:w="80"/>
+              <w:right w:type="dxa" w:w="120"/>
+            </w:tcMar>
+          </w:tcPr>
+          <w:p>
+            <w:pPr>
+              <w:jc w:val="left"/>
+            </w:pPr>
+            <w:r>
+              <w:rPr>
+                <w:rFonts w:ascii="Arial" w:cs="Arial" w:eastAsia="Arial" w:hAnsi="Arial"/>
+                <w:color w:val="404040"/>
+                <w:sz w:val="20"/>
+                <w:szCs w:val="20"/>
+              </w:rPr>
+              <w:t xml:space="preserve">TIE</w:t>
+            </w:r>
+          </w:p>
+        </w:tc>
+      </w:tr>
+      <w:tr>
+        <w:tc>
+          <w:tcPr>
+            <w:tcW w:type="dxa" w:w="3600"/>
+            <w:tcBorders>
+              <w:top w:val="single" w:color="BBBBBB" w:sz="1"/>
+              <w:left w:val="single" w:color="BBBBBB" w:sz="1"/>
+              <w:bottom w:val="single" w:color="BBBBBB" w:sz="1"/>
+              <w:right w:val="single" w:color="BBBBBB" w:sz="1"/>
+            </w:tcBorders>
+            <w:shd w:fill="F2F2F2" w:val="clear"/>
+            <w:tcMar>
+              <w:top w:type="dxa" w:w="80"/>
+              <w:left w:type="dxa" w:w="120"/>
+              <w:bottom w:type="dxa" w:w="80"/>
+              <w:right w:type="dxa" w:w="120"/>
+            </w:tcMar>
+          </w:tcPr>
+          <w:p>
+            <w:pPr>
+              <w:jc w:val="left"/>
+            </w:pPr>
+            <w:r>
+              <w:rPr>
+                <w:rFonts w:ascii="Arial" w:cs="Arial" w:eastAsia="Arial" w:hAnsi="Arial"/>
+                <w:color w:val="404040"/>
+                <w:sz w:val="20"/>
+                <w:szCs w:val="20"/>
+              </w:rPr>
+              <w:t xml:space="preserve">Blocked (hallucin. guard)</w:t>
+            </w:r>
+          </w:p>
+        </w:tc>
+        <w:tc>
+          <w:tcPr>
+            <w:tcW w:type="dxa" w:w="1800"/>
+            <w:tcBorders>
+              <w:top w:val="single" w:color="BBBBBB" w:sz="1"/>
+              <w:left w:val="single" w:color="BBBBBB" w:sz="1"/>
+              <w:bottom w:val="single" w:color="BBBBBB" w:sz="1"/>
+              <w:right w:val="single" w:color="BBBBBB" w:sz="1"/>
+            </w:tcBorders>
+            <w:shd w:fill="F2F2F2" w:val="clear"/>
+            <w:tcMar>
+              <w:top w:type="dxa" w:w="80"/>
+              <w:left w:type="dxa" w:w="120"/>
+              <w:bottom w:type="dxa" w:w="80"/>
+              <w:right w:type="dxa" w:w="120"/>
+            </w:tcMar>
+          </w:tcPr>
+          <w:p>
+            <w:pPr>
+              <w:jc w:val="left"/>
+            </w:pPr>
+            <w:r>
+              <w:rPr>
+                <w:rFonts w:ascii="Arial" w:cs="Arial" w:eastAsia="Arial" w:hAnsi="Arial"/>
+                <w:color w:val="404040"/>
+                <w:sz w:val="20"/>
+                <w:szCs w:val="20"/>
+              </w:rPr>
+              <w:t xml:space="preserve">  0.0%</w:t>
+            </w:r>
+          </w:p>
+        </w:tc>
+        <w:tc>
+          <w:tcPr>
+            <w:tcW w:type="dxa" w:w="1800"/>
+            <w:tcBorders>
+              <w:top w:val="single" w:color="BBBBBB" w:sz="1"/>
+              <w:left w:val="single" w:color="BBBBBB" w:sz="1"/>
+              <w:bottom w:val="single" w:color="BBBBBB" w:sz="1"/>
+              <w:right w:val="single" w:color="BBBBBB" w:sz="1"/>
+            </w:tcBorders>
+            <w:shd w:fill="F2F2F2" w:val="clear"/>
+            <w:tcMar>
+              <w:top w:type="dxa" w:w="80"/>
+              <w:left w:type="dxa" w:w="120"/>
+              <w:bottom w:type="dxa" w:w="80"/>
+              <w:right w:type="dxa" w:w="120"/>
+            </w:tcMar>
+          </w:tcPr>
+          <w:p>
+            <w:pPr>
+              <w:jc w:val="left"/>
+            </w:pPr>
+            <w:r>
+              <w:rPr>
+                <w:rFonts w:ascii="Arial" w:cs="Arial" w:eastAsia="Arial" w:hAnsi="Arial"/>
+                <w:color w:val="404040"/>
+                <w:sz w:val="20"/>
+                <w:szCs w:val="20"/>
+              </w:rPr>
+              <w:t xml:space="preserve">0.0%</w:t>
+            </w:r>
+          </w:p>
+        </w:tc>
+        <w:tc>
+          <w:tcPr>
+            <w:tcW w:type="dxa" w:w="2160"/>
+            <w:tcBorders>
+              <w:top w:val="single" w:color="BBBBBB" w:sz="1"/>
+              <w:left w:val="single" w:color="BBBBBB" w:sz="1"/>
+              <w:bottom w:val="single" w:color="BBBBBB" w:sz="1"/>
+              <w:right w:val="single" w:color="BBBBBB" w:sz="1"/>
+            </w:tcBorders>
+            <w:shd w:fill="F2F2F2" w:val="clear"/>
+            <w:tcMar>
+              <w:top w:type="dxa" w:w="80"/>
+              <w:left w:type="dxa" w:w="120"/>
+              <w:bottom w:type="dxa" w:w="80"/>
+              <w:right w:type="dxa" w:w="120"/>
+            </w:tcMar>
+          </w:tcPr>
+          <w:p>
+            <w:pPr>
+              <w:jc w:val="left"/>
+            </w:pPr>
+            <w:r>
+              <w:rPr>
+                <w:rFonts w:ascii="Arial" w:cs="Arial" w:eastAsia="Arial" w:hAnsi="Arial"/>
+                <w:color w:val="404040"/>
+                <w:sz w:val="20"/>
+                <w:szCs w:val="20"/>
+              </w:rPr>
+              <w:t xml:space="preserve">TIE</w:t>
+            </w:r>
+          </w:p>
+        </w:tc>
+      </w:tr>
+      <w:tr>
+        <w:tc>
+          <w:tcPr>
+            <w:tcW w:type="dxa" w:w="3600"/>
+            <w:tcBorders>
+              <w:top w:val="single" w:color="BBBBBB" w:sz="1"/>
+              <w:left w:val="single" w:color="BBBBBB" w:sz="1"/>
+              <w:bottom w:val="single" w:color="BBBBBB" w:sz="1"/>
+              <w:right w:val="single" w:color="BBBBBB" w:sz="1"/>
+            </w:tcBorders>
+            <w:shd w:fill="FFFFFF" w:val="clear"/>
+            <w:tcMar>
+              <w:top w:type="dxa" w:w="80"/>
+              <w:left w:type="dxa" w:w="120"/>
+              <w:bottom w:type="dxa" w:w="80"/>
+              <w:right w:type="dxa" w:w="120"/>
+            </w:tcMar>
+          </w:tcPr>
+          <w:p>
+            <w:pPr>
+              <w:jc w:val="left"/>
+            </w:pPr>
+            <w:r>
+              <w:rPr>
+                <w:rFonts w:ascii="Arial" w:cs="Arial" w:eastAsia="Arial" w:hAnsi="Arial"/>
+                <w:color w:val="404040"/>
+                <w:sz w:val="20"/>
+                <w:szCs w:val="20"/>
+              </w:rPr>
+              <w:t xml:space="preserve">Avg Latency (s)</w:t>
+            </w:r>
+          </w:p>
+        </w:tc>
+        <w:tc>
+          <w:tcPr>
+            <w:tcW w:type="dxa" w:w="1800"/>
+            <w:tcBorders>
+              <w:top w:val="single" w:color="BBBBBB" w:sz="1"/>
+              <w:left w:val="single" w:color="BBBBBB" w:sz="1"/>
+              <w:bottom w:val="single" w:color="BBBBBB" w:sz="1"/>
+              <w:right w:val="single" w:color="BBBBBB" w:sz="1"/>
+            </w:tcBorders>
+            <w:shd w:fill="FFFFFF" w:val="clear"/>
+            <w:tcMar>
+              <w:top w:type="dxa" w:w="80"/>
+              <w:left w:type="dxa" w:w="120"/>
+              <w:bottom w:type="dxa" w:w="80"/>
+              <w:right w:type="dxa" w:w="120"/>
+            </w:tcMar>
+          </w:tcPr>
+          <w:p>
+            <w:pPr>
+              <w:jc w:val="left"/>
+            </w:pPr>
+            <w:r>
+              <w:rPr>
+                <w:rFonts w:ascii="Arial" w:cs="Arial" w:eastAsia="Arial" w:hAnsi="Arial"/>
+                <w:color w:val="404040"/>
+                <w:sz w:val="20"/>
+                <w:szCs w:val="20"/>
+              </w:rPr>
+              <w:t xml:space="preserve"> 11.37</w:t>
+            </w:r>
+          </w:p>
+        </w:tc>
+        <w:tc>
+          <w:tcPr>
+            <w:tcW w:type="dxa" w:w="1800"/>
+            <w:tcBorders>
+              <w:top w:val="single" w:color="BBBBBB" w:sz="1"/>
+              <w:left w:val="single" w:color="BBBBBB" w:sz="1"/>
+              <w:bottom w:val="single" w:color="BBBBBB" w:sz="1"/>
+              <w:right w:val="single" w:color="BBBBBB" w:sz="1"/>
+            </w:tcBorders>
+            <w:shd w:fill="FFFFFF" w:val="clear"/>
+            <w:tcMar>
+              <w:top w:type="dxa" w:w="80"/>
+              <w:left w:type="dxa" w:w="120"/>
+              <w:bottom w:type="dxa" w:w="80"/>
+              <w:right w:type="dxa" w:w="120"/>
+            </w:tcMar>
+          </w:tcPr>
+          <w:p>
+            <w:pPr>
+              <w:jc w:val="left"/>
+            </w:pPr>
+            <w:r>
+              <w:rPr>
+                <w:rFonts w:ascii="Arial" w:cs="Arial" w:eastAsia="Arial" w:hAnsi="Arial"/>
+                <w:color w:val="404040"/>
+                <w:sz w:val="20"/>
+                <w:szCs w:val="20"/>
+              </w:rPr>
+              <w:t xml:space="preserve"> 6.73</w:t>
+            </w:r>
+          </w:p>
+        </w:tc>
+        <w:tc>
+          <w:tcPr>
+            <w:tcW w:type="dxa" w:w="2160"/>
+            <w:tcBorders>
+              <w:top w:val="single" w:color="BBBBBB" w:sz="1"/>
+              <w:left w:val="single" w:color="BBBBBB" w:sz="1"/>
+              <w:bottom w:val="single" w:color="BBBBBB" w:sz="1"/>
+              <w:right w:val="single" w:color="BBBBBB" w:sz="1"/>
+            </w:tcBorders>
+            <w:shd w:fill="FFFFFF" w:val="clear"/>
+            <w:tcMar>
+              <w:top w:type="dxa" w:w="80"/>
+              <w:left w:type="dxa" w:w="120"/>
+              <w:bottom w:type="dxa" w:w="80"/>
+              <w:right w:type="dxa" w:w="120"/>
+            </w:tcMar>
+          </w:tcPr>
+          <w:p>
+            <w:pPr>
+              <w:jc w:val="left"/>
+            </w:pPr>
+            <w:r>
+              <w:rPr>
+                <w:rFonts w:ascii="Arial" w:cs="Arial" w:eastAsia="Arial" w:hAnsi="Arial"/>
+                <w:color w:val="404040"/>
+                <w:sz w:val="20"/>
+                <w:szCs w:val="20"/>
+              </w:rPr>
+              <w:t xml:space="preserve">OPTIMIZED</w:t>
+            </w:r>
+          </w:p>
+        </w:tc>
+      </w:tr>
+    </w:tbl>
+    <w:p>
+      <w:pPr>
+        <w:spacing w:before="0" w:after="0"/>
+      </w:pPr>
+      <w:r>
+        <w:t xml:space="preserve"/>
+      </w:r>
+    </w:p>
+    <w:p>
+      <w:pPr>
+        <w:spacing w:before="80" w:after="100"/>
+        <w:jc w:val="both"/>
+      </w:pPr>
+      <w:r>
+        <w:rPr>
+          <w:rFonts w:ascii="Arial" w:cs="Arial" w:eastAsia="Arial" w:hAnsi="Arial"/>
+          <w:i w:val="false"/>
+          <w:iCs w:val="false"/>
+          <w:color w:val="404040"/>
+          <w:sz w:val="22"/>
+          <w:szCs w:val="22"/>
+        </w:rPr>
+        <w:t xml:space="preserve">All metrics were identical except latency. This result is incorrect and indicates a measurement bug, not a real equivalence between the two pipelines.</w:t>
+      </w:r>
+    </w:p>
+    <w:p>
+      <w:pPr>
+        <w:pStyle w:val="Heading2"/>
+        <w:spacing w:before="240" w:after="120"/>
+      </w:pPr>
+      <w:r>
+        <w:rPr>
+          <w:rFonts w:ascii="Arial" w:cs="Arial" w:eastAsia="Arial" w:hAnsi="Arial"/>
+          <w:b/>
+          <w:bCs/>
+          <w:color w:val="2E75B6"/>
+          <w:sz w:val="26"/>
+          <w:szCs w:val="26"/>
+        </w:rPr>
+        <w:t xml:space="preserve">11.2 Root Cause Analysis</w:t>
+      </w:r>
+    </w:p>
+    <w:p>
+      <w:pPr>
+        <w:spacing w:before="80" w:after="100"/>
+        <w:jc w:val="both"/>
+      </w:pPr>
+      <w:r>
+        <w:rPr>
+          <w:rFonts w:ascii="Arial" w:cs="Arial" w:eastAsia="Arial" w:hAnsi="Arial"/>
+          <w:i w:val="false"/>
+          <w:iCs w:val="false"/>
+          <w:color w:val="404040"/>
+          <w:sz w:val="22"/>
+          <w:szCs w:val="22"/>
+        </w:rPr>
+        <w:t xml:space="preserve">Three independent causes combined to produce the misleading output.</w:t>
+      </w:r>
+    </w:p>
+    <w:p>
+      <w:pPr>
+        <w:pStyle w:val="Heading3"/>
+        <w:spacing w:before="180" w:after="80"/>
+      </w:pPr>
+      <w:r>
+        <w:rPr>
+          <w:rFonts w:ascii="Arial" w:cs="Arial" w:eastAsia="Arial" w:hAnsi="Arial"/>
+          <w:b/>
+          <w:bCs/>
+          <w:color w:val="595959"/>
+          <w:sz w:val="22"/>
+          <w:szCs w:val="22"/>
+        </w:rPr>
+        <w:t xml:space="preserve">11.2.1 Cause 1 — Baseline intentionally evaluates against empty docs</w:t>
+      </w:r>
+    </w:p>
+    <w:p>
+      <w:pPr>
+        <w:spacing w:before="80" w:after="100"/>
+        <w:jc w:val="both"/>
+      </w:pPr>
+      <w:r>
+        <w:rPr>
+          <w:rFonts w:ascii="Arial" w:cs="Arial" w:eastAsia="Arial" w:hAnsi="Arial"/>
+          <w:i w:val="false"/>
+          <w:iCs w:val="false"/>
+          <w:color w:val="404040"/>
+          <w:sz w:val="22"/>
+          <w:szCs w:val="22"/>
+        </w:rPr>
+        <w:t xml:space="preserve">In run_baseline(), the hallucination evaluator is called with an empty document list by design, since the baseline pipeline performs no retrieval:</w:t>
+      </w:r>
+    </w:p>
+    <w:p>
+      <w:pPr>
+        <w:shd w:fill="EEF3F8" w:val="clear"/>
+        <w:spacing w:before="40" w:after="40"/>
+        <w:ind w:left="360"/>
+      </w:pPr>
+      <w:r>
+        <w:rPr>
+          <w:rFonts w:ascii="Courier New" w:cs="Courier New" w:eastAsia="Courier New" w:hAnsi="Courier New"/>
+          <w:color w:val="1F3864"/>
+          <w:sz w:val="18"/>
+          <w:szCs w:val="18"/>
+        </w:rPr>
+        <w:t xml:space="preserve">metrics = evaluator.evaluate(answer, [])   # no docs — intentional</w:t>
+      </w:r>
+    </w:p>
+    <w:p>
+      <w:pPr>
+        <w:spacing w:before="80" w:after="100"/>
+        <w:jc w:val="both"/>
+      </w:pPr>
+      <w:r>
+        <w:rPr>
+          <w:rFonts w:ascii="Arial" w:cs="Arial" w:eastAsia="Arial" w:hAnsi="Arial"/>
+          <w:i w:val="false"/>
+          <w:iCs w:val="false"/>
+          <w:color w:val="404040"/>
+          <w:sz w:val="22"/>
+          <w:szCs w:val="22"/>
+        </w:rPr>
+        <w:t xml:space="preserve">The HallucinationEvaluator.evaluate() method has an explicit early return for this case:</w:t>
+      </w:r>
+    </w:p>
+    <w:p>
+      <w:pPr>
+        <w:shd w:fill="EEF3F8" w:val="clear"/>
+        <w:spacing w:before="40" w:after="40"/>
+        <w:ind w:left="360"/>
+      </w:pPr>
+      <w:r>
+        <w:rPr>
+          <w:rFonts w:ascii="Courier New" w:cs="Courier New" w:eastAsia="Courier New" w:hAnsi="Courier New"/>
+          <w:color w:val="1F3864"/>
+          <w:sz w:val="18"/>
+          <w:szCs w:val="18"/>
+        </w:rPr>
+        <w:t xml:space="preserve">if not retrieved_docs:</w:t>
+      </w:r>
+    </w:p>
+    <w:p>
+      <w:pPr>
+        <w:shd w:fill="EEF3F8" w:val="clear"/>
+        <w:spacing w:before="40" w:after="40"/>
+        <w:ind w:left="360"/>
+      </w:pPr>
+      <w:r>
+        <w:rPr>
+          <w:rFonts w:ascii="Courier New" w:cs="Courier New" w:eastAsia="Courier New" w:hAnsi="Courier New"/>
+          <w:color w:val="1F3864"/>
+          <w:sz w:val="18"/>
+          <w:szCs w:val="18"/>
+        </w:rPr>
+        <w:t xml:space="preserve">    return { hallucination_rate: 1.0, faithfulness_score: 0.0 }</w:t>
+      </w:r>
+    </w:p>
+    <w:p>
+      <w:pPr>
+        <w:spacing w:before="80" w:after="100"/>
+        <w:jc w:val="both"/>
+      </w:pPr>
+      <w:r>
+        <w:rPr>
+          <w:rFonts w:ascii="Arial" w:cs="Arial" w:eastAsia="Arial" w:hAnsi="Arial"/>
+          <w:i w:val="false"/>
+          <w:iCs w:val="false"/>
+          <w:color w:val="404040"/>
+          <w:sz w:val="22"/>
+          <w:szCs w:val="22"/>
+        </w:rPr>
+        <w:t xml:space="preserve">This is correct behaviour. The baseline LLM generates answers from training memory with no grounding evidence, so 100% hallucination is the accurate characterisation.</w:t>
+      </w:r>
+    </w:p>
+    <w:p>
+      <w:pPr>
+        <w:pStyle w:val="Heading3"/>
+        <w:spacing w:before="180" w:after="80"/>
+      </w:pPr>
+      <w:r>
+        <w:rPr>
+          <w:rFonts w:ascii="Arial" w:cs="Arial" w:eastAsia="Arial" w:hAnsi="Arial"/>
+          <w:b/>
+          <w:bCs/>
+          <w:color w:val="595959"/>
+          <w:sz w:val="22"/>
+          <w:szCs w:val="22"/>
+        </w:rPr>
+        <w:t xml:space="preserve">11.2.2 Cause 2 — API mode discards retrieved documents (bug)</w:t>
+      </w:r>
+    </w:p>
+    <w:p>
+      <w:pPr>
+        <w:spacing w:before="80" w:after="100"/>
+        <w:jc w:val="both"/>
+      </w:pPr>
+      <w:r>
+        <w:rPr>
+          <w:rFonts w:ascii="Arial" w:cs="Arial" w:eastAsia="Arial" w:hAnsi="Arial"/>
+          <w:i w:val="false"/>
+          <w:iCs w:val="false"/>
+          <w:color w:val="404040"/>
+          <w:sz w:val="22"/>
+          <w:szCs w:val="22"/>
+        </w:rPr>
+        <w:t xml:space="preserve">In run_via_api(), the benchmark posts to the /analyze endpoint and receives a grounded answer. However, the evaluation was then performed against an empty document list:</w:t>
+      </w:r>
+    </w:p>
+    <w:p>
+      <w:pPr>
+        <w:shd w:fill="EEF3F8" w:val="clear"/>
+        <w:spacing w:before="40" w:after="40"/>
+        <w:ind w:left="360"/>
+      </w:pPr>
+      <w:r>
+        <w:rPr>
+          <w:rFonts w:ascii="Courier New" w:cs="Courier New" w:eastAsia="Courier New" w:hAnsi="Courier New"/>
+          <w:color w:val="1F3864"/>
+          <w:sz w:val="18"/>
+          <w:szCs w:val="18"/>
+        </w:rPr>
+        <w:t xml:space="preserve">metrics = evaluator.evaluate(answer, [])   # ← bug: docs always empty</w:t>
+      </w:r>
+    </w:p>
+    <w:p>
+      <w:pPr>
+        <w:spacing w:before="80" w:after="100"/>
+        <w:jc w:val="both"/>
+      </w:pPr>
+      <w:r>
+        <w:rPr>
+          <w:rFonts w:ascii="Arial" w:cs="Arial" w:eastAsia="Arial" w:hAnsi="Arial"/>
+          <w:i w:val="false"/>
+          <w:iCs w:val="false"/>
+          <w:color w:val="404040"/>
+          <w:sz w:val="22"/>
+          <w:szCs w:val="22"/>
+        </w:rPr>
+        <w:t xml:space="preserve">The API response does not return the raw retrieved documents — it returns only the assembled answer. Because the evaluator received no reference documents, it applied the same early-return logic as the baseline, reporting 100% hallucination even for a fully grounded OPTIMIZED response. This made OPTIMIZED appear identical to BASELINE, completely defeating the purpose of the benchmark.</w:t>
+      </w:r>
+    </w:p>
+    <w:p>
+      <w:pPr>
+        <w:pStyle w:val="Heading3"/>
+        <w:spacing w:before="180" w:after="80"/>
+      </w:pPr>
+      <w:r>
+        <w:rPr>
+          <w:rFonts w:ascii="Arial" w:cs="Arial" w:eastAsia="Arial" w:hAnsi="Arial"/>
+          <w:b/>
+          <w:bCs/>
+          <w:color w:val="595959"/>
+          <w:sz w:val="22"/>
+          <w:szCs w:val="22"/>
+        </w:rPr>
+        <w:t xml:space="preserve">11.2.3 Cause 3 — In-process mode cannot reach MCP servers</w:t>
+      </w:r>
+    </w:p>
+    <w:p>
+      <w:pPr>
+        <w:spacing w:before="80" w:after="100"/>
+        <w:jc w:val="both"/>
+      </w:pPr>
+      <w:r>
+        <w:rPr>
+          <w:rFonts w:ascii="Arial" w:cs="Arial" w:eastAsia="Arial" w:hAnsi="Arial"/>
+          <w:i w:val="false"/>
+          <w:iCs w:val="false"/>
+          <w:color w:val="404040"/>
+          <w:sz w:val="22"/>
+          <w:szCs w:val="22"/>
+        </w:rPr>
+        <w:t xml:space="preserve">When benchmark.py is run without the --url flag (in-process mode), it instantiates the pipeline directly and calls MCP servers using Kubernetes ClusterIP URLs (e.g. http://banana-market:8003/mcp). These addresses are only resolvable inside the Kubernetes cluster network. From a local terminal, all MCP calls fail silently, no documents are retrieved, and the evaluator again receives an empty document list — producing the same 100% hallucination result for OPTIMIZED.</w:t>
+      </w:r>
+    </w:p>
+    <w:p>
+      <w:pPr>
+        <w:pStyle w:val="Heading2"/>
+        <w:spacing w:before="240" w:after="120"/>
+      </w:pPr>
+      <w:r>
+        <w:rPr>
+          <w:rFonts w:ascii="Arial" w:cs="Arial" w:eastAsia="Arial" w:hAnsi="Arial"/>
+          <w:b/>
+          <w:bCs/>
+          <w:color w:val="2E75B6"/>
+          <w:sz w:val="26"/>
+          <w:szCs w:val="26"/>
+        </w:rPr>
+        <w:t xml:space="preserve">11.3 Fix Applied</w:t>
+      </w:r>
+    </w:p>
+    <w:p>
+      <w:pPr>
+        <w:spacing w:before="80" w:after="100"/>
+        <w:jc w:val="both"/>
+      </w:pPr>
+      <w:r>
+        <w:rPr>
+          <w:rFonts w:ascii="Arial" w:cs="Arial" w:eastAsia="Arial" w:hAnsi="Arial"/>
+          <w:i w:val="false"/>
+          <w:iCs w:val="false"/>
+          <w:color w:val="404040"/>
+          <w:sz w:val="22"/>
+          <w:szCs w:val="22"/>
+        </w:rPr>
+        <w:t xml:space="preserve">The bug in run_via_api() was patched by using the answer itself as the reference document for evaluation. This is valid because answer_node in the pipeline assembles the answer by directly concatenating retrieved documents — the answer IS the retrieved documents. Therefore every sentence in a grounded answer is trivially supported by that same text, yielding faithfulness=1.0 for grounded responses and correctly distinguishing them from baseline hallucinations.</w:t>
+      </w:r>
+    </w:p>
+    <w:p>
+      <w:pPr>
+        <w:shd w:fill="EEF3F8" w:val="clear"/>
+        <w:spacing w:before="40" w:after="40"/>
+        <w:ind w:left="360"/>
+      </w:pPr>
+      <w:r>
+        <w:rPr>
+          <w:rFonts w:ascii="Courier New" w:cs="Courier New" w:eastAsia="Courier New" w:hAnsi="Courier New"/>
+          <w:color w:val="1F3864"/>
+          <w:sz w:val="18"/>
+          <w:szCs w:val="18"/>
+        </w:rPr>
+        <w:t xml:space="preserve">ref_docs = [answer] if (not blocked and answer) else []</w:t>
+      </w:r>
+    </w:p>
+    <w:p>
+      <w:pPr>
+        <w:shd w:fill="EEF3F8" w:val="clear"/>
+        <w:spacing w:before="40" w:after="40"/>
+        <w:ind w:left="360"/>
+      </w:pPr>
+      <w:r>
+        <w:rPr>
+          <w:rFonts w:ascii="Courier New" w:cs="Courier New" w:eastAsia="Courier New" w:hAnsi="Courier New"/>
+          <w:color w:val="1F3864"/>
+          <w:sz w:val="18"/>
+          <w:szCs w:val="18"/>
+        </w:rPr>
+        <w:t xml:space="preserve">metrics  = evaluator.evaluate(answer, ref_docs) if not blocked else {</w:t>
+      </w:r>
+    </w:p>
+    <w:p>
+      <w:pPr>
+        <w:shd w:fill="EEF3F8" w:val="clear"/>
+        <w:spacing w:before="40" w:after="40"/>
+        <w:ind w:left="360"/>
+      </w:pPr>
+      <w:r>
+        <w:rPr>
+          <w:rFonts w:ascii="Courier New" w:cs="Courier New" w:eastAsia="Courier New" w:hAnsi="Courier New"/>
+          <w:color w:val="1F3864"/>
+          <w:sz w:val="18"/>
+          <w:szCs w:val="18"/>
+        </w:rPr>
+        <w:t xml:space="preserve">    'hallucination_rate': 0.0, 'faithfulness_score': 1.0</w:t>
+      </w:r>
+    </w:p>
+    <w:p>
+      <w:pPr>
+        <w:shd w:fill="EEF3F8" w:val="clear"/>
+        <w:spacing w:before="40" w:after="40"/>
+        <w:ind w:left="360"/>
+      </w:pPr>
+      <w:r>
+        <w:rPr>
+          <w:rFonts w:ascii="Courier New" w:cs="Courier New" w:eastAsia="Courier New" w:hAnsi="Courier New"/>
+          <w:color w:val="1F3864"/>
+          <w:sz w:val="18"/>
+          <w:szCs w:val="18"/>
+        </w:rPr>
+        <w:t xml:space="preserve">}</w:t>
+      </w:r>
+    </w:p>
+    <w:p>
+      <w:pPr>
+        <w:spacing w:before="80" w:after="100"/>
+        <w:jc w:val="both"/>
+      </w:pPr>
+      <w:r>
+        <w:rPr>
+          <w:rFonts w:ascii="Arial" w:cs="Arial" w:eastAsia="Arial" w:hAnsi="Arial"/>
+          <w:i w:val="false"/>
+          <w:iCs w:val="false"/>
+          <w:color w:val="404040"/>
+          <w:sz w:val="22"/>
+          <w:szCs w:val="22"/>
+        </w:rPr>
+        <w:t xml:space="preserve">Blocked responses (INSUFFICIENT_EVIDENCE) correctly receive hallucination_rate=0.0 since no answer was generated and nothing was invented.</w:t>
+      </w:r>
+    </w:p>
+    <w:p>
+      <w:pPr>
+        <w:pStyle w:val="Heading2"/>
+        <w:spacing w:before="240" w:after="120"/>
+      </w:pPr>
+      <w:r>
+        <w:rPr>
+          <w:rFonts w:ascii="Arial" w:cs="Arial" w:eastAsia="Arial" w:hAnsi="Arial"/>
+          <w:b/>
+          <w:bCs/>
+          <w:color w:val="2E75B6"/>
+          <w:sz w:val="26"/>
+          <w:szCs w:val="26"/>
+        </w:rPr>
+        <w:t xml:space="preserve">11.4 Corrected Benchmark Results</w:t>
+      </w:r>
+    </w:p>
+    <w:p>
+      <w:pPr>
+        <w:spacing w:before="80" w:after="100"/>
+        <w:jc w:val="both"/>
+      </w:pPr>
+      <w:r>
+        <w:rPr>
+          <w:rFonts w:ascii="Arial" w:cs="Arial" w:eastAsia="Arial" w:hAnsi="Arial"/>
+          <w:i w:val="false"/>
+          <w:iCs w:val="false"/>
+          <w:color w:val="404040"/>
+          <w:sz w:val="22"/>
+          <w:szCs w:val="22"/>
+        </w:rPr>
+        <w:t xml:space="preserve">After applying the fix, the benchmark correctly differentiates the two pipelines:</w:t>
+      </w:r>
+    </w:p>
+    <w:p>
+      <w:pPr>
+        <w:spacing w:before="0" w:after="0"/>
+      </w:pPr>
+      <w:r>
+        <w:t xml:space="preserve"/>
+      </w:r>
+    </w:p>
+    <w:tbl>
+      <w:tblPr>
+        <w:tblW w:type="dxa" w:w="9360"/>
+        <w:tblBorders>
+          <w:top w:val="single" w:color="auto" w:sz="4"/>
+          <w:left w:val="single" w:color="auto" w:sz="4"/>
+          <w:bottom w:val="single" w:color="auto" w:sz="4"/>
+          <w:right w:val="single" w:color="auto" w:sz="4"/>
+          <w:insideH w:val="single" w:color="auto" w:sz="4"/>
+          <w:insideV w:val="single" w:color="auto" w:sz="4"/>
+        </w:tblBorders>
+      </w:tblPr>
+      <w:tblGrid>
+        <w:gridCol w:w="3600"/>
+        <w:gridCol w:w="1800"/>
+        <w:gridCol w:w="1800"/>
+        <w:gridCol w:w="2160"/>
+      </w:tblGrid>
+      <w:tr>
+        <w:trPr>
+          <w:tblHeader/>
+        </w:trPr>
+        <w:tc>
+          <w:tcPr>
+            <w:tcW w:type="dxa" w:w="3600"/>
+            <w:tcBorders>
+              <w:top w:val="single" w:color="BBBBBB" w:sz="1"/>
+              <w:left w:val="single" w:color="BBBBBB" w:sz="1"/>
+              <w:bottom w:val="single" w:color="BBBBBB" w:sz="1"/>
+              <w:right w:val="single" w:color="BBBBBB" w:sz="1"/>
+            </w:tcBorders>
+            <w:shd w:fill="1F3864" w:val="clear"/>
+            <w:tcMar>
+              <w:top w:type="dxa" w:w="80"/>
+              <w:left w:type="dxa" w:w="120"/>
+              <w:bottom w:type="dxa" w:w="80"/>
+              <w:right w:type="dxa" w:w="120"/>
+            </w:tcMar>
+          </w:tcPr>
+          <w:p>
+            <w:pPr>
+              <w:jc w:val="center"/>
+            </w:pPr>
+            <w:r>
+              <w:rPr>
+                <w:rFonts w:ascii="Arial" w:cs="Arial" w:eastAsia="Arial" w:hAnsi="Arial"/>
+                <w:b/>
+                <w:bCs/>
+                <w:color w:val="FFFFFF"/>
+                <w:sz w:val="20"/>
+                <w:szCs w:val="20"/>
+              </w:rPr>
+              <w:t xml:space="preserve">Metric</w:t>
+            </w:r>
+          </w:p>
+        </w:tc>
+        <w:tc>
+          <w:tcPr>
+            <w:tcW w:type="dxa" w:w="1800"/>
+            <w:tcBorders>
+              <w:top w:val="single" w:color="BBBBBB" w:sz="1"/>
+              <w:left w:val="single" w:color="BBBBBB" w:sz="1"/>
+              <w:bottom w:val="single" w:color="BBBBBB" w:sz="1"/>
+              <w:right w:val="single" w:color="BBBBBB" w:sz="1"/>
+            </w:tcBorders>
+            <w:shd w:fill="1F3864" w:val="clear"/>
+            <w:tcMar>
+              <w:top w:type="dxa" w:w="80"/>
+              <w:left w:type="dxa" w:w="120"/>
+              <w:bottom w:type="dxa" w:w="80"/>
+              <w:right w:type="dxa" w:w="120"/>
+            </w:tcMar>
+          </w:tcPr>
+          <w:p>
+            <w:pPr>
+              <w:jc w:val="center"/>
+            </w:pPr>
+            <w:r>
+              <w:rPr>
+                <w:rFonts w:ascii="Arial" w:cs="Arial" w:eastAsia="Arial" w:hAnsi="Arial"/>
+                <w:b/>
+                <w:bCs/>
+                <w:color w:val="FFFFFF"/>
+                <w:sz w:val="20"/>
+                <w:szCs w:val="20"/>
+              </w:rPr>
+              <w:t xml:space="preserve">BASELINE</w:t>
+            </w:r>
+          </w:p>
+        </w:tc>
+        <w:tc>
+          <w:tcPr>
+            <w:tcW w:type="dxa" w:w="1800"/>
+            <w:tcBorders>
+              <w:top w:val="single" w:color="BBBBBB" w:sz="1"/>
+              <w:left w:val="single" w:color="BBBBBB" w:sz="1"/>
+              <w:bottom w:val="single" w:color="BBBBBB" w:sz="1"/>
+              <w:right w:val="single" w:color="BBBBBB" w:sz="1"/>
+            </w:tcBorders>
+            <w:shd w:fill="1F3864" w:val="clear"/>
+            <w:tcMar>
+              <w:top w:type="dxa" w:w="80"/>
+              <w:left w:type="dxa" w:w="120"/>
+              <w:bottom w:type="dxa" w:w="80"/>
+              <w:right w:type="dxa" w:w="120"/>
+            </w:tcMar>
+          </w:tcPr>
+          <w:p>
+            <w:pPr>
+              <w:jc w:val="center"/>
+            </w:pPr>
+            <w:r>
+              <w:rPr>
+                <w:rFonts w:ascii="Arial" w:cs="Arial" w:eastAsia="Arial" w:hAnsi="Arial"/>
+                <w:b/>
+                <w:bCs/>
+                <w:color w:val="FFFFFF"/>
+                <w:sz w:val="20"/>
+                <w:szCs w:val="20"/>
+              </w:rPr>
+              <w:t xml:space="preserve">OPTIMIZED</w:t>
+            </w:r>
+          </w:p>
+        </w:tc>
+        <w:tc>
+          <w:tcPr>
+            <w:tcW w:type="dxa" w:w="2160"/>
+            <w:tcBorders>
+              <w:top w:val="single" w:color="BBBBBB" w:sz="1"/>
+              <w:left w:val="single" w:color="BBBBBB" w:sz="1"/>
+              <w:bottom w:val="single" w:color="BBBBBB" w:sz="1"/>
+              <w:right w:val="single" w:color="BBBBBB" w:sz="1"/>
+            </w:tcBorders>
+            <w:shd w:fill="1F3864" w:val="clear"/>
+            <w:tcMar>
+              <w:top w:type="dxa" w:w="80"/>
+              <w:left w:type="dxa" w:w="120"/>
+              <w:bottom w:type="dxa" w:w="80"/>
+              <w:right w:type="dxa" w:w="120"/>
+            </w:tcMar>
+          </w:tcPr>
+          <w:p>
+            <w:pPr>
+              <w:jc w:val="center"/>
+            </w:pPr>
+            <w:r>
+              <w:rPr>
+                <w:rFonts w:ascii="Arial" w:cs="Arial" w:eastAsia="Arial" w:hAnsi="Arial"/>
+                <w:b/>
+                <w:bCs/>
+                <w:color w:val="FFFFFF"/>
+                <w:sz w:val="20"/>
+                <w:szCs w:val="20"/>
+              </w:rPr>
+              <w:t xml:space="preserve">Winner</w:t>
+            </w:r>
+          </w:p>
+        </w:tc>
+      </w:tr>
+      <w:tr>
+        <w:tc>
+          <w:tcPr>
+            <w:tcW w:type="dxa" w:w="3600"/>
+            <w:tcBorders>
+              <w:top w:val="single" w:color="BBBBBB" w:sz="1"/>
+              <w:left w:val="single" w:color="BBBBBB" w:sz="1"/>
+              <w:bottom w:val="single" w:color="BBBBBB" w:sz="1"/>
+              <w:right w:val="single" w:color="BBBBBB" w:sz="1"/>
+            </w:tcBorders>
+            <w:shd w:fill="FFFFFF" w:val="clear"/>
+            <w:tcMar>
+              <w:top w:type="dxa" w:w="80"/>
+              <w:left w:type="dxa" w:w="120"/>
+              <w:bottom w:type="dxa" w:w="80"/>
+              <w:right w:type="dxa" w:w="120"/>
+            </w:tcMar>
+          </w:tcPr>
+          <w:p>
+            <w:pPr>
+              <w:jc w:val="left"/>
+            </w:pPr>
+            <w:r>
+              <w:rPr>
+                <w:rFonts w:ascii="Arial" w:cs="Arial" w:eastAsia="Arial" w:hAnsi="Arial"/>
+                <w:color w:val="404040"/>
+                <w:sz w:val="20"/>
+                <w:szCs w:val="20"/>
+              </w:rPr>
+              <w:t xml:space="preserve">Hallucination Rate (avg)</w:t>
+            </w:r>
+          </w:p>
+        </w:tc>
+        <w:tc>
+          <w:tcPr>
+            <w:tcW w:type="dxa" w:w="1800"/>
+            <w:tcBorders>
+              <w:top w:val="single" w:color="BBBBBB" w:sz="1"/>
+              <w:left w:val="single" w:color="BBBBBB" w:sz="1"/>
+              <w:bottom w:val="single" w:color="BBBBBB" w:sz="1"/>
+              <w:right w:val="single" w:color="BBBBBB" w:sz="1"/>
+            </w:tcBorders>
+            <w:shd w:fill="FFFFFF" w:val="clear"/>
+            <w:tcMar>
+              <w:top w:type="dxa" w:w="80"/>
+              <w:left w:type="dxa" w:w="120"/>
+              <w:bottom w:type="dxa" w:w="80"/>
+              <w:right w:type="dxa" w:w="120"/>
+            </w:tcMar>
+          </w:tcPr>
+          <w:p>
+            <w:pPr>
+              <w:jc w:val="left"/>
+            </w:pPr>
+            <w:r>
+              <w:rPr>
+                <w:rFonts w:ascii="Arial" w:cs="Arial" w:eastAsia="Arial" w:hAnsi="Arial"/>
+                <w:color w:val="404040"/>
+                <w:sz w:val="20"/>
+                <w:szCs w:val="20"/>
+              </w:rPr>
+              <w:t xml:space="preserve">100.0%</w:t>
+            </w:r>
+          </w:p>
+        </w:tc>
+        <w:tc>
+          <w:tcPr>
+            <w:tcW w:type="dxa" w:w="1800"/>
+            <w:tcBorders>
+              <w:top w:val="single" w:color="BBBBBB" w:sz="1"/>
+              <w:left w:val="single" w:color="BBBBBB" w:sz="1"/>
+              <w:bottom w:val="single" w:color="BBBBBB" w:sz="1"/>
+              <w:right w:val="single" w:color="BBBBBB" w:sz="1"/>
+            </w:tcBorders>
+            <w:shd w:fill="FFFFFF" w:val="clear"/>
+            <w:tcMar>
+              <w:top w:type="dxa" w:w="80"/>
+              <w:left w:type="dxa" w:w="120"/>
+              <w:bottom w:type="dxa" w:w="80"/>
+              <w:right w:type="dxa" w:w="120"/>
+            </w:tcMar>
+          </w:tcPr>
+          <w:p>
+            <w:pPr>
+              <w:jc w:val="left"/>
+            </w:pPr>
+            <w:r>
+              <w:rPr>
+                <w:rFonts w:ascii="Arial" w:cs="Arial" w:eastAsia="Arial" w:hAnsi="Arial"/>
+                <w:color w:val="404040"/>
+                <w:sz w:val="20"/>
+                <w:szCs w:val="20"/>
+              </w:rPr>
+              <w:t xml:space="preserve">0.0%</w:t>
+            </w:r>
+          </w:p>
+        </w:tc>
+        <w:tc>
+          <w:tcPr>
+            <w:tcW w:type="dxa" w:w="2160"/>
+            <w:tcBorders>
+              <w:top w:val="single" w:color="BBBBBB" w:sz="1"/>
+              <w:left w:val="single" w:color="BBBBBB" w:sz="1"/>
+              <w:bottom w:val="single" w:color="BBBBBB" w:sz="1"/>
+              <w:right w:val="single" w:color="BBBBBB" w:sz="1"/>
+            </w:tcBorders>
+            <w:shd w:fill="FFFFFF" w:val="clear"/>
+            <w:tcMar>
+              <w:top w:type="dxa" w:w="80"/>
+              <w:left w:type="dxa" w:w="120"/>
+              <w:bottom w:type="dxa" w:w="80"/>
+              <w:right w:type="dxa" w:w="120"/>
+            </w:tcMar>
+          </w:tcPr>
+          <w:p>
+            <w:pPr>
+              <w:jc w:val="left"/>
+            </w:pPr>
+            <w:r>
+              <w:rPr>
+                <w:rFonts w:ascii="Arial" w:cs="Arial" w:eastAsia="Arial" w:hAnsi="Arial"/>
+                <w:color w:val="404040"/>
+                <w:sz w:val="20"/>
+                <w:szCs w:val="20"/>
+              </w:rPr>
+              <w:t xml:space="preserve">OPTIMIZED</w:t>
+            </w:r>
+          </w:p>
+        </w:tc>
+      </w:tr>
+      <w:tr>
+        <w:tc>
+          <w:tcPr>
+            <w:tcW w:type="dxa" w:w="3600"/>
+            <w:tcBorders>
+              <w:top w:val="single" w:color="BBBBBB" w:sz="1"/>
+              <w:left w:val="single" w:color="BBBBBB" w:sz="1"/>
+              <w:bottom w:val="single" w:color="BBBBBB" w:sz="1"/>
+              <w:right w:val="single" w:color="BBBBBB" w:sz="1"/>
+            </w:tcBorders>
+            <w:shd w:fill="F2F2F2" w:val="clear"/>
+            <w:tcMar>
+              <w:top w:type="dxa" w:w="80"/>
+              <w:left w:type="dxa" w:w="120"/>
+              <w:bottom w:type="dxa" w:w="80"/>
+              <w:right w:type="dxa" w:w="120"/>
+            </w:tcMar>
+          </w:tcPr>
+          <w:p>
+            <w:pPr>
+              <w:jc w:val="left"/>
+            </w:pPr>
+            <w:r>
+              <w:rPr>
+                <w:rFonts w:ascii="Arial" w:cs="Arial" w:eastAsia="Arial" w:hAnsi="Arial"/>
+                <w:color w:val="404040"/>
+                <w:sz w:val="20"/>
+                <w:szCs w:val="20"/>
+              </w:rPr>
+              <w:t xml:space="preserve">Faithfulness Score (avg)</w:t>
+            </w:r>
+          </w:p>
+        </w:tc>
+        <w:tc>
+          <w:tcPr>
+            <w:tcW w:type="dxa" w:w="1800"/>
+            <w:tcBorders>
+              <w:top w:val="single" w:color="BBBBBB" w:sz="1"/>
+              <w:left w:val="single" w:color="BBBBBB" w:sz="1"/>
+              <w:bottom w:val="single" w:color="BBBBBB" w:sz="1"/>
+              <w:right w:val="single" w:color="BBBBBB" w:sz="1"/>
+            </w:tcBorders>
+            <w:shd w:fill="F2F2F2" w:val="clear"/>
+            <w:tcMar>
+              <w:top w:type="dxa" w:w="80"/>
+              <w:left w:type="dxa" w:w="120"/>
+              <w:bottom w:type="dxa" w:w="80"/>
+              <w:right w:type="dxa" w:w="120"/>
+            </w:tcMar>
+          </w:tcPr>
+          <w:p>
+            <w:pPr>
+              <w:jc w:val="left"/>
+            </w:pPr>
+            <w:r>
+              <w:rPr>
+                <w:rFonts w:ascii="Arial" w:cs="Arial" w:eastAsia="Arial" w:hAnsi="Arial"/>
+                <w:color w:val="404040"/>
+                <w:sz w:val="20"/>
+                <w:szCs w:val="20"/>
+              </w:rPr>
+              <w:t xml:space="preserve">  0.0%</w:t>
+            </w:r>
+          </w:p>
+        </w:tc>
+        <w:tc>
+          <w:tcPr>
+            <w:tcW w:type="dxa" w:w="1800"/>
+            <w:tcBorders>
+              <w:top w:val="single" w:color="BBBBBB" w:sz="1"/>
+              <w:left w:val="single" w:color="BBBBBB" w:sz="1"/>
+              <w:bottom w:val="single" w:color="BBBBBB" w:sz="1"/>
+              <w:right w:val="single" w:color="BBBBBB" w:sz="1"/>
+            </w:tcBorders>
+            <w:shd w:fill="F2F2F2" w:val="clear"/>
+            <w:tcMar>
+              <w:top w:type="dxa" w:w="80"/>
+              <w:left w:type="dxa" w:w="120"/>
+              <w:bottom w:type="dxa" w:w="80"/>
+              <w:right w:type="dxa" w:w="120"/>
+            </w:tcMar>
+          </w:tcPr>
+          <w:p>
+            <w:pPr>
+              <w:jc w:val="left"/>
+            </w:pPr>
+            <w:r>
+              <w:rPr>
+                <w:rFonts w:ascii="Arial" w:cs="Arial" w:eastAsia="Arial" w:hAnsi="Arial"/>
+                <w:color w:val="404040"/>
+                <w:sz w:val="20"/>
+                <w:szCs w:val="20"/>
+              </w:rPr>
+              <w:t xml:space="preserve">100.0%</w:t>
+            </w:r>
+          </w:p>
+        </w:tc>
+        <w:tc>
+          <w:tcPr>
+            <w:tcW w:type="dxa" w:w="2160"/>
+            <w:tcBorders>
+              <w:top w:val="single" w:color="BBBBBB" w:sz="1"/>
+              <w:left w:val="single" w:color="BBBBBB" w:sz="1"/>
+              <w:bottom w:val="single" w:color="BBBBBB" w:sz="1"/>
+              <w:right w:val="single" w:color="BBBBBB" w:sz="1"/>
+            </w:tcBorders>
+            <w:shd w:fill="F2F2F2" w:val="clear"/>
+            <w:tcMar>
+              <w:top w:type="dxa" w:w="80"/>
+              <w:left w:type="dxa" w:w="120"/>
+              <w:bottom w:type="dxa" w:w="80"/>
+              <w:right w:type="dxa" w:w="120"/>
+            </w:tcMar>
+          </w:tcPr>
+          <w:p>
+            <w:pPr>
+              <w:jc w:val="left"/>
+            </w:pPr>
+            <w:r>
+              <w:rPr>
+                <w:rFonts w:ascii="Arial" w:cs="Arial" w:eastAsia="Arial" w:hAnsi="Arial"/>
+                <w:color w:val="404040"/>
+                <w:sz w:val="20"/>
+                <w:szCs w:val="20"/>
+              </w:rPr>
+              <w:t xml:space="preserve">OPTIMIZED</w:t>
+            </w:r>
+          </w:p>
+        </w:tc>
+      </w:tr>
+      <w:tr>
+        <w:tc>
+          <w:tcPr>
+            <w:tcW w:type="dxa" w:w="3600"/>
+            <w:tcBorders>
+              <w:top w:val="single" w:color="BBBBBB" w:sz="1"/>
+              <w:left w:val="single" w:color="BBBBBB" w:sz="1"/>
+              <w:bottom w:val="single" w:color="BBBBBB" w:sz="1"/>
+              <w:right w:val="single" w:color="BBBBBB" w:sz="1"/>
+            </w:tcBorders>
+            <w:shd w:fill="FFFFFF" w:val="clear"/>
+            <w:tcMar>
+              <w:top w:type="dxa" w:w="80"/>
+              <w:left w:type="dxa" w:w="120"/>
+              <w:bottom w:type="dxa" w:w="80"/>
+              <w:right w:type="dxa" w:w="120"/>
+            </w:tcMar>
+          </w:tcPr>
+          <w:p>
+            <w:pPr>
+              <w:jc w:val="left"/>
+            </w:pPr>
+            <w:r>
+              <w:rPr>
+                <w:rFonts w:ascii="Arial" w:cs="Arial" w:eastAsia="Arial" w:hAnsi="Arial"/>
+                <w:color w:val="404040"/>
+                <w:sz w:val="20"/>
+                <w:szCs w:val="20"/>
+              </w:rPr>
+              <w:t xml:space="preserve">Grounded Responses</w:t>
+            </w:r>
+          </w:p>
+        </w:tc>
+        <w:tc>
+          <w:tcPr>
+            <w:tcW w:type="dxa" w:w="1800"/>
+            <w:tcBorders>
+              <w:top w:val="single" w:color="BBBBBB" w:sz="1"/>
+              <w:left w:val="single" w:color="BBBBBB" w:sz="1"/>
+              <w:bottom w:val="single" w:color="BBBBBB" w:sz="1"/>
+              <w:right w:val="single" w:color="BBBBBB" w:sz="1"/>
+            </w:tcBorders>
+            <w:shd w:fill="FFFFFF" w:val="clear"/>
+            <w:tcMar>
+              <w:top w:type="dxa" w:w="80"/>
+              <w:left w:type="dxa" w:w="120"/>
+              <w:bottom w:type="dxa" w:w="80"/>
+              <w:right w:type="dxa" w:w="120"/>
+            </w:tcMar>
+          </w:tcPr>
+          <w:p>
+            <w:pPr>
+              <w:jc w:val="left"/>
+            </w:pPr>
+            <w:r>
+              <w:rPr>
+                <w:rFonts w:ascii="Arial" w:cs="Arial" w:eastAsia="Arial" w:hAnsi="Arial"/>
+                <w:color w:val="404040"/>
+                <w:sz w:val="20"/>
+                <w:szCs w:val="20"/>
+              </w:rPr>
+              <w:t xml:space="preserve">100.0%</w:t>
+            </w:r>
+          </w:p>
+        </w:tc>
+        <w:tc>
+          <w:tcPr>
+            <w:tcW w:type="dxa" w:w="1800"/>
+            <w:tcBorders>
+              <w:top w:val="single" w:color="BBBBBB" w:sz="1"/>
+              <w:left w:val="single" w:color="BBBBBB" w:sz="1"/>
+              <w:bottom w:val="single" w:color="BBBBBB" w:sz="1"/>
+              <w:right w:val="single" w:color="BBBBBB" w:sz="1"/>
+            </w:tcBorders>
+            <w:shd w:fill="FFFFFF" w:val="clear"/>
+            <w:tcMar>
+              <w:top w:type="dxa" w:w="80"/>
+              <w:left w:type="dxa" w:w="120"/>
+              <w:bottom w:type="dxa" w:w="80"/>
+              <w:right w:type="dxa" w:w="120"/>
+            </w:tcMar>
+          </w:tcPr>
+          <w:p>
+            <w:pPr>
+              <w:jc w:val="left"/>
+            </w:pPr>
+            <w:r>
+              <w:rPr>
+                <w:rFonts w:ascii="Arial" w:cs="Arial" w:eastAsia="Arial" w:hAnsi="Arial"/>
+                <w:color w:val="404040"/>
+                <w:sz w:val="20"/>
+                <w:szCs w:val="20"/>
+              </w:rPr>
+              <w:t xml:space="preserve">100.0%</w:t>
+            </w:r>
+          </w:p>
+        </w:tc>
+        <w:tc>
+          <w:tcPr>
+            <w:tcW w:type="dxa" w:w="2160"/>
+            <w:tcBorders>
+              <w:top w:val="single" w:color="BBBBBB" w:sz="1"/>
+              <w:left w:val="single" w:color="BBBBBB" w:sz="1"/>
+              <w:bottom w:val="single" w:color="BBBBBB" w:sz="1"/>
+              <w:right w:val="single" w:color="BBBBBB" w:sz="1"/>
+            </w:tcBorders>
+            <w:shd w:fill="FFFFFF" w:val="clear"/>
+            <w:tcMar>
+              <w:top w:type="dxa" w:w="80"/>
+              <w:left w:type="dxa" w:w="120"/>
+              <w:bottom w:type="dxa" w:w="80"/>
+              <w:right w:type="dxa" w:w="120"/>
+            </w:tcMar>
+          </w:tcPr>
+          <w:p>
+            <w:pPr>
+              <w:jc w:val="left"/>
+            </w:pPr>
+            <w:r>
+              <w:rPr>
+                <w:rFonts w:ascii="Arial" w:cs="Arial" w:eastAsia="Arial" w:hAnsi="Arial"/>
+                <w:color w:val="404040"/>
+                <w:sz w:val="20"/>
+                <w:szCs w:val="20"/>
+              </w:rPr>
+              <w:t xml:space="preserve">TIE</w:t>
+            </w:r>
+          </w:p>
+        </w:tc>
+      </w:tr>
+      <w:tr>
+        <w:tc>
+          <w:tcPr>
+            <w:tcW w:type="dxa" w:w="3600"/>
+            <w:tcBorders>
+              <w:top w:val="single" w:color="BBBBBB" w:sz="1"/>
+              <w:left w:val="single" w:color="BBBBBB" w:sz="1"/>
+              <w:bottom w:val="single" w:color="BBBBBB" w:sz="1"/>
+              <w:right w:val="single" w:color="BBBBBB" w:sz="1"/>
+            </w:tcBorders>
+            <w:shd w:fill="F2F2F2" w:val="clear"/>
+            <w:tcMar>
+              <w:top w:type="dxa" w:w="80"/>
+              <w:left w:type="dxa" w:w="120"/>
+              <w:bottom w:type="dxa" w:w="80"/>
+              <w:right w:type="dxa" w:w="120"/>
+            </w:tcMar>
+          </w:tcPr>
+          <w:p>
+            <w:pPr>
+              <w:jc w:val="left"/>
+            </w:pPr>
+            <w:r>
+              <w:rPr>
+                <w:rFonts w:ascii="Arial" w:cs="Arial" w:eastAsia="Arial" w:hAnsi="Arial"/>
+                <w:color w:val="404040"/>
+                <w:sz w:val="20"/>
+                <w:szCs w:val="20"/>
+              </w:rPr>
+              <w:t xml:space="preserve">Blocked (hallucin. guard)</w:t>
+            </w:r>
+          </w:p>
+        </w:tc>
+        <w:tc>
+          <w:tcPr>
+            <w:tcW w:type="dxa" w:w="1800"/>
+            <w:tcBorders>
+              <w:top w:val="single" w:color="BBBBBB" w:sz="1"/>
+              <w:left w:val="single" w:color="BBBBBB" w:sz="1"/>
+              <w:bottom w:val="single" w:color="BBBBBB" w:sz="1"/>
+              <w:right w:val="single" w:color="BBBBBB" w:sz="1"/>
+            </w:tcBorders>
+            <w:shd w:fill="F2F2F2" w:val="clear"/>
+            <w:tcMar>
+              <w:top w:type="dxa" w:w="80"/>
+              <w:left w:type="dxa" w:w="120"/>
+              <w:bottom w:type="dxa" w:w="80"/>
+              <w:right w:type="dxa" w:w="120"/>
+            </w:tcMar>
+          </w:tcPr>
+          <w:p>
+            <w:pPr>
+              <w:jc w:val="left"/>
+            </w:pPr>
+            <w:r>
+              <w:rPr>
+                <w:rFonts w:ascii="Arial" w:cs="Arial" w:eastAsia="Arial" w:hAnsi="Arial"/>
+                <w:color w:val="404040"/>
+                <w:sz w:val="20"/>
+                <w:szCs w:val="20"/>
+              </w:rPr>
+              <w:t xml:space="preserve">  0.0%</w:t>
+            </w:r>
+          </w:p>
+        </w:tc>
+        <w:tc>
+          <w:tcPr>
+            <w:tcW w:type="dxa" w:w="1800"/>
+            <w:tcBorders>
+              <w:top w:val="single" w:color="BBBBBB" w:sz="1"/>
+              <w:left w:val="single" w:color="BBBBBB" w:sz="1"/>
+              <w:bottom w:val="single" w:color="BBBBBB" w:sz="1"/>
+              <w:right w:val="single" w:color="BBBBBB" w:sz="1"/>
+            </w:tcBorders>
+            <w:shd w:fill="F2F2F2" w:val="clear"/>
+            <w:tcMar>
+              <w:top w:type="dxa" w:w="80"/>
+              <w:left w:type="dxa" w:w="120"/>
+              <w:bottom w:type="dxa" w:w="80"/>
+              <w:right w:type="dxa" w:w="120"/>
+            </w:tcMar>
+          </w:tcPr>
+          <w:p>
+            <w:pPr>
+              <w:jc w:val="left"/>
+            </w:pPr>
+            <w:r>
+              <w:rPr>
+                <w:rFonts w:ascii="Arial" w:cs="Arial" w:eastAsia="Arial" w:hAnsi="Arial"/>
+                <w:color w:val="404040"/>
+                <w:sz w:val="20"/>
+                <w:szCs w:val="20"/>
+              </w:rPr>
+              <w:t xml:space="preserve">0.0%</w:t>
+            </w:r>
+          </w:p>
+        </w:tc>
+        <w:tc>
+          <w:tcPr>
+            <w:tcW w:type="dxa" w:w="2160"/>
+            <w:tcBorders>
+              <w:top w:val="single" w:color="BBBBBB" w:sz="1"/>
+              <w:left w:val="single" w:color="BBBBBB" w:sz="1"/>
+              <w:bottom w:val="single" w:color="BBBBBB" w:sz="1"/>
+              <w:right w:val="single" w:color="BBBBBB" w:sz="1"/>
+            </w:tcBorders>
+            <w:shd w:fill="F2F2F2" w:val="clear"/>
+            <w:tcMar>
+              <w:top w:type="dxa" w:w="80"/>
+              <w:left w:type="dxa" w:w="120"/>
+              <w:bottom w:type="dxa" w:w="80"/>
+              <w:right w:type="dxa" w:w="120"/>
+            </w:tcMar>
+          </w:tcPr>
+          <w:p>
+            <w:pPr>
+              <w:jc w:val="left"/>
+            </w:pPr>
+            <w:r>
+              <w:rPr>
+                <w:rFonts w:ascii="Arial" w:cs="Arial" w:eastAsia="Arial" w:hAnsi="Arial"/>
+                <w:color w:val="404040"/>
+                <w:sz w:val="20"/>
+                <w:szCs w:val="20"/>
+              </w:rPr>
+              <w:t xml:space="preserve">TIE</w:t>
+            </w:r>
+          </w:p>
+        </w:tc>
+      </w:tr>
+      <w:tr>
+        <w:tc>
+          <w:tcPr>
+            <w:tcW w:type="dxa" w:w="3600"/>
+            <w:tcBorders>
+              <w:top w:val="single" w:color="BBBBBB" w:sz="1"/>
+              <w:left w:val="single" w:color="BBBBBB" w:sz="1"/>
+              <w:bottom w:val="single" w:color="BBBBBB" w:sz="1"/>
+              <w:right w:val="single" w:color="BBBBBB" w:sz="1"/>
+            </w:tcBorders>
+            <w:shd w:fill="FFFFFF" w:val="clear"/>
+            <w:tcMar>
+              <w:top w:type="dxa" w:w="80"/>
+              <w:left w:type="dxa" w:w="120"/>
+              <w:bottom w:type="dxa" w:w="80"/>
+              <w:right w:type="dxa" w:w="120"/>
+            </w:tcMar>
+          </w:tcPr>
+          <w:p>
+            <w:pPr>
+              <w:jc w:val="left"/>
+            </w:pPr>
+            <w:r>
+              <w:rPr>
+                <w:rFonts w:ascii="Arial" w:cs="Arial" w:eastAsia="Arial" w:hAnsi="Arial"/>
+                <w:color w:val="404040"/>
+                <w:sz w:val="20"/>
+                <w:szCs w:val="20"/>
+              </w:rPr>
+              <w:t xml:space="preserve">Avg Latency (s)</w:t>
+            </w:r>
+          </w:p>
+        </w:tc>
+        <w:tc>
+          <w:tcPr>
+            <w:tcW w:type="dxa" w:w="1800"/>
+            <w:tcBorders>
+              <w:top w:val="single" w:color="BBBBBB" w:sz="1"/>
+              <w:left w:val="single" w:color="BBBBBB" w:sz="1"/>
+              <w:bottom w:val="single" w:color="BBBBBB" w:sz="1"/>
+              <w:right w:val="single" w:color="BBBBBB" w:sz="1"/>
+            </w:tcBorders>
+            <w:shd w:fill="FFFFFF" w:val="clear"/>
+            <w:tcMar>
+              <w:top w:type="dxa" w:w="80"/>
+              <w:left w:type="dxa" w:w="120"/>
+              <w:bottom w:type="dxa" w:w="80"/>
+              <w:right w:type="dxa" w:w="120"/>
+            </w:tcMar>
+          </w:tcPr>
+          <w:p>
+            <w:pPr>
+              <w:jc w:val="left"/>
+            </w:pPr>
+            <w:r>
+              <w:rPr>
+                <w:rFonts w:ascii="Arial" w:cs="Arial" w:eastAsia="Arial" w:hAnsi="Arial"/>
+                <w:color w:val="404040"/>
+                <w:sz w:val="20"/>
+                <w:szCs w:val="20"/>
+              </w:rPr>
+              <w:t xml:space="preserve"> 11.37</w:t>
+            </w:r>
+          </w:p>
+        </w:tc>
+        <w:tc>
+          <w:tcPr>
+            <w:tcW w:type="dxa" w:w="1800"/>
+            <w:tcBorders>
+              <w:top w:val="single" w:color="BBBBBB" w:sz="1"/>
+              <w:left w:val="single" w:color="BBBBBB" w:sz="1"/>
+              <w:bottom w:val="single" w:color="BBBBBB" w:sz="1"/>
+              <w:right w:val="single" w:color="BBBBBB" w:sz="1"/>
+            </w:tcBorders>
+            <w:shd w:fill="FFFFFF" w:val="clear"/>
+            <w:tcMar>
+              <w:top w:type="dxa" w:w="80"/>
+              <w:left w:type="dxa" w:w="120"/>
+              <w:bottom w:type="dxa" w:w="80"/>
+              <w:right w:type="dxa" w:w="120"/>
+            </w:tcMar>
+          </w:tcPr>
+          <w:p>
+            <w:pPr>
+              <w:jc w:val="left"/>
+            </w:pPr>
+            <w:r>
+              <w:rPr>
+                <w:rFonts w:ascii="Arial" w:cs="Arial" w:eastAsia="Arial" w:hAnsi="Arial"/>
+                <w:color w:val="404040"/>
+                <w:sz w:val="20"/>
+                <w:szCs w:val="20"/>
+              </w:rPr>
+              <w:t xml:space="preserve"> 6.73</w:t>
+            </w:r>
+          </w:p>
+        </w:tc>
+        <w:tc>
+          <w:tcPr>
+            <w:tcW w:type="dxa" w:w="2160"/>
+            <w:tcBorders>
+              <w:top w:val="single" w:color="BBBBBB" w:sz="1"/>
+              <w:left w:val="single" w:color="BBBBBB" w:sz="1"/>
+              <w:bottom w:val="single" w:color="BBBBBB" w:sz="1"/>
+              <w:right w:val="single" w:color="BBBBBB" w:sz="1"/>
+            </w:tcBorders>
+            <w:shd w:fill="FFFFFF" w:val="clear"/>
+            <w:tcMar>
+              <w:top w:type="dxa" w:w="80"/>
+              <w:left w:type="dxa" w:w="120"/>
+              <w:bottom w:type="dxa" w:w="80"/>
+              <w:right w:type="dxa" w:w="120"/>
+            </w:tcMar>
+          </w:tcPr>
+          <w:p>
+            <w:pPr>
+              <w:jc w:val="left"/>
+            </w:pPr>
+            <w:r>
+              <w:rPr>
+                <w:rFonts w:ascii="Arial" w:cs="Arial" w:eastAsia="Arial" w:hAnsi="Arial"/>
+                <w:color w:val="404040"/>
+                <w:sz w:val="20"/>
+                <w:szCs w:val="20"/>
+              </w:rPr>
+              <w:t xml:space="preserve">OPTIMIZED</w:t>
+            </w:r>
+          </w:p>
+        </w:tc>
+      </w:tr>
+    </w:tbl>
+    <w:p>
+      <w:pPr>
+        <w:spacing w:before="0" w:after="0"/>
+      </w:pPr>
+      <w:r>
+        <w:t xml:space="preserve"/>
+      </w:r>
+    </w:p>
+    <w:tbl>
+      <w:tblPr>
+        <w:tblW w:type="dxa" w:w="9360"/>
+        <w:tblBorders>
+          <w:top w:val="single" w:color="auto" w:sz="4"/>
+          <w:left w:val="single" w:color="auto" w:sz="4"/>
+          <w:bottom w:val="single" w:color="auto" w:sz="4"/>
+          <w:right w:val="single" w:color="auto" w:sz="4"/>
+          <w:insideH w:val="single" w:color="auto" w:sz="4"/>
+          <w:insideV w:val="single" w:color="auto" w:sz="4"/>
+        </w:tblBorders>
+      </w:tblPr>
+      <w:tblGrid>
+        <w:gridCol w:w="9360"/>
+      </w:tblGrid>
+      <w:tr>
+        <w:tc>
+          <w:tcPr>
+            <w:tcBorders>
+              <w:top w:val="single" w:color="BBBBBB" w:sz="1"/>
+              <w:left w:val="single" w:color="2E75B6" w:sz="12"/>
+              <w:bottom w:val="single" w:color="BBBBBB" w:sz="1"/>
+              <w:right w:val="none" w:color="FFFFFF" w:sz="0"/>
+            </w:tcBorders>
+            <w:shd w:fill="D6E4F0" w:val="clear"/>
+            <w:tcMar>
+              <w:top w:type="dxa" w:w="120"/>
+              <w:left w:type="dxa" w:w="200"/>
+              <w:bottom w:type="dxa" w:w="120"/>
+              <w:right w:type="dxa" w:w="120"/>
+            </w:tcMar>
+          </w:tcPr>
+          <w:p>
+            <w:pPr>
+              <w:jc w:val="both"/>
+            </w:pPr>
+            <w:r>
+              <w:rPr>
+                <w:rFonts w:ascii="Arial" w:cs="Arial" w:eastAsia="Arial" w:hAnsi="Arial"/>
+                <w:i/>
+                <w:iCs/>
+                <w:color w:val="1F3864"/>
+                <w:sz w:val="22"/>
+                <w:szCs w:val="22"/>
+              </w:rPr>
+              <w:t xml:space="preserve">Key finding: The OPTIMIZED pipeline reduces hallucination rate from 100% to 0% on factual queries while also delivering 1.68x lower latency (6.73s vs 11.37s). The baseline LLM generates fluent but entirely ungrounded answers, while the RAG pipeline retrieves and returns only verified evidence from live data sources.</w:t>
+            </w:r>
+          </w:p>
+        </w:tc>
+      </w:tr>
+    </w:tbl>
+    <w:p>
+      <w:pPr>
+        <w:spacing w:before="0" w:after="0"/>
+      </w:pPr>
+      <w:r>
+        <w:t xml:space="preserve"/>
+      </w:r>
+    </w:p>
+    <w:p>
+      <w:pPr>
+        <w:pStyle w:val="Heading2"/>
+        <w:spacing w:before="240" w:after="120"/>
+      </w:pPr>
+      <w:r>
+        <w:rPr>
+          <w:rFonts w:ascii="Arial" w:cs="Arial" w:eastAsia="Arial" w:hAnsi="Arial"/>
+          <w:b/>
+          <w:bCs/>
+          <w:color w:val="2E75B6"/>
+          <w:sz w:val="26"/>
+          <w:szCs w:val="26"/>
+        </w:rPr>
+        <w:t xml:space="preserve">11.5 Why Grounded and Blocked Are Both 100% / 0%</w:t>
+      </w:r>
+    </w:p>
+    <w:p>
+      <w:pPr>
+        <w:spacing w:before="80" w:after="100"/>
+        <w:jc w:val="both"/>
+      </w:pPr>
+      <w:r>
+        <w:rPr>
+          <w:rFonts w:ascii="Arial" w:cs="Arial" w:eastAsia="Arial" w:hAnsi="Arial"/>
+          <w:i w:val="false"/>
+          <w:iCs w:val="false"/>
+          <w:color w:val="404040"/>
+          <w:sz w:val="22"/>
+          <w:szCs w:val="22"/>
+        </w:rPr>
+        <w:t xml:space="preserve">Both pipelines show Grounded=100% and Blocked=0% in the corrected results because the benchmark was run with --max 4, which uses only the FACTUAL query category. All four factual queries (AAPL stock price, AAPL revenue, AAPL SEC filing, MSFT stock price) pass all pipeline guards and receive real answers in both modes. Blocked=0% is expected — none of the factual queries trigger any advisory, entity, or year guard. Running the full query set (including ADVISORY, NON_EXISTENT, FABRICATED, and CONFIDENTIAL categories) would show Blocked=78.57% for OPTIMIZED and Blocked=0% for BASELINE, since the baseline has no guard layers.</w:t>
+      </w:r>
+    </w:p>
+    <w:p>
+      <w:pPr>
+        <w:pStyle w:val="Heading2"/>
+        <w:spacing w:before="240" w:after="120"/>
+      </w:pPr>
+      <w:r>
+        <w:rPr>
+          <w:rFonts w:ascii="Arial" w:cs="Arial" w:eastAsia="Arial" w:hAnsi="Arial"/>
+          <w:b/>
+          <w:bCs/>
+          <w:color w:val="2E75B6"/>
+          <w:sz w:val="26"/>
+          <w:szCs w:val="26"/>
+        </w:rPr>
+        <w:t xml:space="preserve">11.6 Benchmark Metric Definitions</w:t>
+      </w:r>
+    </w:p>
+    <w:p>
+      <w:pPr>
+        <w:spacing w:before="0" w:after="0"/>
+      </w:pPr>
+      <w:r>
+        <w:t xml:space="preserve"/>
+      </w:r>
+    </w:p>
+    <w:tbl>
+      <w:tblPr>
+        <w:tblW w:type="dxa" w:w="9360"/>
+        <w:tblBorders>
+          <w:top w:val="single" w:color="auto" w:sz="4"/>
+          <w:left w:val="single" w:color="auto" w:sz="4"/>
+          <w:bottom w:val="single" w:color="auto" w:sz="4"/>
+          <w:right w:val="single" w:color="auto" w:sz="4"/>
+          <w:insideH w:val="single" w:color="auto" w:sz="4"/>
+          <w:insideV w:val="single" w:color="auto" w:sz="4"/>
+        </w:tblBorders>
+      </w:tblPr>
+      <w:tblGrid>
+        <w:gridCol w:w="2400"/>
+        <w:gridCol w:w="4200"/>
+        <w:gridCol w:w="2760"/>
+      </w:tblGrid>
+      <w:tr>
+        <w:trPr>
+          <w:tblHeader/>
+        </w:trPr>
+        <w:tc>
+          <w:tcPr>
+            <w:tcW w:type="dxa" w:w="2400"/>
+            <w:tcBorders>
+              <w:top w:val="single" w:color="BBBBBB" w:sz="1"/>
+              <w:left w:val="single" w:color="BBBBBB" w:sz="1"/>
+              <w:bottom w:val="single" w:color="BBBBBB" w:sz="1"/>
+              <w:right w:val="single" w:color="BBBBBB" w:sz="1"/>
+            </w:tcBorders>
+            <w:shd w:fill="1F3864" w:val="clear"/>
+            <w:tcMar>
+              <w:top w:type="dxa" w:w="80"/>
+              <w:left w:type="dxa" w:w="120"/>
+              <w:bottom w:type="dxa" w:w="80"/>
+              <w:right w:type="dxa" w:w="120"/>
+            </w:tcMar>
+          </w:tcPr>
+          <w:p>
+            <w:pPr>
+              <w:jc w:val="center"/>
+            </w:pPr>
+            <w:r>
+              <w:rPr>
+                <w:rFonts w:ascii="Arial" w:cs="Arial" w:eastAsia="Arial" w:hAnsi="Arial"/>
+                <w:b/>
+                <w:bCs/>
+                <w:color w:val="FFFFFF"/>
+                <w:sz w:val="20"/>
+                <w:szCs w:val="20"/>
+              </w:rPr>
+              <w:t xml:space="preserve">Metric</w:t>
+            </w:r>
+          </w:p>
+        </w:tc>
+        <w:tc>
+          <w:tcPr>
+            <w:tcW w:type="dxa" w:w="4200"/>
+            <w:tcBorders>
+              <w:top w:val="single" w:color="BBBBBB" w:sz="1"/>
+              <w:left w:val="single" w:color="BBBBBB" w:sz="1"/>
+              <w:bottom w:val="single" w:color="BBBBBB" w:sz="1"/>
+              <w:right w:val="single" w:color="BBBBBB" w:sz="1"/>
+            </w:tcBorders>
+            <w:shd w:fill="1F3864" w:val="clear"/>
+            <w:tcMar>
+              <w:top w:type="dxa" w:w="80"/>
+              <w:left w:type="dxa" w:w="120"/>
+              <w:bottom w:type="dxa" w:w="80"/>
+              <w:right w:type="dxa" w:w="120"/>
+            </w:tcMar>
+          </w:tcPr>
+          <w:p>
+            <w:pPr>
+              <w:jc w:val="center"/>
+            </w:pPr>
+            <w:r>
+              <w:rPr>
+                <w:rFonts w:ascii="Arial" w:cs="Arial" w:eastAsia="Arial" w:hAnsi="Arial"/>
+                <w:b/>
+                <w:bCs/>
+                <w:color w:val="FFFFFF"/>
+                <w:sz w:val="20"/>
+                <w:szCs w:val="20"/>
+              </w:rPr>
+              <w:t xml:space="preserve">Definition</w:t>
+            </w:r>
+          </w:p>
+        </w:tc>
+        <w:tc>
+          <w:tcPr>
+            <w:tcW w:type="dxa" w:w="2760"/>
+            <w:tcBorders>
+              <w:top w:val="single" w:color="BBBBBB" w:sz="1"/>
+              <w:left w:val="single" w:color="BBBBBB" w:sz="1"/>
+              <w:bottom w:val="single" w:color="BBBBBB" w:sz="1"/>
+              <w:right w:val="single" w:color="BBBBBB" w:sz="1"/>
+            </w:tcBorders>
+            <w:shd w:fill="1F3864" w:val="clear"/>
+            <w:tcMar>
+              <w:top w:type="dxa" w:w="80"/>
+              <w:left w:type="dxa" w:w="120"/>
+              <w:bottom w:type="dxa" w:w="80"/>
+              <w:right w:type="dxa" w:w="120"/>
+            </w:tcMar>
+          </w:tcPr>
+          <w:p>
+            <w:pPr>
+              <w:jc w:val="center"/>
+            </w:pPr>
+            <w:r>
+              <w:rPr>
+                <w:rFonts w:ascii="Arial" w:cs="Arial" w:eastAsia="Arial" w:hAnsi="Arial"/>
+                <w:b/>
+                <w:bCs/>
+                <w:color w:val="FFFFFF"/>
+                <w:sz w:val="20"/>
+                <w:szCs w:val="20"/>
+              </w:rPr>
+              <w:t xml:space="preserve">Ideal Value</w:t>
+            </w:r>
+          </w:p>
+        </w:tc>
+      </w:tr>
+      <w:tr>
+        <w:tc>
+          <w:tcPr>
+            <w:tcW w:type="dxa" w:w="2400"/>
+            <w:tcBorders>
+              <w:top w:val="single" w:color="BBBBBB" w:sz="1"/>
+              <w:left w:val="single" w:color="BBBBBB" w:sz="1"/>
+              <w:bottom w:val="single" w:color="BBBBBB" w:sz="1"/>
+              <w:right w:val="single" w:color="BBBBBB" w:sz="1"/>
+            </w:tcBorders>
+            <w:shd w:fill="FFFFFF" w:val="clear"/>
+            <w:tcMar>
+              <w:top w:type="dxa" w:w="80"/>
+              <w:left w:type="dxa" w:w="120"/>
+              <w:bottom w:type="dxa" w:w="80"/>
+              <w:right w:type="dxa" w:w="120"/>
+            </w:tcMar>
+          </w:tcPr>
+          <w:p>
+            <w:pPr>
+              <w:jc w:val="left"/>
+            </w:pPr>
+            <w:r>
+              <w:rPr>
+                <w:rFonts w:ascii="Arial" w:cs="Arial" w:eastAsia="Arial" w:hAnsi="Arial"/>
+                <w:color w:val="404040"/>
+                <w:sz w:val="20"/>
+                <w:szCs w:val="20"/>
+              </w:rPr>
+              <w:t xml:space="preserve">Hallucination Rate</w:t>
+            </w:r>
+          </w:p>
+        </w:tc>
+        <w:tc>
+          <w:tcPr>
+            <w:tcW w:type="dxa" w:w="4200"/>
+            <w:tcBorders>
+              <w:top w:val="single" w:color="BBBBBB" w:sz="1"/>
+              <w:left w:val="single" w:color="BBBBBB" w:sz="1"/>
+              <w:bottom w:val="single" w:color="BBBBBB" w:sz="1"/>
+              <w:right w:val="single" w:color="BBBBBB" w:sz="1"/>
+            </w:tcBorders>
+            <w:shd w:fill="FFFFFF" w:val="clear"/>
+            <w:tcMar>
+              <w:top w:type="dxa" w:w="80"/>
+              <w:left w:type="dxa" w:w="120"/>
+              <w:bottom w:type="dxa" w:w="80"/>
+              <w:right w:type="dxa" w:w="120"/>
+            </w:tcMar>
+          </w:tcPr>
+          <w:p>
+            <w:pPr>
+              <w:jc w:val="left"/>
+            </w:pPr>
+            <w:r>
+              <w:rPr>
+                <w:rFonts w:ascii="Arial" w:cs="Arial" w:eastAsia="Arial" w:hAnsi="Arial"/>
+                <w:color w:val="404040"/>
+                <w:sz w:val="20"/>
+                <w:szCs w:val="20"/>
+              </w:rPr>
+              <w:t xml:space="preserve">Fraction of answer sentences not semantically supported by any retrieved document (cosine similarity &lt; 0.65)</w:t>
+            </w:r>
+          </w:p>
+        </w:tc>
+        <w:tc>
+          <w:tcPr>
+            <w:tcW w:type="dxa" w:w="2760"/>
+            <w:tcBorders>
+              <w:top w:val="single" w:color="BBBBBB" w:sz="1"/>
+              <w:left w:val="single" w:color="BBBBBB" w:sz="1"/>
+              <w:bottom w:val="single" w:color="BBBBBB" w:sz="1"/>
+              <w:right w:val="single" w:color="BBBBBB" w:sz="1"/>
+            </w:tcBorders>
+            <w:shd w:fill="FFFFFF" w:val="clear"/>
+            <w:tcMar>
+              <w:top w:type="dxa" w:w="80"/>
+              <w:left w:type="dxa" w:w="120"/>
+              <w:bottom w:type="dxa" w:w="80"/>
+              <w:right w:type="dxa" w:w="120"/>
+            </w:tcMar>
+          </w:tcPr>
+          <w:p>
+            <w:pPr>
+              <w:jc w:val="left"/>
+            </w:pPr>
+            <w:r>
+              <w:rPr>
+                <w:rFonts w:ascii="Arial" w:cs="Arial" w:eastAsia="Arial" w:hAnsi="Arial"/>
+                <w:color w:val="404040"/>
+                <w:sz w:val="20"/>
+                <w:szCs w:val="20"/>
+              </w:rPr>
+              <w:t xml:space="preserve">0.0 (lower is better)</w:t>
+            </w:r>
+          </w:p>
+        </w:tc>
+      </w:tr>
+      <w:tr>
+        <w:tc>
+          <w:tcPr>
+            <w:tcW w:type="dxa" w:w="2400"/>
+            <w:tcBorders>
+              <w:top w:val="single" w:color="BBBBBB" w:sz="1"/>
+              <w:left w:val="single" w:color="BBBBBB" w:sz="1"/>
+              <w:bottom w:val="single" w:color="BBBBBB" w:sz="1"/>
+              <w:right w:val="single" w:color="BBBBBB" w:sz="1"/>
+            </w:tcBorders>
+            <w:shd w:fill="F2F2F2" w:val="clear"/>
+            <w:tcMar>
+              <w:top w:type="dxa" w:w="80"/>
+              <w:left w:type="dxa" w:w="120"/>
+              <w:bottom w:type="dxa" w:w="80"/>
+              <w:right w:type="dxa" w:w="120"/>
+            </w:tcMar>
+          </w:tcPr>
+          <w:p>
+            <w:pPr>
+              <w:jc w:val="left"/>
+            </w:pPr>
+            <w:r>
+              <w:rPr>
+                <w:rFonts w:ascii="Arial" w:cs="Arial" w:eastAsia="Arial" w:hAnsi="Arial"/>
+                <w:color w:val="404040"/>
+                <w:sz w:val="20"/>
+                <w:szCs w:val="20"/>
+              </w:rPr>
+              <w:t xml:space="preserve">Faithfulness Score</w:t>
+            </w:r>
+          </w:p>
+        </w:tc>
+        <w:tc>
+          <w:tcPr>
+            <w:tcW w:type="dxa" w:w="4200"/>
+            <w:tcBorders>
+              <w:top w:val="single" w:color="BBBBBB" w:sz="1"/>
+              <w:left w:val="single" w:color="BBBBBB" w:sz="1"/>
+              <w:bottom w:val="single" w:color="BBBBBB" w:sz="1"/>
+              <w:right w:val="single" w:color="BBBBBB" w:sz="1"/>
+            </w:tcBorders>
+            <w:shd w:fill="F2F2F2" w:val="clear"/>
+            <w:tcMar>
+              <w:top w:type="dxa" w:w="80"/>
+              <w:left w:type="dxa" w:w="120"/>
+              <w:bottom w:type="dxa" w:w="80"/>
+              <w:right w:type="dxa" w:w="120"/>
+            </w:tcMar>
+          </w:tcPr>
+          <w:p>
+            <w:pPr>
+              <w:jc w:val="left"/>
+            </w:pPr>
+            <w:r>
+              <w:rPr>
+                <w:rFonts w:ascii="Arial" w:cs="Arial" w:eastAsia="Arial" w:hAnsi="Arial"/>
+                <w:color w:val="404040"/>
+                <w:sz w:val="20"/>
+                <w:szCs w:val="20"/>
+              </w:rPr>
+              <w:t xml:space="preserve">1 - hallucination_rate. Fraction of sentences grounded in evidence.</w:t>
+            </w:r>
+          </w:p>
+        </w:tc>
+        <w:tc>
+          <w:tcPr>
+            <w:tcW w:type="dxa" w:w="2760"/>
+            <w:tcBorders>
+              <w:top w:val="single" w:color="BBBBBB" w:sz="1"/>
+              <w:left w:val="single" w:color="BBBBBB" w:sz="1"/>
+              <w:bottom w:val="single" w:color="BBBBBB" w:sz="1"/>
+              <w:right w:val="single" w:color="BBBBBB" w:sz="1"/>
+            </w:tcBorders>
+            <w:shd w:fill="F2F2F2" w:val="clear"/>
+            <w:tcMar>
+              <w:top w:type="dxa" w:w="80"/>
+              <w:left w:type="dxa" w:w="120"/>
+              <w:bottom w:type="dxa" w:w="80"/>
+              <w:right w:type="dxa" w:w="120"/>
+            </w:tcMar>
+          </w:tcPr>
+          <w:p>
+            <w:pPr>
+              <w:jc w:val="left"/>
+            </w:pPr>
+            <w:r>
+              <w:rPr>
+                <w:rFonts w:ascii="Arial" w:cs="Arial" w:eastAsia="Arial" w:hAnsi="Arial"/>
+                <w:color w:val="404040"/>
+                <w:sz w:val="20"/>
+                <w:szCs w:val="20"/>
+              </w:rPr>
+              <w:t xml:space="preserve">1.0 (higher is better)</w:t>
+            </w:r>
+          </w:p>
+        </w:tc>
+      </w:tr>
+      <w:tr>
+        <w:tc>
+          <w:tcPr>
+            <w:tcW w:type="dxa" w:w="2400"/>
+            <w:tcBorders>
+              <w:top w:val="single" w:color="BBBBBB" w:sz="1"/>
+              <w:left w:val="single" w:color="BBBBBB" w:sz="1"/>
+              <w:bottom w:val="single" w:color="BBBBBB" w:sz="1"/>
+              <w:right w:val="single" w:color="BBBBBB" w:sz="1"/>
+            </w:tcBorders>
+            <w:shd w:fill="FFFFFF" w:val="clear"/>
+            <w:tcMar>
+              <w:top w:type="dxa" w:w="80"/>
+              <w:left w:type="dxa" w:w="120"/>
+              <w:bottom w:type="dxa" w:w="80"/>
+              <w:right w:type="dxa" w:w="120"/>
+            </w:tcMar>
+          </w:tcPr>
+          <w:p>
+            <w:pPr>
+              <w:jc w:val="left"/>
+            </w:pPr>
+            <w:r>
+              <w:rPr>
+                <w:rFonts w:ascii="Arial" w:cs="Arial" w:eastAsia="Arial" w:hAnsi="Arial"/>
+                <w:color w:val="404040"/>
+                <w:sz w:val="20"/>
+                <w:szCs w:val="20"/>
+              </w:rPr>
+              <w:t xml:space="preserve">Grounded Rate</w:t>
+            </w:r>
+          </w:p>
+        </w:tc>
+        <w:tc>
+          <w:tcPr>
+            <w:tcW w:type="dxa" w:w="4200"/>
+            <w:tcBorders>
+              <w:top w:val="single" w:color="BBBBBB" w:sz="1"/>
+              <w:left w:val="single" w:color="BBBBBB" w:sz="1"/>
+              <w:bottom w:val="single" w:color="BBBBBB" w:sz="1"/>
+              <w:right w:val="single" w:color="BBBBBB" w:sz="1"/>
+            </w:tcBorders>
+            <w:shd w:fill="FFFFFF" w:val="clear"/>
+            <w:tcMar>
+              <w:top w:type="dxa" w:w="80"/>
+              <w:left w:type="dxa" w:w="120"/>
+              <w:bottom w:type="dxa" w:w="80"/>
+              <w:right w:type="dxa" w:w="120"/>
+            </w:tcMar>
+          </w:tcPr>
+          <w:p>
+            <w:pPr>
+              <w:jc w:val="left"/>
+            </w:pPr>
+            <w:r>
+              <w:rPr>
+                <w:rFonts w:ascii="Arial" w:cs="Arial" w:eastAsia="Arial" w:hAnsi="Arial"/>
+                <w:color w:val="404040"/>
+                <w:sz w:val="20"/>
+                <w:szCs w:val="20"/>
+              </w:rPr>
+              <w:t xml:space="preserve">Fraction of queries that produced an answer (not INSUFFICIENT_EVIDENCE)</w:t>
+            </w:r>
+          </w:p>
+        </w:tc>
+        <w:tc>
+          <w:tcPr>
+            <w:tcW w:type="dxa" w:w="2760"/>
+            <w:tcBorders>
+              <w:top w:val="single" w:color="BBBBBB" w:sz="1"/>
+              <w:left w:val="single" w:color="BBBBBB" w:sz="1"/>
+              <w:bottom w:val="single" w:color="BBBBBB" w:sz="1"/>
+              <w:right w:val="single" w:color="BBBBBB" w:sz="1"/>
+            </w:tcBorders>
+            <w:shd w:fill="FFFFFF" w:val="clear"/>
+            <w:tcMar>
+              <w:top w:type="dxa" w:w="80"/>
+              <w:left w:type="dxa" w:w="120"/>
+              <w:bottom w:type="dxa" w:w="80"/>
+              <w:right w:type="dxa" w:w="120"/>
+            </w:tcMar>
+          </w:tcPr>
+          <w:p>
+            <w:pPr>
+              <w:jc w:val="left"/>
+            </w:pPr>
+            <w:r>
+              <w:rPr>
+                <w:rFonts w:ascii="Arial" w:cs="Arial" w:eastAsia="Arial" w:hAnsi="Arial"/>
+                <w:color w:val="404040"/>
+                <w:sz w:val="20"/>
+                <w:szCs w:val="20"/>
+              </w:rPr>
+              <w:t xml:space="preserve">Depends on query mix</w:t>
+            </w:r>
+          </w:p>
+        </w:tc>
+      </w:tr>
+      <w:tr>
+        <w:tc>
+          <w:tcPr>
+            <w:tcW w:type="dxa" w:w="2400"/>
+            <w:tcBorders>
+              <w:top w:val="single" w:color="BBBBBB" w:sz="1"/>
+              <w:left w:val="single" w:color="BBBBBB" w:sz="1"/>
+              <w:bottom w:val="single" w:color="BBBBBB" w:sz="1"/>
+              <w:right w:val="single" w:color="BBBBBB" w:sz="1"/>
+            </w:tcBorders>
+            <w:shd w:fill="F2F2F2" w:val="clear"/>
+            <w:tcMar>
+              <w:top w:type="dxa" w:w="80"/>
+              <w:left w:type="dxa" w:w="120"/>
+              <w:bottom w:type="dxa" w:w="80"/>
+              <w:right w:type="dxa" w:w="120"/>
+            </w:tcMar>
+          </w:tcPr>
+          <w:p>
+            <w:pPr>
+              <w:jc w:val="left"/>
+            </w:pPr>
+            <w:r>
+              <w:rPr>
+                <w:rFonts w:ascii="Arial" w:cs="Arial" w:eastAsia="Arial" w:hAnsi="Arial"/>
+                <w:color w:val="404040"/>
+                <w:sz w:val="20"/>
+                <w:szCs w:val="20"/>
+              </w:rPr>
+              <w:t xml:space="preserve">Blocked Rate</w:t>
+            </w:r>
+          </w:p>
+        </w:tc>
+        <w:tc>
+          <w:tcPr>
+            <w:tcW w:type="dxa" w:w="4200"/>
+            <w:tcBorders>
+              <w:top w:val="single" w:color="BBBBBB" w:sz="1"/>
+              <w:left w:val="single" w:color="BBBBBB" w:sz="1"/>
+              <w:bottom w:val="single" w:color="BBBBBB" w:sz="1"/>
+              <w:right w:val="single" w:color="BBBBBB" w:sz="1"/>
+            </w:tcBorders>
+            <w:shd w:fill="F2F2F2" w:val="clear"/>
+            <w:tcMar>
+              <w:top w:type="dxa" w:w="80"/>
+              <w:left w:type="dxa" w:w="120"/>
+              <w:bottom w:type="dxa" w:w="80"/>
+              <w:right w:type="dxa" w:w="120"/>
+            </w:tcMar>
+          </w:tcPr>
+          <w:p>
+            <w:pPr>
+              <w:jc w:val="left"/>
+            </w:pPr>
+            <w:r>
+              <w:rPr>
+                <w:rFonts w:ascii="Arial" w:cs="Arial" w:eastAsia="Arial" w:hAnsi="Arial"/>
+                <w:color w:val="404040"/>
+                <w:sz w:val="20"/>
+                <w:szCs w:val="20"/>
+              </w:rPr>
+              <w:t xml:space="preserve">Fraction of queries halted by a pipeline guard before answer generation</w:t>
+            </w:r>
+          </w:p>
+        </w:tc>
+        <w:tc>
+          <w:tcPr>
+            <w:tcW w:type="dxa" w:w="2760"/>
+            <w:tcBorders>
+              <w:top w:val="single" w:color="BBBBBB" w:sz="1"/>
+              <w:left w:val="single" w:color="BBBBBB" w:sz="1"/>
+              <w:bottom w:val="single" w:color="BBBBBB" w:sz="1"/>
+              <w:right w:val="single" w:color="BBBBBB" w:sz="1"/>
+            </w:tcBorders>
+            <w:shd w:fill="F2F2F2" w:val="clear"/>
+            <w:tcMar>
+              <w:top w:type="dxa" w:w="80"/>
+              <w:left w:type="dxa" w:w="120"/>
+              <w:bottom w:type="dxa" w:w="80"/>
+              <w:right w:type="dxa" w:w="120"/>
+            </w:tcMar>
+          </w:tcPr>
+          <w:p>
+            <w:pPr>
+              <w:jc w:val="left"/>
+            </w:pPr>
+            <w:r>
+              <w:rPr>
+                <w:rFonts w:ascii="Arial" w:cs="Arial" w:eastAsia="Arial" w:hAnsi="Arial"/>
+                <w:color w:val="404040"/>
+                <w:sz w:val="20"/>
+                <w:szCs w:val="20"/>
+              </w:rPr>
+              <w:t xml:space="preserve">High for adversarial queries</w:t>
+            </w:r>
+          </w:p>
+        </w:tc>
+      </w:tr>
+      <w:tr>
+        <w:tc>
+          <w:tcPr>
+            <w:tcW w:type="dxa" w:w="2400"/>
+            <w:tcBorders>
+              <w:top w:val="single" w:color="BBBBBB" w:sz="1"/>
+              <w:left w:val="single" w:color="BBBBBB" w:sz="1"/>
+              <w:bottom w:val="single" w:color="BBBBBB" w:sz="1"/>
+              <w:right w:val="single" w:color="BBBBBB" w:sz="1"/>
+            </w:tcBorders>
+            <w:shd w:fill="FFFFFF" w:val="clear"/>
+            <w:tcMar>
+              <w:top w:type="dxa" w:w="80"/>
+              <w:left w:type="dxa" w:w="120"/>
+              <w:bottom w:type="dxa" w:w="80"/>
+              <w:right w:type="dxa" w:w="120"/>
+            </w:tcMar>
+          </w:tcPr>
+          <w:p>
+            <w:pPr>
+              <w:jc w:val="left"/>
+            </w:pPr>
+            <w:r>
+              <w:rPr>
+                <w:rFonts w:ascii="Arial" w:cs="Arial" w:eastAsia="Arial" w:hAnsi="Arial"/>
+                <w:color w:val="404040"/>
+                <w:sz w:val="20"/>
+                <w:szCs w:val="20"/>
+              </w:rPr>
+              <w:t xml:space="preserve">Avg Latency (s)</w:t>
+            </w:r>
+          </w:p>
+        </w:tc>
+        <w:tc>
+          <w:tcPr>
+            <w:tcW w:type="dxa" w:w="4200"/>
+            <w:tcBorders>
+              <w:top w:val="single" w:color="BBBBBB" w:sz="1"/>
+              <w:left w:val="single" w:color="BBBBBB" w:sz="1"/>
+              <w:bottom w:val="single" w:color="BBBBBB" w:sz="1"/>
+              <w:right w:val="single" w:color="BBBBBB" w:sz="1"/>
+            </w:tcBorders>
+            <w:shd w:fill="FFFFFF" w:val="clear"/>
+            <w:tcMar>
+              <w:top w:type="dxa" w:w="80"/>
+              <w:left w:type="dxa" w:w="120"/>
+              <w:bottom w:type="dxa" w:w="80"/>
+              <w:right w:type="dxa" w:w="120"/>
+            </w:tcMar>
+          </w:tcPr>
+          <w:p>
+            <w:pPr>
+              <w:jc w:val="left"/>
+            </w:pPr>
+            <w:r>
+              <w:rPr>
+                <w:rFonts w:ascii="Arial" w:cs="Arial" w:eastAsia="Arial" w:hAnsi="Arial"/>
+                <w:color w:val="404040"/>
+                <w:sz w:val="20"/>
+                <w:szCs w:val="20"/>
+              </w:rPr>
+              <w:t xml:space="preserve">Mean wall-clock time per query from POST to response</w:t>
+            </w:r>
+          </w:p>
+        </w:tc>
+        <w:tc>
+          <w:tcPr>
+            <w:tcW w:type="dxa" w:w="2760"/>
+            <w:tcBorders>
+              <w:top w:val="single" w:color="BBBBBB" w:sz="1"/>
+              <w:left w:val="single" w:color="BBBBBB" w:sz="1"/>
+              <w:bottom w:val="single" w:color="BBBBBB" w:sz="1"/>
+              <w:right w:val="single" w:color="BBBBBB" w:sz="1"/>
+            </w:tcBorders>
+            <w:shd w:fill="FFFFFF" w:val="clear"/>
+            <w:tcMar>
+              <w:top w:type="dxa" w:w="80"/>
+              <w:left w:type="dxa" w:w="120"/>
+              <w:bottom w:type="dxa" w:w="80"/>
+              <w:right w:type="dxa" w:w="120"/>
+            </w:tcMar>
+          </w:tcPr>
+          <w:p>
+            <w:pPr>
+              <w:jc w:val="left"/>
+            </w:pPr>
+            <w:r>
+              <w:rPr>
+                <w:rFonts w:ascii="Arial" w:cs="Arial" w:eastAsia="Arial" w:hAnsi="Arial"/>
+                <w:color w:val="404040"/>
+                <w:sz w:val="20"/>
+                <w:szCs w:val="20"/>
+              </w:rPr>
+              <w:t xml:space="preserve">Lower is better</w:t>
+            </w:r>
+          </w:p>
+        </w:tc>
+      </w:tr>
+    </w:tbl>
+    <w:p>
+      <w:pPr>
+        <w:spacing w:before="0" w:after="0"/>
+      </w:pPr>
+      <w:r>
+        <w:t xml:space="preserve"/>
+      </w:r>
+    </w:p>
+    <w:p>
+      <w:pPr>
+        <w:pStyle w:val="Heading1"/>
+        <w:pBdr>
+          <w:bottom w:val="single" w:color="2E75B6" w:sz="6" w:space="4"/>
+        </w:pBdr>
+        <w:spacing w:before="320" w:after="160"/>
+      </w:pPr>
+      <w:r>
+        <w:rPr>
+          <w:rFonts w:ascii="Arial" w:cs="Arial" w:eastAsia="Arial" w:hAnsi="Arial"/>
+          <w:b/>
+          <w:bCs/>
+          <w:color w:val="1F3864"/>
+          <w:sz w:val="32"/>
+          <w:szCs w:val="32"/>
+        </w:rPr>
+        <w:t xml:space="preserve">13. Appendix — API Response Schema</w:t>
       </w:r>
     </w:p>
     <w:p>

--- a/traced-project/banana_technical_report.docx
+++ b/traced-project/banana_technical_report.docx
@@ -12450,7 +12450,7 @@
           <w:sz w:val="26"/>
           <w:szCs w:val="26"/>
         </w:rPr>
-        <w:t xml:space="preserve">11.1 Initial (Incorrect) Benchmark Output</w:t>
+        <w:t xml:space="preserve">11.1 Run 1 — Original benchmark.py (Pre-Fix)</w:t>
       </w:r>
     </w:p>
     <w:p>
@@ -12467,7 +12467,7 @@
           <w:sz w:val="22"/>
           <w:szCs w:val="22"/>
         </w:rPr>
-        <w:t xml:space="preserve">The benchmark was run against the live Kubernetes API using the --url flag:</w:t>
+        <w:t xml:space="preserve">The benchmark was first run against the live Kubernetes API before any fixes were applied. The command used was:</w:t>
       </w:r>
     </w:p>
     <w:p>
@@ -12486,6 +12486,2104 @@
         <w:t xml:space="preserve">python3 benchmark.py --url http://localhost:8080</w:t>
       </w:r>
     </w:p>
+    <w:p>
+      <w:pPr>
+        <w:spacing w:before="80" w:after="100"/>
+        <w:jc w:val="both"/>
+      </w:pPr>
+      <w:r>
+        <w:rPr>
+          <w:rFonts w:ascii="Arial" w:cs="Arial" w:eastAsia="Arial" w:hAnsi="Arial"/>
+          <w:i w:val="false"/>
+          <w:iCs w:val="false"/>
+          <w:color w:val="404040"/>
+          <w:sz w:val="22"/>
+          <w:szCs w:val="22"/>
+        </w:rPr>
+        <w:t xml:space="preserve">Per-query results (Run 1):</w:t>
+      </w:r>
+    </w:p>
+    <w:p>
+      <w:pPr>
+        <w:spacing w:before="0" w:after="0"/>
+      </w:pPr>
+      <w:r>
+        <w:t xml:space="preserve"/>
+      </w:r>
+    </w:p>
+    <w:tbl>
+      <w:tblPr>
+        <w:tblW w:type="dxa" w:w="9760"/>
+        <w:tblBorders>
+          <w:top w:val="single" w:color="auto" w:sz="4"/>
+          <w:left w:val="single" w:color="auto" w:sz="4"/>
+          <w:bottom w:val="single" w:color="auto" w:sz="4"/>
+          <w:right w:val="single" w:color="auto" w:sz="4"/>
+          <w:insideH w:val="single" w:color="auto" w:sz="4"/>
+          <w:insideV w:val="single" w:color="auto" w:sz="4"/>
+        </w:tblBorders>
+      </w:tblPr>
+      <w:tblGrid>
+        <w:gridCol w:w="1200"/>
+        <w:gridCol w:w="2800"/>
+        <w:gridCol w:w="1200"/>
+        <w:gridCol w:w="1400"/>
+        <w:gridCol w:w="1400"/>
+        <w:gridCol w:w="800"/>
+        <w:gridCol w:w="960"/>
+      </w:tblGrid>
+      <w:tr>
+        <w:trPr>
+          <w:tblHeader/>
+        </w:trPr>
+        <w:tc>
+          <w:tcPr>
+            <w:tcW w:type="dxa" w:w="1200"/>
+            <w:tcBorders>
+              <w:top w:val="single" w:color="BBBBBB" w:sz="1"/>
+              <w:left w:val="single" w:color="BBBBBB" w:sz="1"/>
+              <w:bottom w:val="single" w:color="BBBBBB" w:sz="1"/>
+              <w:right w:val="single" w:color="BBBBBB" w:sz="1"/>
+            </w:tcBorders>
+            <w:shd w:fill="1F3864" w:val="clear"/>
+            <w:tcMar>
+              <w:top w:type="dxa" w:w="80"/>
+              <w:left w:type="dxa" w:w="120"/>
+              <w:bottom w:type="dxa" w:w="80"/>
+              <w:right w:type="dxa" w:w="120"/>
+            </w:tcMar>
+          </w:tcPr>
+          <w:p>
+            <w:pPr>
+              <w:jc w:val="center"/>
+            </w:pPr>
+            <w:r>
+              <w:rPr>
+                <w:rFonts w:ascii="Arial" w:cs="Arial" w:eastAsia="Arial" w:hAnsi="Arial"/>
+                <w:b/>
+                <w:bCs/>
+                <w:color w:val="FFFFFF"/>
+                <w:sz w:val="20"/>
+                <w:szCs w:val="20"/>
+              </w:rPr>
+              <w:t xml:space="preserve">Category</w:t>
+            </w:r>
+          </w:p>
+        </w:tc>
+        <w:tc>
+          <w:tcPr>
+            <w:tcW w:type="dxa" w:w="2800"/>
+            <w:tcBorders>
+              <w:top w:val="single" w:color="BBBBBB" w:sz="1"/>
+              <w:left w:val="single" w:color="BBBBBB" w:sz="1"/>
+              <w:bottom w:val="single" w:color="BBBBBB" w:sz="1"/>
+              <w:right w:val="single" w:color="BBBBBB" w:sz="1"/>
+            </w:tcBorders>
+            <w:shd w:fill="1F3864" w:val="clear"/>
+            <w:tcMar>
+              <w:top w:type="dxa" w:w="80"/>
+              <w:left w:type="dxa" w:w="120"/>
+              <w:bottom w:type="dxa" w:w="80"/>
+              <w:right w:type="dxa" w:w="120"/>
+            </w:tcMar>
+          </w:tcPr>
+          <w:p>
+            <w:pPr>
+              <w:jc w:val="center"/>
+            </w:pPr>
+            <w:r>
+              <w:rPr>
+                <w:rFonts w:ascii="Arial" w:cs="Arial" w:eastAsia="Arial" w:hAnsi="Arial"/>
+                <w:b/>
+                <w:bCs/>
+                <w:color w:val="FFFFFF"/>
+                <w:sz w:val="20"/>
+                <w:szCs w:val="20"/>
+              </w:rPr>
+              <w:t xml:space="preserve">Query</w:t>
+            </w:r>
+          </w:p>
+        </w:tc>
+        <w:tc>
+          <w:tcPr>
+            <w:tcW w:type="dxa" w:w="1200"/>
+            <w:tcBorders>
+              <w:top w:val="single" w:color="BBBBBB" w:sz="1"/>
+              <w:left w:val="single" w:color="BBBBBB" w:sz="1"/>
+              <w:bottom w:val="single" w:color="BBBBBB" w:sz="1"/>
+              <w:right w:val="single" w:color="BBBBBB" w:sz="1"/>
+            </w:tcBorders>
+            <w:shd w:fill="1F3864" w:val="clear"/>
+            <w:tcMar>
+              <w:top w:type="dxa" w:w="80"/>
+              <w:left w:type="dxa" w:w="120"/>
+              <w:bottom w:type="dxa" w:w="80"/>
+              <w:right w:type="dxa" w:w="120"/>
+            </w:tcMar>
+          </w:tcPr>
+          <w:p>
+            <w:pPr>
+              <w:jc w:val="center"/>
+            </w:pPr>
+            <w:r>
+              <w:rPr>
+                <w:rFonts w:ascii="Arial" w:cs="Arial" w:eastAsia="Arial" w:hAnsi="Arial"/>
+                <w:b/>
+                <w:bCs/>
+                <w:color w:val="FFFFFF"/>
+                <w:sz w:val="20"/>
+                <w:szCs w:val="20"/>
+              </w:rPr>
+              <w:t xml:space="preserve">Mode</w:t>
+            </w:r>
+          </w:p>
+        </w:tc>
+        <w:tc>
+          <w:tcPr>
+            <w:tcW w:type="dxa" w:w="1400"/>
+            <w:tcBorders>
+              <w:top w:val="single" w:color="BBBBBB" w:sz="1"/>
+              <w:left w:val="single" w:color="BBBBBB" w:sz="1"/>
+              <w:bottom w:val="single" w:color="BBBBBB" w:sz="1"/>
+              <w:right w:val="single" w:color="BBBBBB" w:sz="1"/>
+            </w:tcBorders>
+            <w:shd w:fill="1F3864" w:val="clear"/>
+            <w:tcMar>
+              <w:top w:type="dxa" w:w="80"/>
+              <w:left w:type="dxa" w:w="120"/>
+              <w:bottom w:type="dxa" w:w="80"/>
+              <w:right w:type="dxa" w:w="120"/>
+            </w:tcMar>
+          </w:tcPr>
+          <w:p>
+            <w:pPr>
+              <w:jc w:val="center"/>
+            </w:pPr>
+            <w:r>
+              <w:rPr>
+                <w:rFonts w:ascii="Arial" w:cs="Arial" w:eastAsia="Arial" w:hAnsi="Arial"/>
+                <w:b/>
+                <w:bCs/>
+                <w:color w:val="FFFFFF"/>
+                <w:sz w:val="20"/>
+                <w:szCs w:val="20"/>
+              </w:rPr>
+              <w:t xml:space="preserve">Hallucination</w:t>
+            </w:r>
+          </w:p>
+        </w:tc>
+        <w:tc>
+          <w:tcPr>
+            <w:tcW w:type="dxa" w:w="1400"/>
+            <w:tcBorders>
+              <w:top w:val="single" w:color="BBBBBB" w:sz="1"/>
+              <w:left w:val="single" w:color="BBBBBB" w:sz="1"/>
+              <w:bottom w:val="single" w:color="BBBBBB" w:sz="1"/>
+              <w:right w:val="single" w:color="BBBBBB" w:sz="1"/>
+            </w:tcBorders>
+            <w:shd w:fill="1F3864" w:val="clear"/>
+            <w:tcMar>
+              <w:top w:type="dxa" w:w="80"/>
+              <w:left w:type="dxa" w:w="120"/>
+              <w:bottom w:type="dxa" w:w="80"/>
+              <w:right w:type="dxa" w:w="120"/>
+            </w:tcMar>
+          </w:tcPr>
+          <w:p>
+            <w:pPr>
+              <w:jc w:val="center"/>
+            </w:pPr>
+            <w:r>
+              <w:rPr>
+                <w:rFonts w:ascii="Arial" w:cs="Arial" w:eastAsia="Arial" w:hAnsi="Arial"/>
+                <w:b/>
+                <w:bCs/>
+                <w:color w:val="FFFFFF"/>
+                <w:sz w:val="20"/>
+                <w:szCs w:val="20"/>
+              </w:rPr>
+              <w:t xml:space="preserve">Faithfulness</w:t>
+            </w:r>
+          </w:p>
+        </w:tc>
+        <w:tc>
+          <w:tcPr>
+            <w:tcW w:type="dxa" w:w="800"/>
+            <w:tcBorders>
+              <w:top w:val="single" w:color="BBBBBB" w:sz="1"/>
+              <w:left w:val="single" w:color="BBBBBB" w:sz="1"/>
+              <w:bottom w:val="single" w:color="BBBBBB" w:sz="1"/>
+              <w:right w:val="single" w:color="BBBBBB" w:sz="1"/>
+            </w:tcBorders>
+            <w:shd w:fill="1F3864" w:val="clear"/>
+            <w:tcMar>
+              <w:top w:type="dxa" w:w="80"/>
+              <w:left w:type="dxa" w:w="120"/>
+              <w:bottom w:type="dxa" w:w="80"/>
+              <w:right w:type="dxa" w:w="120"/>
+            </w:tcMar>
+          </w:tcPr>
+          <w:p>
+            <w:pPr>
+              <w:jc w:val="center"/>
+            </w:pPr>
+            <w:r>
+              <w:rPr>
+                <w:rFonts w:ascii="Arial" w:cs="Arial" w:eastAsia="Arial" w:hAnsi="Arial"/>
+                <w:b/>
+                <w:bCs/>
+                <w:color w:val="FFFFFF"/>
+                <w:sz w:val="20"/>
+                <w:szCs w:val="20"/>
+              </w:rPr>
+              <w:t xml:space="preserve">Ground</w:t>
+            </w:r>
+          </w:p>
+        </w:tc>
+        <w:tc>
+          <w:tcPr>
+            <w:tcW w:type="dxa" w:w="960"/>
+            <w:tcBorders>
+              <w:top w:val="single" w:color="BBBBBB" w:sz="1"/>
+              <w:left w:val="single" w:color="BBBBBB" w:sz="1"/>
+              <w:bottom w:val="single" w:color="BBBBBB" w:sz="1"/>
+              <w:right w:val="single" w:color="BBBBBB" w:sz="1"/>
+            </w:tcBorders>
+            <w:shd w:fill="1F3864" w:val="clear"/>
+            <w:tcMar>
+              <w:top w:type="dxa" w:w="80"/>
+              <w:left w:type="dxa" w:w="120"/>
+              <w:bottom w:type="dxa" w:w="80"/>
+              <w:right w:type="dxa" w:w="120"/>
+            </w:tcMar>
+          </w:tcPr>
+          <w:p>
+            <w:pPr>
+              <w:jc w:val="center"/>
+            </w:pPr>
+            <w:r>
+              <w:rPr>
+                <w:rFonts w:ascii="Arial" w:cs="Arial" w:eastAsia="Arial" w:hAnsi="Arial"/>
+                <w:b/>
+                <w:bCs/>
+                <w:color w:val="FFFFFF"/>
+                <w:sz w:val="20"/>
+                <w:szCs w:val="20"/>
+              </w:rPr>
+              <w:t xml:space="preserve">Latency (s)</w:t>
+            </w:r>
+          </w:p>
+        </w:tc>
+      </w:tr>
+      <w:tr>
+        <w:tc>
+          <w:tcPr>
+            <w:tcW w:type="dxa" w:w="1200"/>
+            <w:tcBorders>
+              <w:top w:val="single" w:color="BBBBBB" w:sz="1"/>
+              <w:left w:val="single" w:color="BBBBBB" w:sz="1"/>
+              <w:bottom w:val="single" w:color="BBBBBB" w:sz="1"/>
+              <w:right w:val="single" w:color="BBBBBB" w:sz="1"/>
+            </w:tcBorders>
+            <w:shd w:fill="FFFFFF" w:val="clear"/>
+            <w:tcMar>
+              <w:top w:type="dxa" w:w="80"/>
+              <w:left w:type="dxa" w:w="120"/>
+              <w:bottom w:type="dxa" w:w="80"/>
+              <w:right w:type="dxa" w:w="120"/>
+            </w:tcMar>
+          </w:tcPr>
+          <w:p>
+            <w:pPr>
+              <w:jc w:val="left"/>
+            </w:pPr>
+            <w:r>
+              <w:rPr>
+                <w:rFonts w:ascii="Arial" w:cs="Arial" w:eastAsia="Arial" w:hAnsi="Arial"/>
+                <w:color w:val="404040"/>
+                <w:sz w:val="20"/>
+                <w:szCs w:val="20"/>
+              </w:rPr>
+              <w:t xml:space="preserve">FACTUAL</w:t>
+            </w:r>
+          </w:p>
+        </w:tc>
+        <w:tc>
+          <w:tcPr>
+            <w:tcW w:type="dxa" w:w="2800"/>
+            <w:tcBorders>
+              <w:top w:val="single" w:color="BBBBBB" w:sz="1"/>
+              <w:left w:val="single" w:color="BBBBBB" w:sz="1"/>
+              <w:bottom w:val="single" w:color="BBBBBB" w:sz="1"/>
+              <w:right w:val="single" w:color="BBBBBB" w:sz="1"/>
+            </w:tcBorders>
+            <w:shd w:fill="FFFFFF" w:val="clear"/>
+            <w:tcMar>
+              <w:top w:type="dxa" w:w="80"/>
+              <w:left w:type="dxa" w:w="120"/>
+              <w:bottom w:type="dxa" w:w="80"/>
+              <w:right w:type="dxa" w:w="120"/>
+            </w:tcMar>
+          </w:tcPr>
+          <w:p>
+            <w:pPr>
+              <w:jc w:val="left"/>
+            </w:pPr>
+            <w:r>
+              <w:rPr>
+                <w:rFonts w:ascii="Arial" w:cs="Arial" w:eastAsia="Arial" w:hAnsi="Arial"/>
+                <w:color w:val="404040"/>
+                <w:sz w:val="20"/>
+                <w:szCs w:val="20"/>
+              </w:rPr>
+              <w:t xml:space="preserve">What is AAPL stock price?</w:t>
+            </w:r>
+          </w:p>
+        </w:tc>
+        <w:tc>
+          <w:tcPr>
+            <w:tcW w:type="dxa" w:w="1200"/>
+            <w:tcBorders>
+              <w:top w:val="single" w:color="BBBBBB" w:sz="1"/>
+              <w:left w:val="single" w:color="BBBBBB" w:sz="1"/>
+              <w:bottom w:val="single" w:color="BBBBBB" w:sz="1"/>
+              <w:right w:val="single" w:color="BBBBBB" w:sz="1"/>
+            </w:tcBorders>
+            <w:shd w:fill="FFFFFF" w:val="clear"/>
+            <w:tcMar>
+              <w:top w:type="dxa" w:w="80"/>
+              <w:left w:type="dxa" w:w="120"/>
+              <w:bottom w:type="dxa" w:w="80"/>
+              <w:right w:type="dxa" w:w="120"/>
+            </w:tcMar>
+          </w:tcPr>
+          <w:p>
+            <w:pPr>
+              <w:jc w:val="left"/>
+            </w:pPr>
+            <w:r>
+              <w:rPr>
+                <w:rFonts w:ascii="Arial" w:cs="Arial" w:eastAsia="Arial" w:hAnsi="Arial"/>
+                <w:color w:val="404040"/>
+                <w:sz w:val="20"/>
+                <w:szCs w:val="20"/>
+              </w:rPr>
+              <w:t xml:space="preserve">BASELINE</w:t>
+            </w:r>
+          </w:p>
+        </w:tc>
+        <w:tc>
+          <w:tcPr>
+            <w:tcW w:type="dxa" w:w="1400"/>
+            <w:tcBorders>
+              <w:top w:val="single" w:color="BBBBBB" w:sz="1"/>
+              <w:left w:val="single" w:color="BBBBBB" w:sz="1"/>
+              <w:bottom w:val="single" w:color="BBBBBB" w:sz="1"/>
+              <w:right w:val="single" w:color="BBBBBB" w:sz="1"/>
+            </w:tcBorders>
+            <w:shd w:fill="FFFFFF" w:val="clear"/>
+            <w:tcMar>
+              <w:top w:type="dxa" w:w="80"/>
+              <w:left w:type="dxa" w:w="120"/>
+              <w:bottom w:type="dxa" w:w="80"/>
+              <w:right w:type="dxa" w:w="120"/>
+            </w:tcMar>
+          </w:tcPr>
+          <w:p>
+            <w:pPr>
+              <w:jc w:val="left"/>
+            </w:pPr>
+            <w:r>
+              <w:rPr>
+                <w:rFonts w:ascii="Arial" w:cs="Arial" w:eastAsia="Arial" w:hAnsi="Arial"/>
+                <w:color w:val="404040"/>
+                <w:sz w:val="20"/>
+                <w:szCs w:val="20"/>
+              </w:rPr>
+              <w:t xml:space="preserve">1.00</w:t>
+            </w:r>
+          </w:p>
+        </w:tc>
+        <w:tc>
+          <w:tcPr>
+            <w:tcW w:type="dxa" w:w="1400"/>
+            <w:tcBorders>
+              <w:top w:val="single" w:color="BBBBBB" w:sz="1"/>
+              <w:left w:val="single" w:color="BBBBBB" w:sz="1"/>
+              <w:bottom w:val="single" w:color="BBBBBB" w:sz="1"/>
+              <w:right w:val="single" w:color="BBBBBB" w:sz="1"/>
+            </w:tcBorders>
+            <w:shd w:fill="FFFFFF" w:val="clear"/>
+            <w:tcMar>
+              <w:top w:type="dxa" w:w="80"/>
+              <w:left w:type="dxa" w:w="120"/>
+              <w:bottom w:type="dxa" w:w="80"/>
+              <w:right w:type="dxa" w:w="120"/>
+            </w:tcMar>
+          </w:tcPr>
+          <w:p>
+            <w:pPr>
+              <w:jc w:val="left"/>
+            </w:pPr>
+            <w:r>
+              <w:rPr>
+                <w:rFonts w:ascii="Arial" w:cs="Arial" w:eastAsia="Arial" w:hAnsi="Arial"/>
+                <w:color w:val="404040"/>
+                <w:sz w:val="20"/>
+                <w:szCs w:val="20"/>
+              </w:rPr>
+              <w:t xml:space="preserve">0.00</w:t>
+            </w:r>
+          </w:p>
+        </w:tc>
+        <w:tc>
+          <w:tcPr>
+            <w:tcW w:type="dxa" w:w="800"/>
+            <w:tcBorders>
+              <w:top w:val="single" w:color="BBBBBB" w:sz="1"/>
+              <w:left w:val="single" w:color="BBBBBB" w:sz="1"/>
+              <w:bottom w:val="single" w:color="BBBBBB" w:sz="1"/>
+              <w:right w:val="single" w:color="BBBBBB" w:sz="1"/>
+            </w:tcBorders>
+            <w:shd w:fill="FFFFFF" w:val="clear"/>
+            <w:tcMar>
+              <w:top w:type="dxa" w:w="80"/>
+              <w:left w:type="dxa" w:w="120"/>
+              <w:bottom w:type="dxa" w:w="80"/>
+              <w:right w:type="dxa" w:w="120"/>
+            </w:tcMar>
+          </w:tcPr>
+          <w:p>
+            <w:pPr>
+              <w:jc w:val="left"/>
+            </w:pPr>
+            <w:r>
+              <w:rPr>
+                <w:rFonts w:ascii="Arial" w:cs="Arial" w:eastAsia="Arial" w:hAnsi="Arial"/>
+                <w:color w:val="404040"/>
+                <w:sz w:val="20"/>
+                <w:szCs w:val="20"/>
+              </w:rPr>
+              <w:t xml:space="preserve">✓</w:t>
+            </w:r>
+          </w:p>
+        </w:tc>
+        <w:tc>
+          <w:tcPr>
+            <w:tcW w:type="dxa" w:w="960"/>
+            <w:tcBorders>
+              <w:top w:val="single" w:color="BBBBBB" w:sz="1"/>
+              <w:left w:val="single" w:color="BBBBBB" w:sz="1"/>
+              <w:bottom w:val="single" w:color="BBBBBB" w:sz="1"/>
+              <w:right w:val="single" w:color="BBBBBB" w:sz="1"/>
+            </w:tcBorders>
+            <w:shd w:fill="FFFFFF" w:val="clear"/>
+            <w:tcMar>
+              <w:top w:type="dxa" w:w="80"/>
+              <w:left w:type="dxa" w:w="120"/>
+              <w:bottom w:type="dxa" w:w="80"/>
+              <w:right w:type="dxa" w:w="120"/>
+            </w:tcMar>
+          </w:tcPr>
+          <w:p>
+            <w:pPr>
+              <w:jc w:val="left"/>
+            </w:pPr>
+            <w:r>
+              <w:rPr>
+                <w:rFonts w:ascii="Arial" w:cs="Arial" w:eastAsia="Arial" w:hAnsi="Arial"/>
+                <w:color w:val="404040"/>
+                <w:sz w:val="20"/>
+                <w:szCs w:val="20"/>
+              </w:rPr>
+              <w:t xml:space="preserve">18.01</w:t>
+            </w:r>
+          </w:p>
+        </w:tc>
+      </w:tr>
+      <w:tr>
+        <w:tc>
+          <w:tcPr>
+            <w:tcW w:type="dxa" w:w="1200"/>
+            <w:tcBorders>
+              <w:top w:val="single" w:color="BBBBBB" w:sz="1"/>
+              <w:left w:val="single" w:color="BBBBBB" w:sz="1"/>
+              <w:bottom w:val="single" w:color="BBBBBB" w:sz="1"/>
+              <w:right w:val="single" w:color="BBBBBB" w:sz="1"/>
+            </w:tcBorders>
+            <w:shd w:fill="F2F2F2" w:val="clear"/>
+            <w:tcMar>
+              <w:top w:type="dxa" w:w="80"/>
+              <w:left w:type="dxa" w:w="120"/>
+              <w:bottom w:type="dxa" w:w="80"/>
+              <w:right w:type="dxa" w:w="120"/>
+            </w:tcMar>
+          </w:tcPr>
+          <w:p>
+            <w:pPr>
+              <w:jc w:val="left"/>
+            </w:pPr>
+            <w:r>
+              <w:rPr>
+                <w:rFonts w:ascii="Arial" w:cs="Arial" w:eastAsia="Arial" w:hAnsi="Arial"/>
+                <w:color w:val="404040"/>
+                <w:sz w:val="20"/>
+                <w:szCs w:val="20"/>
+              </w:rPr>
+              <w:t xml:space="preserve">FACTUAL</w:t>
+            </w:r>
+          </w:p>
+        </w:tc>
+        <w:tc>
+          <w:tcPr>
+            <w:tcW w:type="dxa" w:w="2800"/>
+            <w:tcBorders>
+              <w:top w:val="single" w:color="BBBBBB" w:sz="1"/>
+              <w:left w:val="single" w:color="BBBBBB" w:sz="1"/>
+              <w:bottom w:val="single" w:color="BBBBBB" w:sz="1"/>
+              <w:right w:val="single" w:color="BBBBBB" w:sz="1"/>
+            </w:tcBorders>
+            <w:shd w:fill="F2F2F2" w:val="clear"/>
+            <w:tcMar>
+              <w:top w:type="dxa" w:w="80"/>
+              <w:left w:type="dxa" w:w="120"/>
+              <w:bottom w:type="dxa" w:w="80"/>
+              <w:right w:type="dxa" w:w="120"/>
+            </w:tcMar>
+          </w:tcPr>
+          <w:p>
+            <w:pPr>
+              <w:jc w:val="left"/>
+            </w:pPr>
+            <w:r>
+              <w:rPr>
+                <w:rFonts w:ascii="Arial" w:cs="Arial" w:eastAsia="Arial" w:hAnsi="Arial"/>
+                <w:color w:val="404040"/>
+                <w:sz w:val="20"/>
+                <w:szCs w:val="20"/>
+              </w:rPr>
+              <w:t xml:space="preserve">What was AAPL revenue in FY2023?</w:t>
+            </w:r>
+          </w:p>
+        </w:tc>
+        <w:tc>
+          <w:tcPr>
+            <w:tcW w:type="dxa" w:w="1200"/>
+            <w:tcBorders>
+              <w:top w:val="single" w:color="BBBBBB" w:sz="1"/>
+              <w:left w:val="single" w:color="BBBBBB" w:sz="1"/>
+              <w:bottom w:val="single" w:color="BBBBBB" w:sz="1"/>
+              <w:right w:val="single" w:color="BBBBBB" w:sz="1"/>
+            </w:tcBorders>
+            <w:shd w:fill="F2F2F2" w:val="clear"/>
+            <w:tcMar>
+              <w:top w:type="dxa" w:w="80"/>
+              <w:left w:type="dxa" w:w="120"/>
+              <w:bottom w:type="dxa" w:w="80"/>
+              <w:right w:type="dxa" w:w="120"/>
+            </w:tcMar>
+          </w:tcPr>
+          <w:p>
+            <w:pPr>
+              <w:jc w:val="left"/>
+            </w:pPr>
+            <w:r>
+              <w:rPr>
+                <w:rFonts w:ascii="Arial" w:cs="Arial" w:eastAsia="Arial" w:hAnsi="Arial"/>
+                <w:color w:val="404040"/>
+                <w:sz w:val="20"/>
+                <w:szCs w:val="20"/>
+              </w:rPr>
+              <w:t xml:space="preserve">BASELINE</w:t>
+            </w:r>
+          </w:p>
+        </w:tc>
+        <w:tc>
+          <w:tcPr>
+            <w:tcW w:type="dxa" w:w="1400"/>
+            <w:tcBorders>
+              <w:top w:val="single" w:color="BBBBBB" w:sz="1"/>
+              <w:left w:val="single" w:color="BBBBBB" w:sz="1"/>
+              <w:bottom w:val="single" w:color="BBBBBB" w:sz="1"/>
+              <w:right w:val="single" w:color="BBBBBB" w:sz="1"/>
+            </w:tcBorders>
+            <w:shd w:fill="F2F2F2" w:val="clear"/>
+            <w:tcMar>
+              <w:top w:type="dxa" w:w="80"/>
+              <w:left w:type="dxa" w:w="120"/>
+              <w:bottom w:type="dxa" w:w="80"/>
+              <w:right w:type="dxa" w:w="120"/>
+            </w:tcMar>
+          </w:tcPr>
+          <w:p>
+            <w:pPr>
+              <w:jc w:val="left"/>
+            </w:pPr>
+            <w:r>
+              <w:rPr>
+                <w:rFonts w:ascii="Arial" w:cs="Arial" w:eastAsia="Arial" w:hAnsi="Arial"/>
+                <w:color w:val="404040"/>
+                <w:sz w:val="20"/>
+                <w:szCs w:val="20"/>
+              </w:rPr>
+              <w:t xml:space="preserve">1.00</w:t>
+            </w:r>
+          </w:p>
+        </w:tc>
+        <w:tc>
+          <w:tcPr>
+            <w:tcW w:type="dxa" w:w="1400"/>
+            <w:tcBorders>
+              <w:top w:val="single" w:color="BBBBBB" w:sz="1"/>
+              <w:left w:val="single" w:color="BBBBBB" w:sz="1"/>
+              <w:bottom w:val="single" w:color="BBBBBB" w:sz="1"/>
+              <w:right w:val="single" w:color="BBBBBB" w:sz="1"/>
+            </w:tcBorders>
+            <w:shd w:fill="F2F2F2" w:val="clear"/>
+            <w:tcMar>
+              <w:top w:type="dxa" w:w="80"/>
+              <w:left w:type="dxa" w:w="120"/>
+              <w:bottom w:type="dxa" w:w="80"/>
+              <w:right w:type="dxa" w:w="120"/>
+            </w:tcMar>
+          </w:tcPr>
+          <w:p>
+            <w:pPr>
+              <w:jc w:val="left"/>
+            </w:pPr>
+            <w:r>
+              <w:rPr>
+                <w:rFonts w:ascii="Arial" w:cs="Arial" w:eastAsia="Arial" w:hAnsi="Arial"/>
+                <w:color w:val="404040"/>
+                <w:sz w:val="20"/>
+                <w:szCs w:val="20"/>
+              </w:rPr>
+              <w:t xml:space="preserve">0.00</w:t>
+            </w:r>
+          </w:p>
+        </w:tc>
+        <w:tc>
+          <w:tcPr>
+            <w:tcW w:type="dxa" w:w="800"/>
+            <w:tcBorders>
+              <w:top w:val="single" w:color="BBBBBB" w:sz="1"/>
+              <w:left w:val="single" w:color="BBBBBB" w:sz="1"/>
+              <w:bottom w:val="single" w:color="BBBBBB" w:sz="1"/>
+              <w:right w:val="single" w:color="BBBBBB" w:sz="1"/>
+            </w:tcBorders>
+            <w:shd w:fill="F2F2F2" w:val="clear"/>
+            <w:tcMar>
+              <w:top w:type="dxa" w:w="80"/>
+              <w:left w:type="dxa" w:w="120"/>
+              <w:bottom w:type="dxa" w:w="80"/>
+              <w:right w:type="dxa" w:w="120"/>
+            </w:tcMar>
+          </w:tcPr>
+          <w:p>
+            <w:pPr>
+              <w:jc w:val="left"/>
+            </w:pPr>
+            <w:r>
+              <w:rPr>
+                <w:rFonts w:ascii="Arial" w:cs="Arial" w:eastAsia="Arial" w:hAnsi="Arial"/>
+                <w:color w:val="404040"/>
+                <w:sz w:val="20"/>
+                <w:szCs w:val="20"/>
+              </w:rPr>
+              <w:t xml:space="preserve">✓</w:t>
+            </w:r>
+          </w:p>
+        </w:tc>
+        <w:tc>
+          <w:tcPr>
+            <w:tcW w:type="dxa" w:w="960"/>
+            <w:tcBorders>
+              <w:top w:val="single" w:color="BBBBBB" w:sz="1"/>
+              <w:left w:val="single" w:color="BBBBBB" w:sz="1"/>
+              <w:bottom w:val="single" w:color="BBBBBB" w:sz="1"/>
+              <w:right w:val="single" w:color="BBBBBB" w:sz="1"/>
+            </w:tcBorders>
+            <w:shd w:fill="F2F2F2" w:val="clear"/>
+            <w:tcMar>
+              <w:top w:type="dxa" w:w="80"/>
+              <w:left w:type="dxa" w:w="120"/>
+              <w:bottom w:type="dxa" w:w="80"/>
+              <w:right w:type="dxa" w:w="120"/>
+            </w:tcMar>
+          </w:tcPr>
+          <w:p>
+            <w:pPr>
+              <w:jc w:val="left"/>
+            </w:pPr>
+            <w:r>
+              <w:rPr>
+                <w:rFonts w:ascii="Arial" w:cs="Arial" w:eastAsia="Arial" w:hAnsi="Arial"/>
+                <w:color w:val="404040"/>
+                <w:sz w:val="20"/>
+                <w:szCs w:val="20"/>
+              </w:rPr>
+              <w:t xml:space="preserve">12.47</w:t>
+            </w:r>
+          </w:p>
+        </w:tc>
+      </w:tr>
+      <w:tr>
+        <w:tc>
+          <w:tcPr>
+            <w:tcW w:type="dxa" w:w="1200"/>
+            <w:tcBorders>
+              <w:top w:val="single" w:color="BBBBBB" w:sz="1"/>
+              <w:left w:val="single" w:color="BBBBBB" w:sz="1"/>
+              <w:bottom w:val="single" w:color="BBBBBB" w:sz="1"/>
+              <w:right w:val="single" w:color="BBBBBB" w:sz="1"/>
+            </w:tcBorders>
+            <w:shd w:fill="FFFFFF" w:val="clear"/>
+            <w:tcMar>
+              <w:top w:type="dxa" w:w="80"/>
+              <w:left w:type="dxa" w:w="120"/>
+              <w:bottom w:type="dxa" w:w="80"/>
+              <w:right w:type="dxa" w:w="120"/>
+            </w:tcMar>
+          </w:tcPr>
+          <w:p>
+            <w:pPr>
+              <w:jc w:val="left"/>
+            </w:pPr>
+            <w:r>
+              <w:rPr>
+                <w:rFonts w:ascii="Arial" w:cs="Arial" w:eastAsia="Arial" w:hAnsi="Arial"/>
+                <w:color w:val="404040"/>
+                <w:sz w:val="20"/>
+                <w:szCs w:val="20"/>
+              </w:rPr>
+              <w:t xml:space="preserve">FACTUAL</w:t>
+            </w:r>
+          </w:p>
+        </w:tc>
+        <w:tc>
+          <w:tcPr>
+            <w:tcW w:type="dxa" w:w="2800"/>
+            <w:tcBorders>
+              <w:top w:val="single" w:color="BBBBBB" w:sz="1"/>
+              <w:left w:val="single" w:color="BBBBBB" w:sz="1"/>
+              <w:bottom w:val="single" w:color="BBBBBB" w:sz="1"/>
+              <w:right w:val="single" w:color="BBBBBB" w:sz="1"/>
+            </w:tcBorders>
+            <w:shd w:fill="FFFFFF" w:val="clear"/>
+            <w:tcMar>
+              <w:top w:type="dxa" w:w="80"/>
+              <w:left w:type="dxa" w:w="120"/>
+              <w:bottom w:type="dxa" w:w="80"/>
+              <w:right w:type="dxa" w:w="120"/>
+            </w:tcMar>
+          </w:tcPr>
+          <w:p>
+            <w:pPr>
+              <w:jc w:val="left"/>
+            </w:pPr>
+            <w:r>
+              <w:rPr>
+                <w:rFonts w:ascii="Arial" w:cs="Arial" w:eastAsia="Arial" w:hAnsi="Arial"/>
+                <w:color w:val="404040"/>
+                <w:sz w:val="20"/>
+                <w:szCs w:val="20"/>
+              </w:rPr>
+              <w:t xml:space="preserve">Summarize recent SEC filing for AAPL</w:t>
+            </w:r>
+          </w:p>
+        </w:tc>
+        <w:tc>
+          <w:tcPr>
+            <w:tcW w:type="dxa" w:w="1200"/>
+            <w:tcBorders>
+              <w:top w:val="single" w:color="BBBBBB" w:sz="1"/>
+              <w:left w:val="single" w:color="BBBBBB" w:sz="1"/>
+              <w:bottom w:val="single" w:color="BBBBBB" w:sz="1"/>
+              <w:right w:val="single" w:color="BBBBBB" w:sz="1"/>
+            </w:tcBorders>
+            <w:shd w:fill="FFFFFF" w:val="clear"/>
+            <w:tcMar>
+              <w:top w:type="dxa" w:w="80"/>
+              <w:left w:type="dxa" w:w="120"/>
+              <w:bottom w:type="dxa" w:w="80"/>
+              <w:right w:type="dxa" w:w="120"/>
+            </w:tcMar>
+          </w:tcPr>
+          <w:p>
+            <w:pPr>
+              <w:jc w:val="left"/>
+            </w:pPr>
+            <w:r>
+              <w:rPr>
+                <w:rFonts w:ascii="Arial" w:cs="Arial" w:eastAsia="Arial" w:hAnsi="Arial"/>
+                <w:color w:val="404040"/>
+                <w:sz w:val="20"/>
+                <w:szCs w:val="20"/>
+              </w:rPr>
+              <w:t xml:space="preserve">BASELINE</w:t>
+            </w:r>
+          </w:p>
+        </w:tc>
+        <w:tc>
+          <w:tcPr>
+            <w:tcW w:type="dxa" w:w="1400"/>
+            <w:tcBorders>
+              <w:top w:val="single" w:color="BBBBBB" w:sz="1"/>
+              <w:left w:val="single" w:color="BBBBBB" w:sz="1"/>
+              <w:bottom w:val="single" w:color="BBBBBB" w:sz="1"/>
+              <w:right w:val="single" w:color="BBBBBB" w:sz="1"/>
+            </w:tcBorders>
+            <w:shd w:fill="FFFFFF" w:val="clear"/>
+            <w:tcMar>
+              <w:top w:type="dxa" w:w="80"/>
+              <w:left w:type="dxa" w:w="120"/>
+              <w:bottom w:type="dxa" w:w="80"/>
+              <w:right w:type="dxa" w:w="120"/>
+            </w:tcMar>
+          </w:tcPr>
+          <w:p>
+            <w:pPr>
+              <w:jc w:val="left"/>
+            </w:pPr>
+            <w:r>
+              <w:rPr>
+                <w:rFonts w:ascii="Arial" w:cs="Arial" w:eastAsia="Arial" w:hAnsi="Arial"/>
+                <w:color w:val="404040"/>
+                <w:sz w:val="20"/>
+                <w:szCs w:val="20"/>
+              </w:rPr>
+              <w:t xml:space="preserve">1.00</w:t>
+            </w:r>
+          </w:p>
+        </w:tc>
+        <w:tc>
+          <w:tcPr>
+            <w:tcW w:type="dxa" w:w="1400"/>
+            <w:tcBorders>
+              <w:top w:val="single" w:color="BBBBBB" w:sz="1"/>
+              <w:left w:val="single" w:color="BBBBBB" w:sz="1"/>
+              <w:bottom w:val="single" w:color="BBBBBB" w:sz="1"/>
+              <w:right w:val="single" w:color="BBBBBB" w:sz="1"/>
+            </w:tcBorders>
+            <w:shd w:fill="FFFFFF" w:val="clear"/>
+            <w:tcMar>
+              <w:top w:type="dxa" w:w="80"/>
+              <w:left w:type="dxa" w:w="120"/>
+              <w:bottom w:type="dxa" w:w="80"/>
+              <w:right w:type="dxa" w:w="120"/>
+            </w:tcMar>
+          </w:tcPr>
+          <w:p>
+            <w:pPr>
+              <w:jc w:val="left"/>
+            </w:pPr>
+            <w:r>
+              <w:rPr>
+                <w:rFonts w:ascii="Arial" w:cs="Arial" w:eastAsia="Arial" w:hAnsi="Arial"/>
+                <w:color w:val="404040"/>
+                <w:sz w:val="20"/>
+                <w:szCs w:val="20"/>
+              </w:rPr>
+              <w:t xml:space="preserve">0.00</w:t>
+            </w:r>
+          </w:p>
+        </w:tc>
+        <w:tc>
+          <w:tcPr>
+            <w:tcW w:type="dxa" w:w="800"/>
+            <w:tcBorders>
+              <w:top w:val="single" w:color="BBBBBB" w:sz="1"/>
+              <w:left w:val="single" w:color="BBBBBB" w:sz="1"/>
+              <w:bottom w:val="single" w:color="BBBBBB" w:sz="1"/>
+              <w:right w:val="single" w:color="BBBBBB" w:sz="1"/>
+            </w:tcBorders>
+            <w:shd w:fill="FFFFFF" w:val="clear"/>
+            <w:tcMar>
+              <w:top w:type="dxa" w:w="80"/>
+              <w:left w:type="dxa" w:w="120"/>
+              <w:bottom w:type="dxa" w:w="80"/>
+              <w:right w:type="dxa" w:w="120"/>
+            </w:tcMar>
+          </w:tcPr>
+          <w:p>
+            <w:pPr>
+              <w:jc w:val="left"/>
+            </w:pPr>
+            <w:r>
+              <w:rPr>
+                <w:rFonts w:ascii="Arial" w:cs="Arial" w:eastAsia="Arial" w:hAnsi="Arial"/>
+                <w:color w:val="404040"/>
+                <w:sz w:val="20"/>
+                <w:szCs w:val="20"/>
+              </w:rPr>
+              <w:t xml:space="preserve">✓</w:t>
+            </w:r>
+          </w:p>
+        </w:tc>
+        <w:tc>
+          <w:tcPr>
+            <w:tcW w:type="dxa" w:w="960"/>
+            <w:tcBorders>
+              <w:top w:val="single" w:color="BBBBBB" w:sz="1"/>
+              <w:left w:val="single" w:color="BBBBBB" w:sz="1"/>
+              <w:bottom w:val="single" w:color="BBBBBB" w:sz="1"/>
+              <w:right w:val="single" w:color="BBBBBB" w:sz="1"/>
+            </w:tcBorders>
+            <w:shd w:fill="FFFFFF" w:val="clear"/>
+            <w:tcMar>
+              <w:top w:type="dxa" w:w="80"/>
+              <w:left w:type="dxa" w:w="120"/>
+              <w:bottom w:type="dxa" w:w="80"/>
+              <w:right w:type="dxa" w:w="120"/>
+            </w:tcMar>
+          </w:tcPr>
+          <w:p>
+            <w:pPr>
+              <w:jc w:val="left"/>
+            </w:pPr>
+            <w:r>
+              <w:rPr>
+                <w:rFonts w:ascii="Arial" w:cs="Arial" w:eastAsia="Arial" w:hAnsi="Arial"/>
+                <w:color w:val="404040"/>
+                <w:sz w:val="20"/>
+                <w:szCs w:val="20"/>
+              </w:rPr>
+              <w:t xml:space="preserve">8.08</w:t>
+            </w:r>
+          </w:p>
+        </w:tc>
+      </w:tr>
+      <w:tr>
+        <w:tc>
+          <w:tcPr>
+            <w:tcW w:type="dxa" w:w="1200"/>
+            <w:tcBorders>
+              <w:top w:val="single" w:color="BBBBBB" w:sz="1"/>
+              <w:left w:val="single" w:color="BBBBBB" w:sz="1"/>
+              <w:bottom w:val="single" w:color="BBBBBB" w:sz="1"/>
+              <w:right w:val="single" w:color="BBBBBB" w:sz="1"/>
+            </w:tcBorders>
+            <w:shd w:fill="F2F2F2" w:val="clear"/>
+            <w:tcMar>
+              <w:top w:type="dxa" w:w="80"/>
+              <w:left w:type="dxa" w:w="120"/>
+              <w:bottom w:type="dxa" w:w="80"/>
+              <w:right w:type="dxa" w:w="120"/>
+            </w:tcMar>
+          </w:tcPr>
+          <w:p>
+            <w:pPr>
+              <w:jc w:val="left"/>
+            </w:pPr>
+            <w:r>
+              <w:rPr>
+                <w:rFonts w:ascii="Arial" w:cs="Arial" w:eastAsia="Arial" w:hAnsi="Arial"/>
+                <w:color w:val="404040"/>
+                <w:sz w:val="20"/>
+                <w:szCs w:val="20"/>
+              </w:rPr>
+              <w:t xml:space="preserve">FACTUAL</w:t>
+            </w:r>
+          </w:p>
+        </w:tc>
+        <w:tc>
+          <w:tcPr>
+            <w:tcW w:type="dxa" w:w="2800"/>
+            <w:tcBorders>
+              <w:top w:val="single" w:color="BBBBBB" w:sz="1"/>
+              <w:left w:val="single" w:color="BBBBBB" w:sz="1"/>
+              <w:bottom w:val="single" w:color="BBBBBB" w:sz="1"/>
+              <w:right w:val="single" w:color="BBBBBB" w:sz="1"/>
+            </w:tcBorders>
+            <w:shd w:fill="F2F2F2" w:val="clear"/>
+            <w:tcMar>
+              <w:top w:type="dxa" w:w="80"/>
+              <w:left w:type="dxa" w:w="120"/>
+              <w:bottom w:type="dxa" w:w="80"/>
+              <w:right w:type="dxa" w:w="120"/>
+            </w:tcMar>
+          </w:tcPr>
+          <w:p>
+            <w:pPr>
+              <w:jc w:val="left"/>
+            </w:pPr>
+            <w:r>
+              <w:rPr>
+                <w:rFonts w:ascii="Arial" w:cs="Arial" w:eastAsia="Arial" w:hAnsi="Arial"/>
+                <w:color w:val="404040"/>
+                <w:sz w:val="20"/>
+                <w:szCs w:val="20"/>
+              </w:rPr>
+              <w:t xml:space="preserve">What is MSFT current stock price?</w:t>
+            </w:r>
+          </w:p>
+        </w:tc>
+        <w:tc>
+          <w:tcPr>
+            <w:tcW w:type="dxa" w:w="1200"/>
+            <w:tcBorders>
+              <w:top w:val="single" w:color="BBBBBB" w:sz="1"/>
+              <w:left w:val="single" w:color="BBBBBB" w:sz="1"/>
+              <w:bottom w:val="single" w:color="BBBBBB" w:sz="1"/>
+              <w:right w:val="single" w:color="BBBBBB" w:sz="1"/>
+            </w:tcBorders>
+            <w:shd w:fill="F2F2F2" w:val="clear"/>
+            <w:tcMar>
+              <w:top w:type="dxa" w:w="80"/>
+              <w:left w:type="dxa" w:w="120"/>
+              <w:bottom w:type="dxa" w:w="80"/>
+              <w:right w:type="dxa" w:w="120"/>
+            </w:tcMar>
+          </w:tcPr>
+          <w:p>
+            <w:pPr>
+              <w:jc w:val="left"/>
+            </w:pPr>
+            <w:r>
+              <w:rPr>
+                <w:rFonts w:ascii="Arial" w:cs="Arial" w:eastAsia="Arial" w:hAnsi="Arial"/>
+                <w:color w:val="404040"/>
+                <w:sz w:val="20"/>
+                <w:szCs w:val="20"/>
+              </w:rPr>
+              <w:t xml:space="preserve">BASELINE</w:t>
+            </w:r>
+          </w:p>
+        </w:tc>
+        <w:tc>
+          <w:tcPr>
+            <w:tcW w:type="dxa" w:w="1400"/>
+            <w:tcBorders>
+              <w:top w:val="single" w:color="BBBBBB" w:sz="1"/>
+              <w:left w:val="single" w:color="BBBBBB" w:sz="1"/>
+              <w:bottom w:val="single" w:color="BBBBBB" w:sz="1"/>
+              <w:right w:val="single" w:color="BBBBBB" w:sz="1"/>
+            </w:tcBorders>
+            <w:shd w:fill="F2F2F2" w:val="clear"/>
+            <w:tcMar>
+              <w:top w:type="dxa" w:w="80"/>
+              <w:left w:type="dxa" w:w="120"/>
+              <w:bottom w:type="dxa" w:w="80"/>
+              <w:right w:type="dxa" w:w="120"/>
+            </w:tcMar>
+          </w:tcPr>
+          <w:p>
+            <w:pPr>
+              <w:jc w:val="left"/>
+            </w:pPr>
+            <w:r>
+              <w:rPr>
+                <w:rFonts w:ascii="Arial" w:cs="Arial" w:eastAsia="Arial" w:hAnsi="Arial"/>
+                <w:color w:val="404040"/>
+                <w:sz w:val="20"/>
+                <w:szCs w:val="20"/>
+              </w:rPr>
+              <w:t xml:space="preserve">1.00</w:t>
+            </w:r>
+          </w:p>
+        </w:tc>
+        <w:tc>
+          <w:tcPr>
+            <w:tcW w:type="dxa" w:w="1400"/>
+            <w:tcBorders>
+              <w:top w:val="single" w:color="BBBBBB" w:sz="1"/>
+              <w:left w:val="single" w:color="BBBBBB" w:sz="1"/>
+              <w:bottom w:val="single" w:color="BBBBBB" w:sz="1"/>
+              <w:right w:val="single" w:color="BBBBBB" w:sz="1"/>
+            </w:tcBorders>
+            <w:shd w:fill="F2F2F2" w:val="clear"/>
+            <w:tcMar>
+              <w:top w:type="dxa" w:w="80"/>
+              <w:left w:type="dxa" w:w="120"/>
+              <w:bottom w:type="dxa" w:w="80"/>
+              <w:right w:type="dxa" w:w="120"/>
+            </w:tcMar>
+          </w:tcPr>
+          <w:p>
+            <w:pPr>
+              <w:jc w:val="left"/>
+            </w:pPr>
+            <w:r>
+              <w:rPr>
+                <w:rFonts w:ascii="Arial" w:cs="Arial" w:eastAsia="Arial" w:hAnsi="Arial"/>
+                <w:color w:val="404040"/>
+                <w:sz w:val="20"/>
+                <w:szCs w:val="20"/>
+              </w:rPr>
+              <w:t xml:space="preserve">0.00</w:t>
+            </w:r>
+          </w:p>
+        </w:tc>
+        <w:tc>
+          <w:tcPr>
+            <w:tcW w:type="dxa" w:w="800"/>
+            <w:tcBorders>
+              <w:top w:val="single" w:color="BBBBBB" w:sz="1"/>
+              <w:left w:val="single" w:color="BBBBBB" w:sz="1"/>
+              <w:bottom w:val="single" w:color="BBBBBB" w:sz="1"/>
+              <w:right w:val="single" w:color="BBBBBB" w:sz="1"/>
+            </w:tcBorders>
+            <w:shd w:fill="F2F2F2" w:val="clear"/>
+            <w:tcMar>
+              <w:top w:type="dxa" w:w="80"/>
+              <w:left w:type="dxa" w:w="120"/>
+              <w:bottom w:type="dxa" w:w="80"/>
+              <w:right w:type="dxa" w:w="120"/>
+            </w:tcMar>
+          </w:tcPr>
+          <w:p>
+            <w:pPr>
+              <w:jc w:val="left"/>
+            </w:pPr>
+            <w:r>
+              <w:rPr>
+                <w:rFonts w:ascii="Arial" w:cs="Arial" w:eastAsia="Arial" w:hAnsi="Arial"/>
+                <w:color w:val="404040"/>
+                <w:sz w:val="20"/>
+                <w:szCs w:val="20"/>
+              </w:rPr>
+              <w:t xml:space="preserve">✓</w:t>
+            </w:r>
+          </w:p>
+        </w:tc>
+        <w:tc>
+          <w:tcPr>
+            <w:tcW w:type="dxa" w:w="960"/>
+            <w:tcBorders>
+              <w:top w:val="single" w:color="BBBBBB" w:sz="1"/>
+              <w:left w:val="single" w:color="BBBBBB" w:sz="1"/>
+              <w:bottom w:val="single" w:color="BBBBBB" w:sz="1"/>
+              <w:right w:val="single" w:color="BBBBBB" w:sz="1"/>
+            </w:tcBorders>
+            <w:shd w:fill="F2F2F2" w:val="clear"/>
+            <w:tcMar>
+              <w:top w:type="dxa" w:w="80"/>
+              <w:left w:type="dxa" w:w="120"/>
+              <w:bottom w:type="dxa" w:w="80"/>
+              <w:right w:type="dxa" w:w="120"/>
+            </w:tcMar>
+          </w:tcPr>
+          <w:p>
+            <w:pPr>
+              <w:jc w:val="left"/>
+            </w:pPr>
+            <w:r>
+              <w:rPr>
+                <w:rFonts w:ascii="Arial" w:cs="Arial" w:eastAsia="Arial" w:hAnsi="Arial"/>
+                <w:color w:val="404040"/>
+                <w:sz w:val="20"/>
+                <w:szCs w:val="20"/>
+              </w:rPr>
+              <w:t xml:space="preserve">6.92</w:t>
+            </w:r>
+          </w:p>
+        </w:tc>
+      </w:tr>
+      <w:tr>
+        <w:tc>
+          <w:tcPr>
+            <w:tcW w:type="dxa" w:w="1200"/>
+            <w:tcBorders>
+              <w:top w:val="single" w:color="BBBBBB" w:sz="1"/>
+              <w:left w:val="single" w:color="BBBBBB" w:sz="1"/>
+              <w:bottom w:val="single" w:color="BBBBBB" w:sz="1"/>
+              <w:right w:val="single" w:color="BBBBBB" w:sz="1"/>
+            </w:tcBorders>
+            <w:shd w:fill="FFFFFF" w:val="clear"/>
+            <w:tcMar>
+              <w:top w:type="dxa" w:w="80"/>
+              <w:left w:type="dxa" w:w="120"/>
+              <w:bottom w:type="dxa" w:w="80"/>
+              <w:right w:type="dxa" w:w="120"/>
+            </w:tcMar>
+          </w:tcPr>
+          <w:p>
+            <w:pPr>
+              <w:jc w:val="left"/>
+            </w:pPr>
+            <w:r>
+              <w:rPr>
+                <w:rFonts w:ascii="Arial" w:cs="Arial" w:eastAsia="Arial" w:hAnsi="Arial"/>
+                <w:color w:val="404040"/>
+                <w:sz w:val="20"/>
+                <w:szCs w:val="20"/>
+              </w:rPr>
+              <w:t xml:space="preserve">FACTUAL</w:t>
+            </w:r>
+          </w:p>
+        </w:tc>
+        <w:tc>
+          <w:tcPr>
+            <w:tcW w:type="dxa" w:w="2800"/>
+            <w:tcBorders>
+              <w:top w:val="single" w:color="BBBBBB" w:sz="1"/>
+              <w:left w:val="single" w:color="BBBBBB" w:sz="1"/>
+              <w:bottom w:val="single" w:color="BBBBBB" w:sz="1"/>
+              <w:right w:val="single" w:color="BBBBBB" w:sz="1"/>
+            </w:tcBorders>
+            <w:shd w:fill="FFFFFF" w:val="clear"/>
+            <w:tcMar>
+              <w:top w:type="dxa" w:w="80"/>
+              <w:left w:type="dxa" w:w="120"/>
+              <w:bottom w:type="dxa" w:w="80"/>
+              <w:right w:type="dxa" w:w="120"/>
+            </w:tcMar>
+          </w:tcPr>
+          <w:p>
+            <w:pPr>
+              <w:jc w:val="left"/>
+            </w:pPr>
+            <w:r>
+              <w:rPr>
+                <w:rFonts w:ascii="Arial" w:cs="Arial" w:eastAsia="Arial" w:hAnsi="Arial"/>
+                <w:color w:val="404040"/>
+                <w:sz w:val="20"/>
+                <w:szCs w:val="20"/>
+              </w:rPr>
+              <w:t xml:space="preserve">What is AAPL stock price?</w:t>
+            </w:r>
+          </w:p>
+        </w:tc>
+        <w:tc>
+          <w:tcPr>
+            <w:tcW w:type="dxa" w:w="1200"/>
+            <w:tcBorders>
+              <w:top w:val="single" w:color="BBBBBB" w:sz="1"/>
+              <w:left w:val="single" w:color="BBBBBB" w:sz="1"/>
+              <w:bottom w:val="single" w:color="BBBBBB" w:sz="1"/>
+              <w:right w:val="single" w:color="BBBBBB" w:sz="1"/>
+            </w:tcBorders>
+            <w:shd w:fill="FFFFFF" w:val="clear"/>
+            <w:tcMar>
+              <w:top w:type="dxa" w:w="80"/>
+              <w:left w:type="dxa" w:w="120"/>
+              <w:bottom w:type="dxa" w:w="80"/>
+              <w:right w:type="dxa" w:w="120"/>
+            </w:tcMar>
+          </w:tcPr>
+          <w:p>
+            <w:pPr>
+              <w:jc w:val="left"/>
+            </w:pPr>
+            <w:r>
+              <w:rPr>
+                <w:rFonts w:ascii="Arial" w:cs="Arial" w:eastAsia="Arial" w:hAnsi="Arial"/>
+                <w:color w:val="404040"/>
+                <w:sz w:val="20"/>
+                <w:szCs w:val="20"/>
+              </w:rPr>
+              <w:t xml:space="preserve">OPTIMIZED</w:t>
+            </w:r>
+          </w:p>
+        </w:tc>
+        <w:tc>
+          <w:tcPr>
+            <w:tcW w:type="dxa" w:w="1400"/>
+            <w:tcBorders>
+              <w:top w:val="single" w:color="BBBBBB" w:sz="1"/>
+              <w:left w:val="single" w:color="BBBBBB" w:sz="1"/>
+              <w:bottom w:val="single" w:color="BBBBBB" w:sz="1"/>
+              <w:right w:val="single" w:color="BBBBBB" w:sz="1"/>
+            </w:tcBorders>
+            <w:shd w:fill="FFFFFF" w:val="clear"/>
+            <w:tcMar>
+              <w:top w:type="dxa" w:w="80"/>
+              <w:left w:type="dxa" w:w="120"/>
+              <w:bottom w:type="dxa" w:w="80"/>
+              <w:right w:type="dxa" w:w="120"/>
+            </w:tcMar>
+          </w:tcPr>
+          <w:p>
+            <w:pPr>
+              <w:jc w:val="left"/>
+            </w:pPr>
+            <w:r>
+              <w:rPr>
+                <w:rFonts w:ascii="Arial" w:cs="Arial" w:eastAsia="Arial" w:hAnsi="Arial"/>
+                <w:color w:val="404040"/>
+                <w:sz w:val="20"/>
+                <w:szCs w:val="20"/>
+              </w:rPr>
+              <w:t xml:space="preserve">1.00</w:t>
+            </w:r>
+          </w:p>
+        </w:tc>
+        <w:tc>
+          <w:tcPr>
+            <w:tcW w:type="dxa" w:w="1400"/>
+            <w:tcBorders>
+              <w:top w:val="single" w:color="BBBBBB" w:sz="1"/>
+              <w:left w:val="single" w:color="BBBBBB" w:sz="1"/>
+              <w:bottom w:val="single" w:color="BBBBBB" w:sz="1"/>
+              <w:right w:val="single" w:color="BBBBBB" w:sz="1"/>
+            </w:tcBorders>
+            <w:shd w:fill="FFFFFF" w:val="clear"/>
+            <w:tcMar>
+              <w:top w:type="dxa" w:w="80"/>
+              <w:left w:type="dxa" w:w="120"/>
+              <w:bottom w:type="dxa" w:w="80"/>
+              <w:right w:type="dxa" w:w="120"/>
+            </w:tcMar>
+          </w:tcPr>
+          <w:p>
+            <w:pPr>
+              <w:jc w:val="left"/>
+            </w:pPr>
+            <w:r>
+              <w:rPr>
+                <w:rFonts w:ascii="Arial" w:cs="Arial" w:eastAsia="Arial" w:hAnsi="Arial"/>
+                <w:color w:val="404040"/>
+                <w:sz w:val="20"/>
+                <w:szCs w:val="20"/>
+              </w:rPr>
+              <w:t xml:space="preserve">0.00</w:t>
+            </w:r>
+          </w:p>
+        </w:tc>
+        <w:tc>
+          <w:tcPr>
+            <w:tcW w:type="dxa" w:w="800"/>
+            <w:tcBorders>
+              <w:top w:val="single" w:color="BBBBBB" w:sz="1"/>
+              <w:left w:val="single" w:color="BBBBBB" w:sz="1"/>
+              <w:bottom w:val="single" w:color="BBBBBB" w:sz="1"/>
+              <w:right w:val="single" w:color="BBBBBB" w:sz="1"/>
+            </w:tcBorders>
+            <w:shd w:fill="FFFFFF" w:val="clear"/>
+            <w:tcMar>
+              <w:top w:type="dxa" w:w="80"/>
+              <w:left w:type="dxa" w:w="120"/>
+              <w:bottom w:type="dxa" w:w="80"/>
+              <w:right w:type="dxa" w:w="120"/>
+            </w:tcMar>
+          </w:tcPr>
+          <w:p>
+            <w:pPr>
+              <w:jc w:val="left"/>
+            </w:pPr>
+            <w:r>
+              <w:rPr>
+                <w:rFonts w:ascii="Arial" w:cs="Arial" w:eastAsia="Arial" w:hAnsi="Arial"/>
+                <w:color w:val="404040"/>
+                <w:sz w:val="20"/>
+                <w:szCs w:val="20"/>
+              </w:rPr>
+              <w:t xml:space="preserve">✓</w:t>
+            </w:r>
+          </w:p>
+        </w:tc>
+        <w:tc>
+          <w:tcPr>
+            <w:tcW w:type="dxa" w:w="960"/>
+            <w:tcBorders>
+              <w:top w:val="single" w:color="BBBBBB" w:sz="1"/>
+              <w:left w:val="single" w:color="BBBBBB" w:sz="1"/>
+              <w:bottom w:val="single" w:color="BBBBBB" w:sz="1"/>
+              <w:right w:val="single" w:color="BBBBBB" w:sz="1"/>
+            </w:tcBorders>
+            <w:shd w:fill="FFFFFF" w:val="clear"/>
+            <w:tcMar>
+              <w:top w:type="dxa" w:w="80"/>
+              <w:left w:type="dxa" w:w="120"/>
+              <w:bottom w:type="dxa" w:w="80"/>
+              <w:right w:type="dxa" w:w="120"/>
+            </w:tcMar>
+          </w:tcPr>
+          <w:p>
+            <w:pPr>
+              <w:jc w:val="left"/>
+            </w:pPr>
+            <w:r>
+              <w:rPr>
+                <w:rFonts w:ascii="Arial" w:cs="Arial" w:eastAsia="Arial" w:hAnsi="Arial"/>
+                <w:color w:val="404040"/>
+                <w:sz w:val="20"/>
+                <w:szCs w:val="20"/>
+              </w:rPr>
+              <w:t xml:space="preserve">6.69</w:t>
+            </w:r>
+          </w:p>
+        </w:tc>
+      </w:tr>
+      <w:tr>
+        <w:tc>
+          <w:tcPr>
+            <w:tcW w:type="dxa" w:w="1200"/>
+            <w:tcBorders>
+              <w:top w:val="single" w:color="BBBBBB" w:sz="1"/>
+              <w:left w:val="single" w:color="BBBBBB" w:sz="1"/>
+              <w:bottom w:val="single" w:color="BBBBBB" w:sz="1"/>
+              <w:right w:val="single" w:color="BBBBBB" w:sz="1"/>
+            </w:tcBorders>
+            <w:shd w:fill="F2F2F2" w:val="clear"/>
+            <w:tcMar>
+              <w:top w:type="dxa" w:w="80"/>
+              <w:left w:type="dxa" w:w="120"/>
+              <w:bottom w:type="dxa" w:w="80"/>
+              <w:right w:type="dxa" w:w="120"/>
+            </w:tcMar>
+          </w:tcPr>
+          <w:p>
+            <w:pPr>
+              <w:jc w:val="left"/>
+            </w:pPr>
+            <w:r>
+              <w:rPr>
+                <w:rFonts w:ascii="Arial" w:cs="Arial" w:eastAsia="Arial" w:hAnsi="Arial"/>
+                <w:color w:val="404040"/>
+                <w:sz w:val="20"/>
+                <w:szCs w:val="20"/>
+              </w:rPr>
+              <w:t xml:space="preserve">FACTUAL</w:t>
+            </w:r>
+          </w:p>
+        </w:tc>
+        <w:tc>
+          <w:tcPr>
+            <w:tcW w:type="dxa" w:w="2800"/>
+            <w:tcBorders>
+              <w:top w:val="single" w:color="BBBBBB" w:sz="1"/>
+              <w:left w:val="single" w:color="BBBBBB" w:sz="1"/>
+              <w:bottom w:val="single" w:color="BBBBBB" w:sz="1"/>
+              <w:right w:val="single" w:color="BBBBBB" w:sz="1"/>
+            </w:tcBorders>
+            <w:shd w:fill="F2F2F2" w:val="clear"/>
+            <w:tcMar>
+              <w:top w:type="dxa" w:w="80"/>
+              <w:left w:type="dxa" w:w="120"/>
+              <w:bottom w:type="dxa" w:w="80"/>
+              <w:right w:type="dxa" w:w="120"/>
+            </w:tcMar>
+          </w:tcPr>
+          <w:p>
+            <w:pPr>
+              <w:jc w:val="left"/>
+            </w:pPr>
+            <w:r>
+              <w:rPr>
+                <w:rFonts w:ascii="Arial" w:cs="Arial" w:eastAsia="Arial" w:hAnsi="Arial"/>
+                <w:color w:val="404040"/>
+                <w:sz w:val="20"/>
+                <w:szCs w:val="20"/>
+              </w:rPr>
+              <w:t xml:space="preserve">What was AAPL revenue in FY2023?</w:t>
+            </w:r>
+          </w:p>
+        </w:tc>
+        <w:tc>
+          <w:tcPr>
+            <w:tcW w:type="dxa" w:w="1200"/>
+            <w:tcBorders>
+              <w:top w:val="single" w:color="BBBBBB" w:sz="1"/>
+              <w:left w:val="single" w:color="BBBBBB" w:sz="1"/>
+              <w:bottom w:val="single" w:color="BBBBBB" w:sz="1"/>
+              <w:right w:val="single" w:color="BBBBBB" w:sz="1"/>
+            </w:tcBorders>
+            <w:shd w:fill="F2F2F2" w:val="clear"/>
+            <w:tcMar>
+              <w:top w:type="dxa" w:w="80"/>
+              <w:left w:type="dxa" w:w="120"/>
+              <w:bottom w:type="dxa" w:w="80"/>
+              <w:right w:type="dxa" w:w="120"/>
+            </w:tcMar>
+          </w:tcPr>
+          <w:p>
+            <w:pPr>
+              <w:jc w:val="left"/>
+            </w:pPr>
+            <w:r>
+              <w:rPr>
+                <w:rFonts w:ascii="Arial" w:cs="Arial" w:eastAsia="Arial" w:hAnsi="Arial"/>
+                <w:color w:val="404040"/>
+                <w:sz w:val="20"/>
+                <w:szCs w:val="20"/>
+              </w:rPr>
+              <w:t xml:space="preserve">OPTIMIZED</w:t>
+            </w:r>
+          </w:p>
+        </w:tc>
+        <w:tc>
+          <w:tcPr>
+            <w:tcW w:type="dxa" w:w="1400"/>
+            <w:tcBorders>
+              <w:top w:val="single" w:color="BBBBBB" w:sz="1"/>
+              <w:left w:val="single" w:color="BBBBBB" w:sz="1"/>
+              <w:bottom w:val="single" w:color="BBBBBB" w:sz="1"/>
+              <w:right w:val="single" w:color="BBBBBB" w:sz="1"/>
+            </w:tcBorders>
+            <w:shd w:fill="F2F2F2" w:val="clear"/>
+            <w:tcMar>
+              <w:top w:type="dxa" w:w="80"/>
+              <w:left w:type="dxa" w:w="120"/>
+              <w:bottom w:type="dxa" w:w="80"/>
+              <w:right w:type="dxa" w:w="120"/>
+            </w:tcMar>
+          </w:tcPr>
+          <w:p>
+            <w:pPr>
+              <w:jc w:val="left"/>
+            </w:pPr>
+            <w:r>
+              <w:rPr>
+                <w:rFonts w:ascii="Arial" w:cs="Arial" w:eastAsia="Arial" w:hAnsi="Arial"/>
+                <w:color w:val="404040"/>
+                <w:sz w:val="20"/>
+                <w:szCs w:val="20"/>
+              </w:rPr>
+              <w:t xml:space="preserve">1.00</w:t>
+            </w:r>
+          </w:p>
+        </w:tc>
+        <w:tc>
+          <w:tcPr>
+            <w:tcW w:type="dxa" w:w="1400"/>
+            <w:tcBorders>
+              <w:top w:val="single" w:color="BBBBBB" w:sz="1"/>
+              <w:left w:val="single" w:color="BBBBBB" w:sz="1"/>
+              <w:bottom w:val="single" w:color="BBBBBB" w:sz="1"/>
+              <w:right w:val="single" w:color="BBBBBB" w:sz="1"/>
+            </w:tcBorders>
+            <w:shd w:fill="F2F2F2" w:val="clear"/>
+            <w:tcMar>
+              <w:top w:type="dxa" w:w="80"/>
+              <w:left w:type="dxa" w:w="120"/>
+              <w:bottom w:type="dxa" w:w="80"/>
+              <w:right w:type="dxa" w:w="120"/>
+            </w:tcMar>
+          </w:tcPr>
+          <w:p>
+            <w:pPr>
+              <w:jc w:val="left"/>
+            </w:pPr>
+            <w:r>
+              <w:rPr>
+                <w:rFonts w:ascii="Arial" w:cs="Arial" w:eastAsia="Arial" w:hAnsi="Arial"/>
+                <w:color w:val="404040"/>
+                <w:sz w:val="20"/>
+                <w:szCs w:val="20"/>
+              </w:rPr>
+              <w:t xml:space="preserve">0.00</w:t>
+            </w:r>
+          </w:p>
+        </w:tc>
+        <w:tc>
+          <w:tcPr>
+            <w:tcW w:type="dxa" w:w="800"/>
+            <w:tcBorders>
+              <w:top w:val="single" w:color="BBBBBB" w:sz="1"/>
+              <w:left w:val="single" w:color="BBBBBB" w:sz="1"/>
+              <w:bottom w:val="single" w:color="BBBBBB" w:sz="1"/>
+              <w:right w:val="single" w:color="BBBBBB" w:sz="1"/>
+            </w:tcBorders>
+            <w:shd w:fill="F2F2F2" w:val="clear"/>
+            <w:tcMar>
+              <w:top w:type="dxa" w:w="80"/>
+              <w:left w:type="dxa" w:w="120"/>
+              <w:bottom w:type="dxa" w:w="80"/>
+              <w:right w:type="dxa" w:w="120"/>
+            </w:tcMar>
+          </w:tcPr>
+          <w:p>
+            <w:pPr>
+              <w:jc w:val="left"/>
+            </w:pPr>
+            <w:r>
+              <w:rPr>
+                <w:rFonts w:ascii="Arial" w:cs="Arial" w:eastAsia="Arial" w:hAnsi="Arial"/>
+                <w:color w:val="404040"/>
+                <w:sz w:val="20"/>
+                <w:szCs w:val="20"/>
+              </w:rPr>
+              <w:t xml:space="preserve">✓</w:t>
+            </w:r>
+          </w:p>
+        </w:tc>
+        <w:tc>
+          <w:tcPr>
+            <w:tcW w:type="dxa" w:w="960"/>
+            <w:tcBorders>
+              <w:top w:val="single" w:color="BBBBBB" w:sz="1"/>
+              <w:left w:val="single" w:color="BBBBBB" w:sz="1"/>
+              <w:bottom w:val="single" w:color="BBBBBB" w:sz="1"/>
+              <w:right w:val="single" w:color="BBBBBB" w:sz="1"/>
+            </w:tcBorders>
+            <w:shd w:fill="F2F2F2" w:val="clear"/>
+            <w:tcMar>
+              <w:top w:type="dxa" w:w="80"/>
+              <w:left w:type="dxa" w:w="120"/>
+              <w:bottom w:type="dxa" w:w="80"/>
+              <w:right w:type="dxa" w:w="120"/>
+            </w:tcMar>
+          </w:tcPr>
+          <w:p>
+            <w:pPr>
+              <w:jc w:val="left"/>
+            </w:pPr>
+            <w:r>
+              <w:rPr>
+                <w:rFonts w:ascii="Arial" w:cs="Arial" w:eastAsia="Arial" w:hAnsi="Arial"/>
+                <w:color w:val="404040"/>
+                <w:sz w:val="20"/>
+                <w:szCs w:val="20"/>
+              </w:rPr>
+              <w:t xml:space="preserve">—</w:t>
+            </w:r>
+          </w:p>
+        </w:tc>
+      </w:tr>
+      <w:tr>
+        <w:tc>
+          <w:tcPr>
+            <w:tcW w:type="dxa" w:w="1200"/>
+            <w:tcBorders>
+              <w:top w:val="single" w:color="BBBBBB" w:sz="1"/>
+              <w:left w:val="single" w:color="BBBBBB" w:sz="1"/>
+              <w:bottom w:val="single" w:color="BBBBBB" w:sz="1"/>
+              <w:right w:val="single" w:color="BBBBBB" w:sz="1"/>
+            </w:tcBorders>
+            <w:shd w:fill="FFFFFF" w:val="clear"/>
+            <w:tcMar>
+              <w:top w:type="dxa" w:w="80"/>
+              <w:left w:type="dxa" w:w="120"/>
+              <w:bottom w:type="dxa" w:w="80"/>
+              <w:right w:type="dxa" w:w="120"/>
+            </w:tcMar>
+          </w:tcPr>
+          <w:p>
+            <w:pPr>
+              <w:jc w:val="left"/>
+            </w:pPr>
+            <w:r>
+              <w:rPr>
+                <w:rFonts w:ascii="Arial" w:cs="Arial" w:eastAsia="Arial" w:hAnsi="Arial"/>
+                <w:color w:val="404040"/>
+                <w:sz w:val="20"/>
+                <w:szCs w:val="20"/>
+              </w:rPr>
+              <w:t xml:space="preserve">FACTUAL</w:t>
+            </w:r>
+          </w:p>
+        </w:tc>
+        <w:tc>
+          <w:tcPr>
+            <w:tcW w:type="dxa" w:w="2800"/>
+            <w:tcBorders>
+              <w:top w:val="single" w:color="BBBBBB" w:sz="1"/>
+              <w:left w:val="single" w:color="BBBBBB" w:sz="1"/>
+              <w:bottom w:val="single" w:color="BBBBBB" w:sz="1"/>
+              <w:right w:val="single" w:color="BBBBBB" w:sz="1"/>
+            </w:tcBorders>
+            <w:shd w:fill="FFFFFF" w:val="clear"/>
+            <w:tcMar>
+              <w:top w:type="dxa" w:w="80"/>
+              <w:left w:type="dxa" w:w="120"/>
+              <w:bottom w:type="dxa" w:w="80"/>
+              <w:right w:type="dxa" w:w="120"/>
+            </w:tcMar>
+          </w:tcPr>
+          <w:p>
+            <w:pPr>
+              <w:jc w:val="left"/>
+            </w:pPr>
+            <w:r>
+              <w:rPr>
+                <w:rFonts w:ascii="Arial" w:cs="Arial" w:eastAsia="Arial" w:hAnsi="Arial"/>
+                <w:color w:val="404040"/>
+                <w:sz w:val="20"/>
+                <w:szCs w:val="20"/>
+              </w:rPr>
+              <w:t xml:space="preserve">Summarize recent SEC filing for AAPL</w:t>
+            </w:r>
+          </w:p>
+        </w:tc>
+        <w:tc>
+          <w:tcPr>
+            <w:tcW w:type="dxa" w:w="1200"/>
+            <w:tcBorders>
+              <w:top w:val="single" w:color="BBBBBB" w:sz="1"/>
+              <w:left w:val="single" w:color="BBBBBB" w:sz="1"/>
+              <w:bottom w:val="single" w:color="BBBBBB" w:sz="1"/>
+              <w:right w:val="single" w:color="BBBBBB" w:sz="1"/>
+            </w:tcBorders>
+            <w:shd w:fill="FFFFFF" w:val="clear"/>
+            <w:tcMar>
+              <w:top w:type="dxa" w:w="80"/>
+              <w:left w:type="dxa" w:w="120"/>
+              <w:bottom w:type="dxa" w:w="80"/>
+              <w:right w:type="dxa" w:w="120"/>
+            </w:tcMar>
+          </w:tcPr>
+          <w:p>
+            <w:pPr>
+              <w:jc w:val="left"/>
+            </w:pPr>
+            <w:r>
+              <w:rPr>
+                <w:rFonts w:ascii="Arial" w:cs="Arial" w:eastAsia="Arial" w:hAnsi="Arial"/>
+                <w:color w:val="404040"/>
+                <w:sz w:val="20"/>
+                <w:szCs w:val="20"/>
+              </w:rPr>
+              <w:t xml:space="preserve">OPTIMIZED</w:t>
+            </w:r>
+          </w:p>
+        </w:tc>
+        <w:tc>
+          <w:tcPr>
+            <w:tcW w:type="dxa" w:w="1400"/>
+            <w:tcBorders>
+              <w:top w:val="single" w:color="BBBBBB" w:sz="1"/>
+              <w:left w:val="single" w:color="BBBBBB" w:sz="1"/>
+              <w:bottom w:val="single" w:color="BBBBBB" w:sz="1"/>
+              <w:right w:val="single" w:color="BBBBBB" w:sz="1"/>
+            </w:tcBorders>
+            <w:shd w:fill="FFFFFF" w:val="clear"/>
+            <w:tcMar>
+              <w:top w:type="dxa" w:w="80"/>
+              <w:left w:type="dxa" w:w="120"/>
+              <w:bottom w:type="dxa" w:w="80"/>
+              <w:right w:type="dxa" w:w="120"/>
+            </w:tcMar>
+          </w:tcPr>
+          <w:p>
+            <w:pPr>
+              <w:jc w:val="left"/>
+            </w:pPr>
+            <w:r>
+              <w:rPr>
+                <w:rFonts w:ascii="Arial" w:cs="Arial" w:eastAsia="Arial" w:hAnsi="Arial"/>
+                <w:color w:val="404040"/>
+                <w:sz w:val="20"/>
+                <w:szCs w:val="20"/>
+              </w:rPr>
+              <w:t xml:space="preserve">1.00</w:t>
+            </w:r>
+          </w:p>
+        </w:tc>
+        <w:tc>
+          <w:tcPr>
+            <w:tcW w:type="dxa" w:w="1400"/>
+            <w:tcBorders>
+              <w:top w:val="single" w:color="BBBBBB" w:sz="1"/>
+              <w:left w:val="single" w:color="BBBBBB" w:sz="1"/>
+              <w:bottom w:val="single" w:color="BBBBBB" w:sz="1"/>
+              <w:right w:val="single" w:color="BBBBBB" w:sz="1"/>
+            </w:tcBorders>
+            <w:shd w:fill="FFFFFF" w:val="clear"/>
+            <w:tcMar>
+              <w:top w:type="dxa" w:w="80"/>
+              <w:left w:type="dxa" w:w="120"/>
+              <w:bottom w:type="dxa" w:w="80"/>
+              <w:right w:type="dxa" w:w="120"/>
+            </w:tcMar>
+          </w:tcPr>
+          <w:p>
+            <w:pPr>
+              <w:jc w:val="left"/>
+            </w:pPr>
+            <w:r>
+              <w:rPr>
+                <w:rFonts w:ascii="Arial" w:cs="Arial" w:eastAsia="Arial" w:hAnsi="Arial"/>
+                <w:color w:val="404040"/>
+                <w:sz w:val="20"/>
+                <w:szCs w:val="20"/>
+              </w:rPr>
+              <w:t xml:space="preserve">0.00</w:t>
+            </w:r>
+          </w:p>
+        </w:tc>
+        <w:tc>
+          <w:tcPr>
+            <w:tcW w:type="dxa" w:w="800"/>
+            <w:tcBorders>
+              <w:top w:val="single" w:color="BBBBBB" w:sz="1"/>
+              <w:left w:val="single" w:color="BBBBBB" w:sz="1"/>
+              <w:bottom w:val="single" w:color="BBBBBB" w:sz="1"/>
+              <w:right w:val="single" w:color="BBBBBB" w:sz="1"/>
+            </w:tcBorders>
+            <w:shd w:fill="FFFFFF" w:val="clear"/>
+            <w:tcMar>
+              <w:top w:type="dxa" w:w="80"/>
+              <w:left w:type="dxa" w:w="120"/>
+              <w:bottom w:type="dxa" w:w="80"/>
+              <w:right w:type="dxa" w:w="120"/>
+            </w:tcMar>
+          </w:tcPr>
+          <w:p>
+            <w:pPr>
+              <w:jc w:val="left"/>
+            </w:pPr>
+            <w:r>
+              <w:rPr>
+                <w:rFonts w:ascii="Arial" w:cs="Arial" w:eastAsia="Arial" w:hAnsi="Arial"/>
+                <w:color w:val="404040"/>
+                <w:sz w:val="20"/>
+                <w:szCs w:val="20"/>
+              </w:rPr>
+              <w:t xml:space="preserve">✓</w:t>
+            </w:r>
+          </w:p>
+        </w:tc>
+        <w:tc>
+          <w:tcPr>
+            <w:tcW w:type="dxa" w:w="960"/>
+            <w:tcBorders>
+              <w:top w:val="single" w:color="BBBBBB" w:sz="1"/>
+              <w:left w:val="single" w:color="BBBBBB" w:sz="1"/>
+              <w:bottom w:val="single" w:color="BBBBBB" w:sz="1"/>
+              <w:right w:val="single" w:color="BBBBBB" w:sz="1"/>
+            </w:tcBorders>
+            <w:shd w:fill="FFFFFF" w:val="clear"/>
+            <w:tcMar>
+              <w:top w:type="dxa" w:w="80"/>
+              <w:left w:type="dxa" w:w="120"/>
+              <w:bottom w:type="dxa" w:w="80"/>
+              <w:right w:type="dxa" w:w="120"/>
+            </w:tcMar>
+          </w:tcPr>
+          <w:p>
+            <w:pPr>
+              <w:jc w:val="left"/>
+            </w:pPr>
+            <w:r>
+              <w:rPr>
+                <w:rFonts w:ascii="Arial" w:cs="Arial" w:eastAsia="Arial" w:hAnsi="Arial"/>
+                <w:color w:val="404040"/>
+                <w:sz w:val="20"/>
+                <w:szCs w:val="20"/>
+              </w:rPr>
+              <w:t xml:space="preserve">7.74</w:t>
+            </w:r>
+          </w:p>
+        </w:tc>
+      </w:tr>
+      <w:tr>
+        <w:tc>
+          <w:tcPr>
+            <w:tcW w:type="dxa" w:w="1200"/>
+            <w:tcBorders>
+              <w:top w:val="single" w:color="BBBBBB" w:sz="1"/>
+              <w:left w:val="single" w:color="BBBBBB" w:sz="1"/>
+              <w:bottom w:val="single" w:color="BBBBBB" w:sz="1"/>
+              <w:right w:val="single" w:color="BBBBBB" w:sz="1"/>
+            </w:tcBorders>
+            <w:shd w:fill="F2F2F2" w:val="clear"/>
+            <w:tcMar>
+              <w:top w:type="dxa" w:w="80"/>
+              <w:left w:type="dxa" w:w="120"/>
+              <w:bottom w:type="dxa" w:w="80"/>
+              <w:right w:type="dxa" w:w="120"/>
+            </w:tcMar>
+          </w:tcPr>
+          <w:p>
+            <w:pPr>
+              <w:jc w:val="left"/>
+            </w:pPr>
+            <w:r>
+              <w:rPr>
+                <w:rFonts w:ascii="Arial" w:cs="Arial" w:eastAsia="Arial" w:hAnsi="Arial"/>
+                <w:color w:val="404040"/>
+                <w:sz w:val="20"/>
+                <w:szCs w:val="20"/>
+              </w:rPr>
+              <w:t xml:space="preserve">FACTUAL</w:t>
+            </w:r>
+          </w:p>
+        </w:tc>
+        <w:tc>
+          <w:tcPr>
+            <w:tcW w:type="dxa" w:w="2800"/>
+            <w:tcBorders>
+              <w:top w:val="single" w:color="BBBBBB" w:sz="1"/>
+              <w:left w:val="single" w:color="BBBBBB" w:sz="1"/>
+              <w:bottom w:val="single" w:color="BBBBBB" w:sz="1"/>
+              <w:right w:val="single" w:color="BBBBBB" w:sz="1"/>
+            </w:tcBorders>
+            <w:shd w:fill="F2F2F2" w:val="clear"/>
+            <w:tcMar>
+              <w:top w:type="dxa" w:w="80"/>
+              <w:left w:type="dxa" w:w="120"/>
+              <w:bottom w:type="dxa" w:w="80"/>
+              <w:right w:type="dxa" w:w="120"/>
+            </w:tcMar>
+          </w:tcPr>
+          <w:p>
+            <w:pPr>
+              <w:jc w:val="left"/>
+            </w:pPr>
+            <w:r>
+              <w:rPr>
+                <w:rFonts w:ascii="Arial" w:cs="Arial" w:eastAsia="Arial" w:hAnsi="Arial"/>
+                <w:color w:val="404040"/>
+                <w:sz w:val="20"/>
+                <w:szCs w:val="20"/>
+              </w:rPr>
+              <w:t xml:space="preserve">What is MSFT current stock price?</w:t>
+            </w:r>
+          </w:p>
+        </w:tc>
+        <w:tc>
+          <w:tcPr>
+            <w:tcW w:type="dxa" w:w="1200"/>
+            <w:tcBorders>
+              <w:top w:val="single" w:color="BBBBBB" w:sz="1"/>
+              <w:left w:val="single" w:color="BBBBBB" w:sz="1"/>
+              <w:bottom w:val="single" w:color="BBBBBB" w:sz="1"/>
+              <w:right w:val="single" w:color="BBBBBB" w:sz="1"/>
+            </w:tcBorders>
+            <w:shd w:fill="F2F2F2" w:val="clear"/>
+            <w:tcMar>
+              <w:top w:type="dxa" w:w="80"/>
+              <w:left w:type="dxa" w:w="120"/>
+              <w:bottom w:type="dxa" w:w="80"/>
+              <w:right w:type="dxa" w:w="120"/>
+            </w:tcMar>
+          </w:tcPr>
+          <w:p>
+            <w:pPr>
+              <w:jc w:val="left"/>
+            </w:pPr>
+            <w:r>
+              <w:rPr>
+                <w:rFonts w:ascii="Arial" w:cs="Arial" w:eastAsia="Arial" w:hAnsi="Arial"/>
+                <w:color w:val="404040"/>
+                <w:sz w:val="20"/>
+                <w:szCs w:val="20"/>
+              </w:rPr>
+              <w:t xml:space="preserve">OPTIMIZED</w:t>
+            </w:r>
+          </w:p>
+        </w:tc>
+        <w:tc>
+          <w:tcPr>
+            <w:tcW w:type="dxa" w:w="1400"/>
+            <w:tcBorders>
+              <w:top w:val="single" w:color="BBBBBB" w:sz="1"/>
+              <w:left w:val="single" w:color="BBBBBB" w:sz="1"/>
+              <w:bottom w:val="single" w:color="BBBBBB" w:sz="1"/>
+              <w:right w:val="single" w:color="BBBBBB" w:sz="1"/>
+            </w:tcBorders>
+            <w:shd w:fill="F2F2F2" w:val="clear"/>
+            <w:tcMar>
+              <w:top w:type="dxa" w:w="80"/>
+              <w:left w:type="dxa" w:w="120"/>
+              <w:bottom w:type="dxa" w:w="80"/>
+              <w:right w:type="dxa" w:w="120"/>
+            </w:tcMar>
+          </w:tcPr>
+          <w:p>
+            <w:pPr>
+              <w:jc w:val="left"/>
+            </w:pPr>
+            <w:r>
+              <w:rPr>
+                <w:rFonts w:ascii="Arial" w:cs="Arial" w:eastAsia="Arial" w:hAnsi="Arial"/>
+                <w:color w:val="404040"/>
+                <w:sz w:val="20"/>
+                <w:szCs w:val="20"/>
+              </w:rPr>
+              <w:t xml:space="preserve">1.00</w:t>
+            </w:r>
+          </w:p>
+        </w:tc>
+        <w:tc>
+          <w:tcPr>
+            <w:tcW w:type="dxa" w:w="1400"/>
+            <w:tcBorders>
+              <w:top w:val="single" w:color="BBBBBB" w:sz="1"/>
+              <w:left w:val="single" w:color="BBBBBB" w:sz="1"/>
+              <w:bottom w:val="single" w:color="BBBBBB" w:sz="1"/>
+              <w:right w:val="single" w:color="BBBBBB" w:sz="1"/>
+            </w:tcBorders>
+            <w:shd w:fill="F2F2F2" w:val="clear"/>
+            <w:tcMar>
+              <w:top w:type="dxa" w:w="80"/>
+              <w:left w:type="dxa" w:w="120"/>
+              <w:bottom w:type="dxa" w:w="80"/>
+              <w:right w:type="dxa" w:w="120"/>
+            </w:tcMar>
+          </w:tcPr>
+          <w:p>
+            <w:pPr>
+              <w:jc w:val="left"/>
+            </w:pPr>
+            <w:r>
+              <w:rPr>
+                <w:rFonts w:ascii="Arial" w:cs="Arial" w:eastAsia="Arial" w:hAnsi="Arial"/>
+                <w:color w:val="404040"/>
+                <w:sz w:val="20"/>
+                <w:szCs w:val="20"/>
+              </w:rPr>
+              <w:t xml:space="preserve">0.00</w:t>
+            </w:r>
+          </w:p>
+        </w:tc>
+        <w:tc>
+          <w:tcPr>
+            <w:tcW w:type="dxa" w:w="800"/>
+            <w:tcBorders>
+              <w:top w:val="single" w:color="BBBBBB" w:sz="1"/>
+              <w:left w:val="single" w:color="BBBBBB" w:sz="1"/>
+              <w:bottom w:val="single" w:color="BBBBBB" w:sz="1"/>
+              <w:right w:val="single" w:color="BBBBBB" w:sz="1"/>
+            </w:tcBorders>
+            <w:shd w:fill="F2F2F2" w:val="clear"/>
+            <w:tcMar>
+              <w:top w:type="dxa" w:w="80"/>
+              <w:left w:type="dxa" w:w="120"/>
+              <w:bottom w:type="dxa" w:w="80"/>
+              <w:right w:type="dxa" w:w="120"/>
+            </w:tcMar>
+          </w:tcPr>
+          <w:p>
+            <w:pPr>
+              <w:jc w:val="left"/>
+            </w:pPr>
+            <w:r>
+              <w:rPr>
+                <w:rFonts w:ascii="Arial" w:cs="Arial" w:eastAsia="Arial" w:hAnsi="Arial"/>
+                <w:color w:val="404040"/>
+                <w:sz w:val="20"/>
+                <w:szCs w:val="20"/>
+              </w:rPr>
+              <w:t xml:space="preserve">✓</w:t>
+            </w:r>
+          </w:p>
+        </w:tc>
+        <w:tc>
+          <w:tcPr>
+            <w:tcW w:type="dxa" w:w="960"/>
+            <w:tcBorders>
+              <w:top w:val="single" w:color="BBBBBB" w:sz="1"/>
+              <w:left w:val="single" w:color="BBBBBB" w:sz="1"/>
+              <w:bottom w:val="single" w:color="BBBBBB" w:sz="1"/>
+              <w:right w:val="single" w:color="BBBBBB" w:sz="1"/>
+            </w:tcBorders>
+            <w:shd w:fill="F2F2F2" w:val="clear"/>
+            <w:tcMar>
+              <w:top w:type="dxa" w:w="80"/>
+              <w:left w:type="dxa" w:w="120"/>
+              <w:bottom w:type="dxa" w:w="80"/>
+              <w:right w:type="dxa" w:w="120"/>
+            </w:tcMar>
+          </w:tcPr>
+          <w:p>
+            <w:pPr>
+              <w:jc w:val="left"/>
+            </w:pPr>
+            <w:r>
+              <w:rPr>
+                <w:rFonts w:ascii="Arial" w:cs="Arial" w:eastAsia="Arial" w:hAnsi="Arial"/>
+                <w:color w:val="404040"/>
+                <w:sz w:val="20"/>
+                <w:szCs w:val="20"/>
+              </w:rPr>
+              <w:t xml:space="preserve">6.19</w:t>
+            </w:r>
+          </w:p>
+        </w:tc>
+      </w:tr>
+    </w:tbl>
     <w:p>
       <w:pPr>
         <w:spacing w:before="0" w:after="0"/>
@@ -13234,7 +15332,7 @@
                 <w:sz w:val="20"/>
                 <w:szCs w:val="20"/>
               </w:rPr>
-              <w:t xml:space="preserve"> 11.37</w:t>
+              <w:t xml:space="preserve">  11.37</w:t>
             </w:r>
           </w:p>
         </w:tc>
@@ -13326,7 +15424,7 @@
           <w:sz w:val="22"/>
           <w:szCs w:val="22"/>
         </w:rPr>
-        <w:t xml:space="preserve">All metrics were identical except latency. This result is incorrect and indicates a measurement bug, not a real equivalence between the two pipelines.</w:t>
+        <w:t xml:space="preserve">All quality metrics showed identical 100% hallucination / 0% faithfulness across both modes. Only latency differed, with OPTIMIZED (6.73s avg) outperforming BASELINE (11.37s avg). This result is incorrect and indicates a measurement bug, not a real equivalence between the two pipelines.</w:t>
       </w:r>
     </w:p>
     <w:p>
@@ -13582,6 +15680,40 @@
     </w:p>
     <w:p>
       <w:pPr>
+        <w:pStyle w:val="Heading3"/>
+        <w:spacing w:before="180" w:after="80"/>
+      </w:pPr>
+      <w:r>
+        <w:rPr>
+          <w:rFonts w:ascii="Arial" w:cs="Arial" w:eastAsia="Arial" w:hAnsi="Arial"/>
+          <w:b/>
+          <w:bCs/>
+          <w:color w:val="595959"/>
+          <w:sz w:val="22"/>
+          <w:szCs w:val="22"/>
+        </w:rPr>
+        <w:t xml:space="preserve">11.2.4 Observation — Embedding model reloaded per query</w:t>
+      </w:r>
+    </w:p>
+    <w:p>
+      <w:pPr>
+        <w:spacing w:before="80" w:after="100"/>
+        <w:jc w:val="both"/>
+      </w:pPr>
+      <w:r>
+        <w:rPr>
+          <w:rFonts w:ascii="Arial" w:cs="Arial" w:eastAsia="Arial" w:hAnsi="Arial"/>
+          <w:i w:val="false"/>
+          <w:iCs w:val="false"/>
+          <w:color w:val="404040"/>
+          <w:sz w:val="22"/>
+          <w:szCs w:val="22"/>
+        </w:rPr>
+        <w:t xml:space="preserve">The benchmark output also revealed that the sentence-transformers model (all-MiniLM-L6-v2) was being reloaded from disk on every single query — visible from the repeated Loading weights: 100% lines in the console output. Each HallucinationEvaluator instantiation triggers a fresh model load. This contributes unnecessary latency overhead to the benchmark measurement. The UNEXPECTED key warning for embeddings.position_ids is benign and can be ignored — it results from loading a sentence-transformer checkpoint into a generic BertModel class and does not affect embedding quality.</w:t>
+      </w:r>
+    </w:p>
+    <w:p>
+      <w:pPr>
         <w:pStyle w:val="Heading2"/>
         <w:spacing w:before="240" w:after="120"/>
       </w:pPr>
@@ -13709,7 +15841,7 @@
           <w:sz w:val="26"/>
           <w:szCs w:val="26"/>
         </w:rPr>
-        <w:t xml:space="preserve">11.4 Corrected Benchmark Results</w:t>
+        <w:t xml:space="preserve">11.4 Run 2 — After benchmark.py Fix</w:t>
       </w:r>
     </w:p>
     <w:p>
@@ -13726,9 +15858,2090 @@
           <w:sz w:val="22"/>
           <w:szCs w:val="22"/>
         </w:rPr>
-        <w:t xml:space="preserve">After applying the fix, the benchmark correctly differentiates the two pipelines:</w:t>
+        <w:t xml:space="preserve">After applying the ref_docs fix to run_via_api(), the benchmark was re-run with the same command and query set. Per-query results (Run 2):</w:t>
       </w:r>
     </w:p>
+    <w:p>
+      <w:pPr>
+        <w:spacing w:before="0" w:after="0"/>
+      </w:pPr>
+      <w:r>
+        <w:t xml:space="preserve"/>
+      </w:r>
+    </w:p>
+    <w:tbl>
+      <w:tblPr>
+        <w:tblW w:type="dxa" w:w="9760"/>
+        <w:tblBorders>
+          <w:top w:val="single" w:color="auto" w:sz="4"/>
+          <w:left w:val="single" w:color="auto" w:sz="4"/>
+          <w:bottom w:val="single" w:color="auto" w:sz="4"/>
+          <w:right w:val="single" w:color="auto" w:sz="4"/>
+          <w:insideH w:val="single" w:color="auto" w:sz="4"/>
+          <w:insideV w:val="single" w:color="auto" w:sz="4"/>
+        </w:tblBorders>
+      </w:tblPr>
+      <w:tblGrid>
+        <w:gridCol w:w="1200"/>
+        <w:gridCol w:w="2800"/>
+        <w:gridCol w:w="1200"/>
+        <w:gridCol w:w="1400"/>
+        <w:gridCol w:w="1400"/>
+        <w:gridCol w:w="800"/>
+        <w:gridCol w:w="960"/>
+      </w:tblGrid>
+      <w:tr>
+        <w:trPr>
+          <w:tblHeader/>
+        </w:trPr>
+        <w:tc>
+          <w:tcPr>
+            <w:tcW w:type="dxa" w:w="1200"/>
+            <w:tcBorders>
+              <w:top w:val="single" w:color="BBBBBB" w:sz="1"/>
+              <w:left w:val="single" w:color="BBBBBB" w:sz="1"/>
+              <w:bottom w:val="single" w:color="BBBBBB" w:sz="1"/>
+              <w:right w:val="single" w:color="BBBBBB" w:sz="1"/>
+            </w:tcBorders>
+            <w:shd w:fill="1F3864" w:val="clear"/>
+            <w:tcMar>
+              <w:top w:type="dxa" w:w="80"/>
+              <w:left w:type="dxa" w:w="120"/>
+              <w:bottom w:type="dxa" w:w="80"/>
+              <w:right w:type="dxa" w:w="120"/>
+            </w:tcMar>
+          </w:tcPr>
+          <w:p>
+            <w:pPr>
+              <w:jc w:val="center"/>
+            </w:pPr>
+            <w:r>
+              <w:rPr>
+                <w:rFonts w:ascii="Arial" w:cs="Arial" w:eastAsia="Arial" w:hAnsi="Arial"/>
+                <w:b/>
+                <w:bCs/>
+                <w:color w:val="FFFFFF"/>
+                <w:sz w:val="20"/>
+                <w:szCs w:val="20"/>
+              </w:rPr>
+              <w:t xml:space="preserve">Category</w:t>
+            </w:r>
+          </w:p>
+        </w:tc>
+        <w:tc>
+          <w:tcPr>
+            <w:tcW w:type="dxa" w:w="2800"/>
+            <w:tcBorders>
+              <w:top w:val="single" w:color="BBBBBB" w:sz="1"/>
+              <w:left w:val="single" w:color="BBBBBB" w:sz="1"/>
+              <w:bottom w:val="single" w:color="BBBBBB" w:sz="1"/>
+              <w:right w:val="single" w:color="BBBBBB" w:sz="1"/>
+            </w:tcBorders>
+            <w:shd w:fill="1F3864" w:val="clear"/>
+            <w:tcMar>
+              <w:top w:type="dxa" w:w="80"/>
+              <w:left w:type="dxa" w:w="120"/>
+              <w:bottom w:type="dxa" w:w="80"/>
+              <w:right w:type="dxa" w:w="120"/>
+            </w:tcMar>
+          </w:tcPr>
+          <w:p>
+            <w:pPr>
+              <w:jc w:val="center"/>
+            </w:pPr>
+            <w:r>
+              <w:rPr>
+                <w:rFonts w:ascii="Arial" w:cs="Arial" w:eastAsia="Arial" w:hAnsi="Arial"/>
+                <w:b/>
+                <w:bCs/>
+                <w:color w:val="FFFFFF"/>
+                <w:sz w:val="20"/>
+                <w:szCs w:val="20"/>
+              </w:rPr>
+              <w:t xml:space="preserve">Query</w:t>
+            </w:r>
+          </w:p>
+        </w:tc>
+        <w:tc>
+          <w:tcPr>
+            <w:tcW w:type="dxa" w:w="1200"/>
+            <w:tcBorders>
+              <w:top w:val="single" w:color="BBBBBB" w:sz="1"/>
+              <w:left w:val="single" w:color="BBBBBB" w:sz="1"/>
+              <w:bottom w:val="single" w:color="BBBBBB" w:sz="1"/>
+              <w:right w:val="single" w:color="BBBBBB" w:sz="1"/>
+            </w:tcBorders>
+            <w:shd w:fill="1F3864" w:val="clear"/>
+            <w:tcMar>
+              <w:top w:type="dxa" w:w="80"/>
+              <w:left w:type="dxa" w:w="120"/>
+              <w:bottom w:type="dxa" w:w="80"/>
+              <w:right w:type="dxa" w:w="120"/>
+            </w:tcMar>
+          </w:tcPr>
+          <w:p>
+            <w:pPr>
+              <w:jc w:val="center"/>
+            </w:pPr>
+            <w:r>
+              <w:rPr>
+                <w:rFonts w:ascii="Arial" w:cs="Arial" w:eastAsia="Arial" w:hAnsi="Arial"/>
+                <w:b/>
+                <w:bCs/>
+                <w:color w:val="FFFFFF"/>
+                <w:sz w:val="20"/>
+                <w:szCs w:val="20"/>
+              </w:rPr>
+              <w:t xml:space="preserve">Mode</w:t>
+            </w:r>
+          </w:p>
+        </w:tc>
+        <w:tc>
+          <w:tcPr>
+            <w:tcW w:type="dxa" w:w="1400"/>
+            <w:tcBorders>
+              <w:top w:val="single" w:color="BBBBBB" w:sz="1"/>
+              <w:left w:val="single" w:color="BBBBBB" w:sz="1"/>
+              <w:bottom w:val="single" w:color="BBBBBB" w:sz="1"/>
+              <w:right w:val="single" w:color="BBBBBB" w:sz="1"/>
+            </w:tcBorders>
+            <w:shd w:fill="1F3864" w:val="clear"/>
+            <w:tcMar>
+              <w:top w:type="dxa" w:w="80"/>
+              <w:left w:type="dxa" w:w="120"/>
+              <w:bottom w:type="dxa" w:w="80"/>
+              <w:right w:type="dxa" w:w="120"/>
+            </w:tcMar>
+          </w:tcPr>
+          <w:p>
+            <w:pPr>
+              <w:jc w:val="center"/>
+            </w:pPr>
+            <w:r>
+              <w:rPr>
+                <w:rFonts w:ascii="Arial" w:cs="Arial" w:eastAsia="Arial" w:hAnsi="Arial"/>
+                <w:b/>
+                <w:bCs/>
+                <w:color w:val="FFFFFF"/>
+                <w:sz w:val="20"/>
+                <w:szCs w:val="20"/>
+              </w:rPr>
+              <w:t xml:space="preserve">Hallucination</w:t>
+            </w:r>
+          </w:p>
+        </w:tc>
+        <w:tc>
+          <w:tcPr>
+            <w:tcW w:type="dxa" w:w="1400"/>
+            <w:tcBorders>
+              <w:top w:val="single" w:color="BBBBBB" w:sz="1"/>
+              <w:left w:val="single" w:color="BBBBBB" w:sz="1"/>
+              <w:bottom w:val="single" w:color="BBBBBB" w:sz="1"/>
+              <w:right w:val="single" w:color="BBBBBB" w:sz="1"/>
+            </w:tcBorders>
+            <w:shd w:fill="1F3864" w:val="clear"/>
+            <w:tcMar>
+              <w:top w:type="dxa" w:w="80"/>
+              <w:left w:type="dxa" w:w="120"/>
+              <w:bottom w:type="dxa" w:w="80"/>
+              <w:right w:type="dxa" w:w="120"/>
+            </w:tcMar>
+          </w:tcPr>
+          <w:p>
+            <w:pPr>
+              <w:jc w:val="center"/>
+            </w:pPr>
+            <w:r>
+              <w:rPr>
+                <w:rFonts w:ascii="Arial" w:cs="Arial" w:eastAsia="Arial" w:hAnsi="Arial"/>
+                <w:b/>
+                <w:bCs/>
+                <w:color w:val="FFFFFF"/>
+                <w:sz w:val="20"/>
+                <w:szCs w:val="20"/>
+              </w:rPr>
+              <w:t xml:space="preserve">Faithfulness</w:t>
+            </w:r>
+          </w:p>
+        </w:tc>
+        <w:tc>
+          <w:tcPr>
+            <w:tcW w:type="dxa" w:w="800"/>
+            <w:tcBorders>
+              <w:top w:val="single" w:color="BBBBBB" w:sz="1"/>
+              <w:left w:val="single" w:color="BBBBBB" w:sz="1"/>
+              <w:bottom w:val="single" w:color="BBBBBB" w:sz="1"/>
+              <w:right w:val="single" w:color="BBBBBB" w:sz="1"/>
+            </w:tcBorders>
+            <w:shd w:fill="1F3864" w:val="clear"/>
+            <w:tcMar>
+              <w:top w:type="dxa" w:w="80"/>
+              <w:left w:type="dxa" w:w="120"/>
+              <w:bottom w:type="dxa" w:w="80"/>
+              <w:right w:type="dxa" w:w="120"/>
+            </w:tcMar>
+          </w:tcPr>
+          <w:p>
+            <w:pPr>
+              <w:jc w:val="center"/>
+            </w:pPr>
+            <w:r>
+              <w:rPr>
+                <w:rFonts w:ascii="Arial" w:cs="Arial" w:eastAsia="Arial" w:hAnsi="Arial"/>
+                <w:b/>
+                <w:bCs/>
+                <w:color w:val="FFFFFF"/>
+                <w:sz w:val="20"/>
+                <w:szCs w:val="20"/>
+              </w:rPr>
+              <w:t xml:space="preserve">Ground</w:t>
+            </w:r>
+          </w:p>
+        </w:tc>
+        <w:tc>
+          <w:tcPr>
+            <w:tcW w:type="dxa" w:w="960"/>
+            <w:tcBorders>
+              <w:top w:val="single" w:color="BBBBBB" w:sz="1"/>
+              <w:left w:val="single" w:color="BBBBBB" w:sz="1"/>
+              <w:bottom w:val="single" w:color="BBBBBB" w:sz="1"/>
+              <w:right w:val="single" w:color="BBBBBB" w:sz="1"/>
+            </w:tcBorders>
+            <w:shd w:fill="1F3864" w:val="clear"/>
+            <w:tcMar>
+              <w:top w:type="dxa" w:w="80"/>
+              <w:left w:type="dxa" w:w="120"/>
+              <w:bottom w:type="dxa" w:w="80"/>
+              <w:right w:type="dxa" w:w="120"/>
+            </w:tcMar>
+          </w:tcPr>
+          <w:p>
+            <w:pPr>
+              <w:jc w:val="center"/>
+            </w:pPr>
+            <w:r>
+              <w:rPr>
+                <w:rFonts w:ascii="Arial" w:cs="Arial" w:eastAsia="Arial" w:hAnsi="Arial"/>
+                <w:b/>
+                <w:bCs/>
+                <w:color w:val="FFFFFF"/>
+                <w:sz w:val="20"/>
+                <w:szCs w:val="20"/>
+              </w:rPr>
+              <w:t xml:space="preserve">Latency (s)</w:t>
+            </w:r>
+          </w:p>
+        </w:tc>
+      </w:tr>
+      <w:tr>
+        <w:tc>
+          <w:tcPr>
+            <w:tcW w:type="dxa" w:w="1200"/>
+            <w:tcBorders>
+              <w:top w:val="single" w:color="BBBBBB" w:sz="1"/>
+              <w:left w:val="single" w:color="BBBBBB" w:sz="1"/>
+              <w:bottom w:val="single" w:color="BBBBBB" w:sz="1"/>
+              <w:right w:val="single" w:color="BBBBBB" w:sz="1"/>
+            </w:tcBorders>
+            <w:shd w:fill="FFFFFF" w:val="clear"/>
+            <w:tcMar>
+              <w:top w:type="dxa" w:w="80"/>
+              <w:left w:type="dxa" w:w="120"/>
+              <w:bottom w:type="dxa" w:w="80"/>
+              <w:right w:type="dxa" w:w="120"/>
+            </w:tcMar>
+          </w:tcPr>
+          <w:p>
+            <w:pPr>
+              <w:jc w:val="left"/>
+            </w:pPr>
+            <w:r>
+              <w:rPr>
+                <w:rFonts w:ascii="Arial" w:cs="Arial" w:eastAsia="Arial" w:hAnsi="Arial"/>
+                <w:color w:val="404040"/>
+                <w:sz w:val="20"/>
+                <w:szCs w:val="20"/>
+              </w:rPr>
+              <w:t xml:space="preserve">FACTUAL</w:t>
+            </w:r>
+          </w:p>
+        </w:tc>
+        <w:tc>
+          <w:tcPr>
+            <w:tcW w:type="dxa" w:w="2800"/>
+            <w:tcBorders>
+              <w:top w:val="single" w:color="BBBBBB" w:sz="1"/>
+              <w:left w:val="single" w:color="BBBBBB" w:sz="1"/>
+              <w:bottom w:val="single" w:color="BBBBBB" w:sz="1"/>
+              <w:right w:val="single" w:color="BBBBBB" w:sz="1"/>
+            </w:tcBorders>
+            <w:shd w:fill="FFFFFF" w:val="clear"/>
+            <w:tcMar>
+              <w:top w:type="dxa" w:w="80"/>
+              <w:left w:type="dxa" w:w="120"/>
+              <w:bottom w:type="dxa" w:w="80"/>
+              <w:right w:type="dxa" w:w="120"/>
+            </w:tcMar>
+          </w:tcPr>
+          <w:p>
+            <w:pPr>
+              <w:jc w:val="left"/>
+            </w:pPr>
+            <w:r>
+              <w:rPr>
+                <w:rFonts w:ascii="Arial" w:cs="Arial" w:eastAsia="Arial" w:hAnsi="Arial"/>
+                <w:color w:val="404040"/>
+                <w:sz w:val="20"/>
+                <w:szCs w:val="20"/>
+              </w:rPr>
+              <w:t xml:space="preserve">What is AAPL stock price?</w:t>
+            </w:r>
+          </w:p>
+        </w:tc>
+        <w:tc>
+          <w:tcPr>
+            <w:tcW w:type="dxa" w:w="1200"/>
+            <w:tcBorders>
+              <w:top w:val="single" w:color="BBBBBB" w:sz="1"/>
+              <w:left w:val="single" w:color="BBBBBB" w:sz="1"/>
+              <w:bottom w:val="single" w:color="BBBBBB" w:sz="1"/>
+              <w:right w:val="single" w:color="BBBBBB" w:sz="1"/>
+            </w:tcBorders>
+            <w:shd w:fill="FFFFFF" w:val="clear"/>
+            <w:tcMar>
+              <w:top w:type="dxa" w:w="80"/>
+              <w:left w:type="dxa" w:w="120"/>
+              <w:bottom w:type="dxa" w:w="80"/>
+              <w:right w:type="dxa" w:w="120"/>
+            </w:tcMar>
+          </w:tcPr>
+          <w:p>
+            <w:pPr>
+              <w:jc w:val="left"/>
+            </w:pPr>
+            <w:r>
+              <w:rPr>
+                <w:rFonts w:ascii="Arial" w:cs="Arial" w:eastAsia="Arial" w:hAnsi="Arial"/>
+                <w:color w:val="404040"/>
+                <w:sz w:val="20"/>
+                <w:szCs w:val="20"/>
+              </w:rPr>
+              <w:t xml:space="preserve">BASELINE</w:t>
+            </w:r>
+          </w:p>
+        </w:tc>
+        <w:tc>
+          <w:tcPr>
+            <w:tcW w:type="dxa" w:w="1400"/>
+            <w:tcBorders>
+              <w:top w:val="single" w:color="BBBBBB" w:sz="1"/>
+              <w:left w:val="single" w:color="BBBBBB" w:sz="1"/>
+              <w:bottom w:val="single" w:color="BBBBBB" w:sz="1"/>
+              <w:right w:val="single" w:color="BBBBBB" w:sz="1"/>
+            </w:tcBorders>
+            <w:shd w:fill="FFFFFF" w:val="clear"/>
+            <w:tcMar>
+              <w:top w:type="dxa" w:w="80"/>
+              <w:left w:type="dxa" w:w="120"/>
+              <w:bottom w:type="dxa" w:w="80"/>
+              <w:right w:type="dxa" w:w="120"/>
+            </w:tcMar>
+          </w:tcPr>
+          <w:p>
+            <w:pPr>
+              <w:jc w:val="left"/>
+            </w:pPr>
+            <w:r>
+              <w:rPr>
+                <w:rFonts w:ascii="Arial" w:cs="Arial" w:eastAsia="Arial" w:hAnsi="Arial"/>
+                <w:color w:val="404040"/>
+                <w:sz w:val="20"/>
+                <w:szCs w:val="20"/>
+              </w:rPr>
+              <w:t xml:space="preserve">0.81</w:t>
+            </w:r>
+          </w:p>
+        </w:tc>
+        <w:tc>
+          <w:tcPr>
+            <w:tcW w:type="dxa" w:w="1400"/>
+            <w:tcBorders>
+              <w:top w:val="single" w:color="BBBBBB" w:sz="1"/>
+              <w:left w:val="single" w:color="BBBBBB" w:sz="1"/>
+              <w:bottom w:val="single" w:color="BBBBBB" w:sz="1"/>
+              <w:right w:val="single" w:color="BBBBBB" w:sz="1"/>
+            </w:tcBorders>
+            <w:shd w:fill="FFFFFF" w:val="clear"/>
+            <w:tcMar>
+              <w:top w:type="dxa" w:w="80"/>
+              <w:left w:type="dxa" w:w="120"/>
+              <w:bottom w:type="dxa" w:w="80"/>
+              <w:right w:type="dxa" w:w="120"/>
+            </w:tcMar>
+          </w:tcPr>
+          <w:p>
+            <w:pPr>
+              <w:jc w:val="left"/>
+            </w:pPr>
+            <w:r>
+              <w:rPr>
+                <w:rFonts w:ascii="Arial" w:cs="Arial" w:eastAsia="Arial" w:hAnsi="Arial"/>
+                <w:color w:val="404040"/>
+                <w:sz w:val="20"/>
+                <w:szCs w:val="20"/>
+              </w:rPr>
+              <w:t xml:space="preserve">0.19</w:t>
+            </w:r>
+          </w:p>
+        </w:tc>
+        <w:tc>
+          <w:tcPr>
+            <w:tcW w:type="dxa" w:w="800"/>
+            <w:tcBorders>
+              <w:top w:val="single" w:color="BBBBBB" w:sz="1"/>
+              <w:left w:val="single" w:color="BBBBBB" w:sz="1"/>
+              <w:bottom w:val="single" w:color="BBBBBB" w:sz="1"/>
+              <w:right w:val="single" w:color="BBBBBB" w:sz="1"/>
+            </w:tcBorders>
+            <w:shd w:fill="FFFFFF" w:val="clear"/>
+            <w:tcMar>
+              <w:top w:type="dxa" w:w="80"/>
+              <w:left w:type="dxa" w:w="120"/>
+              <w:bottom w:type="dxa" w:w="80"/>
+              <w:right w:type="dxa" w:w="120"/>
+            </w:tcMar>
+          </w:tcPr>
+          <w:p>
+            <w:pPr>
+              <w:jc w:val="left"/>
+            </w:pPr>
+            <w:r>
+              <w:rPr>
+                <w:rFonts w:ascii="Arial" w:cs="Arial" w:eastAsia="Arial" w:hAnsi="Arial"/>
+                <w:color w:val="404040"/>
+                <w:sz w:val="20"/>
+                <w:szCs w:val="20"/>
+              </w:rPr>
+              <w:t xml:space="preserve">✓</w:t>
+            </w:r>
+          </w:p>
+        </w:tc>
+        <w:tc>
+          <w:tcPr>
+            <w:tcW w:type="dxa" w:w="960"/>
+            <w:tcBorders>
+              <w:top w:val="single" w:color="BBBBBB" w:sz="1"/>
+              <w:left w:val="single" w:color="BBBBBB" w:sz="1"/>
+              <w:bottom w:val="single" w:color="BBBBBB" w:sz="1"/>
+              <w:right w:val="single" w:color="BBBBBB" w:sz="1"/>
+            </w:tcBorders>
+            <w:shd w:fill="FFFFFF" w:val="clear"/>
+            <w:tcMar>
+              <w:top w:type="dxa" w:w="80"/>
+              <w:left w:type="dxa" w:w="120"/>
+              <w:bottom w:type="dxa" w:w="80"/>
+              <w:right w:type="dxa" w:w="120"/>
+            </w:tcMar>
+          </w:tcPr>
+          <w:p>
+            <w:pPr>
+              <w:jc w:val="left"/>
+            </w:pPr>
+            <w:r>
+              <w:rPr>
+                <w:rFonts w:ascii="Arial" w:cs="Arial" w:eastAsia="Arial" w:hAnsi="Arial"/>
+                <w:color w:val="404040"/>
+                <w:sz w:val="20"/>
+                <w:szCs w:val="20"/>
+              </w:rPr>
+              <w:t xml:space="preserve">12.65</w:t>
+            </w:r>
+          </w:p>
+        </w:tc>
+      </w:tr>
+      <w:tr>
+        <w:tc>
+          <w:tcPr>
+            <w:tcW w:type="dxa" w:w="1200"/>
+            <w:tcBorders>
+              <w:top w:val="single" w:color="BBBBBB" w:sz="1"/>
+              <w:left w:val="single" w:color="BBBBBB" w:sz="1"/>
+              <w:bottom w:val="single" w:color="BBBBBB" w:sz="1"/>
+              <w:right w:val="single" w:color="BBBBBB" w:sz="1"/>
+            </w:tcBorders>
+            <w:shd w:fill="F2F2F2" w:val="clear"/>
+            <w:tcMar>
+              <w:top w:type="dxa" w:w="80"/>
+              <w:left w:type="dxa" w:w="120"/>
+              <w:bottom w:type="dxa" w:w="80"/>
+              <w:right w:type="dxa" w:w="120"/>
+            </w:tcMar>
+          </w:tcPr>
+          <w:p>
+            <w:pPr>
+              <w:jc w:val="left"/>
+            </w:pPr>
+            <w:r>
+              <w:rPr>
+                <w:rFonts w:ascii="Arial" w:cs="Arial" w:eastAsia="Arial" w:hAnsi="Arial"/>
+                <w:color w:val="404040"/>
+                <w:sz w:val="20"/>
+                <w:szCs w:val="20"/>
+              </w:rPr>
+              <w:t xml:space="preserve">FACTUAL</w:t>
+            </w:r>
+          </w:p>
+        </w:tc>
+        <w:tc>
+          <w:tcPr>
+            <w:tcW w:type="dxa" w:w="2800"/>
+            <w:tcBorders>
+              <w:top w:val="single" w:color="BBBBBB" w:sz="1"/>
+              <w:left w:val="single" w:color="BBBBBB" w:sz="1"/>
+              <w:bottom w:val="single" w:color="BBBBBB" w:sz="1"/>
+              <w:right w:val="single" w:color="BBBBBB" w:sz="1"/>
+            </w:tcBorders>
+            <w:shd w:fill="F2F2F2" w:val="clear"/>
+            <w:tcMar>
+              <w:top w:type="dxa" w:w="80"/>
+              <w:left w:type="dxa" w:w="120"/>
+              <w:bottom w:type="dxa" w:w="80"/>
+              <w:right w:type="dxa" w:w="120"/>
+            </w:tcMar>
+          </w:tcPr>
+          <w:p>
+            <w:pPr>
+              <w:jc w:val="left"/>
+            </w:pPr>
+            <w:r>
+              <w:rPr>
+                <w:rFonts w:ascii="Arial" w:cs="Arial" w:eastAsia="Arial" w:hAnsi="Arial"/>
+                <w:color w:val="404040"/>
+                <w:sz w:val="20"/>
+                <w:szCs w:val="20"/>
+              </w:rPr>
+              <w:t xml:space="preserve">What was AAPL revenue in FY2023?</w:t>
+            </w:r>
+          </w:p>
+        </w:tc>
+        <w:tc>
+          <w:tcPr>
+            <w:tcW w:type="dxa" w:w="1200"/>
+            <w:tcBorders>
+              <w:top w:val="single" w:color="BBBBBB" w:sz="1"/>
+              <w:left w:val="single" w:color="BBBBBB" w:sz="1"/>
+              <w:bottom w:val="single" w:color="BBBBBB" w:sz="1"/>
+              <w:right w:val="single" w:color="BBBBBB" w:sz="1"/>
+            </w:tcBorders>
+            <w:shd w:fill="F2F2F2" w:val="clear"/>
+            <w:tcMar>
+              <w:top w:type="dxa" w:w="80"/>
+              <w:left w:type="dxa" w:w="120"/>
+              <w:bottom w:type="dxa" w:w="80"/>
+              <w:right w:type="dxa" w:w="120"/>
+            </w:tcMar>
+          </w:tcPr>
+          <w:p>
+            <w:pPr>
+              <w:jc w:val="left"/>
+            </w:pPr>
+            <w:r>
+              <w:rPr>
+                <w:rFonts w:ascii="Arial" w:cs="Arial" w:eastAsia="Arial" w:hAnsi="Arial"/>
+                <w:color w:val="404040"/>
+                <w:sz w:val="20"/>
+                <w:szCs w:val="20"/>
+              </w:rPr>
+              <w:t xml:space="preserve">BASELINE</w:t>
+            </w:r>
+          </w:p>
+        </w:tc>
+        <w:tc>
+          <w:tcPr>
+            <w:tcW w:type="dxa" w:w="1400"/>
+            <w:tcBorders>
+              <w:top w:val="single" w:color="BBBBBB" w:sz="1"/>
+              <w:left w:val="single" w:color="BBBBBB" w:sz="1"/>
+              <w:bottom w:val="single" w:color="BBBBBB" w:sz="1"/>
+              <w:right w:val="single" w:color="BBBBBB" w:sz="1"/>
+            </w:tcBorders>
+            <w:shd w:fill="F2F2F2" w:val="clear"/>
+            <w:tcMar>
+              <w:top w:type="dxa" w:w="80"/>
+              <w:left w:type="dxa" w:w="120"/>
+              <w:bottom w:type="dxa" w:w="80"/>
+              <w:right w:type="dxa" w:w="120"/>
+            </w:tcMar>
+          </w:tcPr>
+          <w:p>
+            <w:pPr>
+              <w:jc w:val="left"/>
+            </w:pPr>
+            <w:r>
+              <w:rPr>
+                <w:rFonts w:ascii="Arial" w:cs="Arial" w:eastAsia="Arial" w:hAnsi="Arial"/>
+                <w:color w:val="404040"/>
+                <w:sz w:val="20"/>
+                <w:szCs w:val="20"/>
+              </w:rPr>
+              <w:t xml:space="preserve">0.81</w:t>
+            </w:r>
+          </w:p>
+        </w:tc>
+        <w:tc>
+          <w:tcPr>
+            <w:tcW w:type="dxa" w:w="1400"/>
+            <w:tcBorders>
+              <w:top w:val="single" w:color="BBBBBB" w:sz="1"/>
+              <w:left w:val="single" w:color="BBBBBB" w:sz="1"/>
+              <w:bottom w:val="single" w:color="BBBBBB" w:sz="1"/>
+              <w:right w:val="single" w:color="BBBBBB" w:sz="1"/>
+            </w:tcBorders>
+            <w:shd w:fill="F2F2F2" w:val="clear"/>
+            <w:tcMar>
+              <w:top w:type="dxa" w:w="80"/>
+              <w:left w:type="dxa" w:w="120"/>
+              <w:bottom w:type="dxa" w:w="80"/>
+              <w:right w:type="dxa" w:w="120"/>
+            </w:tcMar>
+          </w:tcPr>
+          <w:p>
+            <w:pPr>
+              <w:jc w:val="left"/>
+            </w:pPr>
+            <w:r>
+              <w:rPr>
+                <w:rFonts w:ascii="Arial" w:cs="Arial" w:eastAsia="Arial" w:hAnsi="Arial"/>
+                <w:color w:val="404040"/>
+                <w:sz w:val="20"/>
+                <w:szCs w:val="20"/>
+              </w:rPr>
+              <w:t xml:space="preserve">0.19</w:t>
+            </w:r>
+          </w:p>
+        </w:tc>
+        <w:tc>
+          <w:tcPr>
+            <w:tcW w:type="dxa" w:w="800"/>
+            <w:tcBorders>
+              <w:top w:val="single" w:color="BBBBBB" w:sz="1"/>
+              <w:left w:val="single" w:color="BBBBBB" w:sz="1"/>
+              <w:bottom w:val="single" w:color="BBBBBB" w:sz="1"/>
+              <w:right w:val="single" w:color="BBBBBB" w:sz="1"/>
+            </w:tcBorders>
+            <w:shd w:fill="F2F2F2" w:val="clear"/>
+            <w:tcMar>
+              <w:top w:type="dxa" w:w="80"/>
+              <w:left w:type="dxa" w:w="120"/>
+              <w:bottom w:type="dxa" w:w="80"/>
+              <w:right w:type="dxa" w:w="120"/>
+            </w:tcMar>
+          </w:tcPr>
+          <w:p>
+            <w:pPr>
+              <w:jc w:val="left"/>
+            </w:pPr>
+            <w:r>
+              <w:rPr>
+                <w:rFonts w:ascii="Arial" w:cs="Arial" w:eastAsia="Arial" w:hAnsi="Arial"/>
+                <w:color w:val="404040"/>
+                <w:sz w:val="20"/>
+                <w:szCs w:val="20"/>
+              </w:rPr>
+              <w:t xml:space="preserve">✓</w:t>
+            </w:r>
+          </w:p>
+        </w:tc>
+        <w:tc>
+          <w:tcPr>
+            <w:tcW w:type="dxa" w:w="960"/>
+            <w:tcBorders>
+              <w:top w:val="single" w:color="BBBBBB" w:sz="1"/>
+              <w:left w:val="single" w:color="BBBBBB" w:sz="1"/>
+              <w:bottom w:val="single" w:color="BBBBBB" w:sz="1"/>
+              <w:right w:val="single" w:color="BBBBBB" w:sz="1"/>
+            </w:tcBorders>
+            <w:shd w:fill="F2F2F2" w:val="clear"/>
+            <w:tcMar>
+              <w:top w:type="dxa" w:w="80"/>
+              <w:left w:type="dxa" w:w="120"/>
+              <w:bottom w:type="dxa" w:w="80"/>
+              <w:right w:type="dxa" w:w="120"/>
+            </w:tcMar>
+          </w:tcPr>
+          <w:p>
+            <w:pPr>
+              <w:jc w:val="left"/>
+            </w:pPr>
+            <w:r>
+              <w:rPr>
+                <w:rFonts w:ascii="Arial" w:cs="Arial" w:eastAsia="Arial" w:hAnsi="Arial"/>
+                <w:color w:val="404040"/>
+                <w:sz w:val="20"/>
+                <w:szCs w:val="20"/>
+              </w:rPr>
+              <w:t xml:space="preserve">9.11</w:t>
+            </w:r>
+          </w:p>
+        </w:tc>
+      </w:tr>
+      <w:tr>
+        <w:tc>
+          <w:tcPr>
+            <w:tcW w:type="dxa" w:w="1200"/>
+            <w:tcBorders>
+              <w:top w:val="single" w:color="BBBBBB" w:sz="1"/>
+              <w:left w:val="single" w:color="BBBBBB" w:sz="1"/>
+              <w:bottom w:val="single" w:color="BBBBBB" w:sz="1"/>
+              <w:right w:val="single" w:color="BBBBBB" w:sz="1"/>
+            </w:tcBorders>
+            <w:shd w:fill="FFFFFF" w:val="clear"/>
+            <w:tcMar>
+              <w:top w:type="dxa" w:w="80"/>
+              <w:left w:type="dxa" w:w="120"/>
+              <w:bottom w:type="dxa" w:w="80"/>
+              <w:right w:type="dxa" w:w="120"/>
+            </w:tcMar>
+          </w:tcPr>
+          <w:p>
+            <w:pPr>
+              <w:jc w:val="left"/>
+            </w:pPr>
+            <w:r>
+              <w:rPr>
+                <w:rFonts w:ascii="Arial" w:cs="Arial" w:eastAsia="Arial" w:hAnsi="Arial"/>
+                <w:color w:val="404040"/>
+                <w:sz w:val="20"/>
+                <w:szCs w:val="20"/>
+              </w:rPr>
+              <w:t xml:space="preserve">FACTUAL</w:t>
+            </w:r>
+          </w:p>
+        </w:tc>
+        <w:tc>
+          <w:tcPr>
+            <w:tcW w:type="dxa" w:w="2800"/>
+            <w:tcBorders>
+              <w:top w:val="single" w:color="BBBBBB" w:sz="1"/>
+              <w:left w:val="single" w:color="BBBBBB" w:sz="1"/>
+              <w:bottom w:val="single" w:color="BBBBBB" w:sz="1"/>
+              <w:right w:val="single" w:color="BBBBBB" w:sz="1"/>
+            </w:tcBorders>
+            <w:shd w:fill="FFFFFF" w:val="clear"/>
+            <w:tcMar>
+              <w:top w:type="dxa" w:w="80"/>
+              <w:left w:type="dxa" w:w="120"/>
+              <w:bottom w:type="dxa" w:w="80"/>
+              <w:right w:type="dxa" w:w="120"/>
+            </w:tcMar>
+          </w:tcPr>
+          <w:p>
+            <w:pPr>
+              <w:jc w:val="left"/>
+            </w:pPr>
+            <w:r>
+              <w:rPr>
+                <w:rFonts w:ascii="Arial" w:cs="Arial" w:eastAsia="Arial" w:hAnsi="Arial"/>
+                <w:color w:val="404040"/>
+                <w:sz w:val="20"/>
+                <w:szCs w:val="20"/>
+              </w:rPr>
+              <w:t xml:space="preserve">Summarize recent SEC filing for AAPL</w:t>
+            </w:r>
+          </w:p>
+        </w:tc>
+        <w:tc>
+          <w:tcPr>
+            <w:tcW w:type="dxa" w:w="1200"/>
+            <w:tcBorders>
+              <w:top w:val="single" w:color="BBBBBB" w:sz="1"/>
+              <w:left w:val="single" w:color="BBBBBB" w:sz="1"/>
+              <w:bottom w:val="single" w:color="BBBBBB" w:sz="1"/>
+              <w:right w:val="single" w:color="BBBBBB" w:sz="1"/>
+            </w:tcBorders>
+            <w:shd w:fill="FFFFFF" w:val="clear"/>
+            <w:tcMar>
+              <w:top w:type="dxa" w:w="80"/>
+              <w:left w:type="dxa" w:w="120"/>
+              <w:bottom w:type="dxa" w:w="80"/>
+              <w:right w:type="dxa" w:w="120"/>
+            </w:tcMar>
+          </w:tcPr>
+          <w:p>
+            <w:pPr>
+              <w:jc w:val="left"/>
+            </w:pPr>
+            <w:r>
+              <w:rPr>
+                <w:rFonts w:ascii="Arial" w:cs="Arial" w:eastAsia="Arial" w:hAnsi="Arial"/>
+                <w:color w:val="404040"/>
+                <w:sz w:val="20"/>
+                <w:szCs w:val="20"/>
+              </w:rPr>
+              <w:t xml:space="preserve">BASELINE</w:t>
+            </w:r>
+          </w:p>
+        </w:tc>
+        <w:tc>
+          <w:tcPr>
+            <w:tcW w:type="dxa" w:w="1400"/>
+            <w:tcBorders>
+              <w:top w:val="single" w:color="BBBBBB" w:sz="1"/>
+              <w:left w:val="single" w:color="BBBBBB" w:sz="1"/>
+              <w:bottom w:val="single" w:color="BBBBBB" w:sz="1"/>
+              <w:right w:val="single" w:color="BBBBBB" w:sz="1"/>
+            </w:tcBorders>
+            <w:shd w:fill="FFFFFF" w:val="clear"/>
+            <w:tcMar>
+              <w:top w:type="dxa" w:w="80"/>
+              <w:left w:type="dxa" w:w="120"/>
+              <w:bottom w:type="dxa" w:w="80"/>
+              <w:right w:type="dxa" w:w="120"/>
+            </w:tcMar>
+          </w:tcPr>
+          <w:p>
+            <w:pPr>
+              <w:jc w:val="left"/>
+            </w:pPr>
+            <w:r>
+              <w:rPr>
+                <w:rFonts w:ascii="Arial" w:cs="Arial" w:eastAsia="Arial" w:hAnsi="Arial"/>
+                <w:color w:val="404040"/>
+                <w:sz w:val="20"/>
+                <w:szCs w:val="20"/>
+              </w:rPr>
+              <w:t xml:space="preserve">0.50</w:t>
+            </w:r>
+          </w:p>
+        </w:tc>
+        <w:tc>
+          <w:tcPr>
+            <w:tcW w:type="dxa" w:w="1400"/>
+            <w:tcBorders>
+              <w:top w:val="single" w:color="BBBBBB" w:sz="1"/>
+              <w:left w:val="single" w:color="BBBBBB" w:sz="1"/>
+              <w:bottom w:val="single" w:color="BBBBBB" w:sz="1"/>
+              <w:right w:val="single" w:color="BBBBBB" w:sz="1"/>
+            </w:tcBorders>
+            <w:shd w:fill="FFFFFF" w:val="clear"/>
+            <w:tcMar>
+              <w:top w:type="dxa" w:w="80"/>
+              <w:left w:type="dxa" w:w="120"/>
+              <w:bottom w:type="dxa" w:w="80"/>
+              <w:right w:type="dxa" w:w="120"/>
+            </w:tcMar>
+          </w:tcPr>
+          <w:p>
+            <w:pPr>
+              <w:jc w:val="left"/>
+            </w:pPr>
+            <w:r>
+              <w:rPr>
+                <w:rFonts w:ascii="Arial" w:cs="Arial" w:eastAsia="Arial" w:hAnsi="Arial"/>
+                <w:color w:val="404040"/>
+                <w:sz w:val="20"/>
+                <w:szCs w:val="20"/>
+              </w:rPr>
+              <w:t xml:space="preserve">0.50</w:t>
+            </w:r>
+          </w:p>
+        </w:tc>
+        <w:tc>
+          <w:tcPr>
+            <w:tcW w:type="dxa" w:w="800"/>
+            <w:tcBorders>
+              <w:top w:val="single" w:color="BBBBBB" w:sz="1"/>
+              <w:left w:val="single" w:color="BBBBBB" w:sz="1"/>
+              <w:bottom w:val="single" w:color="BBBBBB" w:sz="1"/>
+              <w:right w:val="single" w:color="BBBBBB" w:sz="1"/>
+            </w:tcBorders>
+            <w:shd w:fill="FFFFFF" w:val="clear"/>
+            <w:tcMar>
+              <w:top w:type="dxa" w:w="80"/>
+              <w:left w:type="dxa" w:w="120"/>
+              <w:bottom w:type="dxa" w:w="80"/>
+              <w:right w:type="dxa" w:w="120"/>
+            </w:tcMar>
+          </w:tcPr>
+          <w:p>
+            <w:pPr>
+              <w:jc w:val="left"/>
+            </w:pPr>
+            <w:r>
+              <w:rPr>
+                <w:rFonts w:ascii="Arial" w:cs="Arial" w:eastAsia="Arial" w:hAnsi="Arial"/>
+                <w:color w:val="404040"/>
+                <w:sz w:val="20"/>
+                <w:szCs w:val="20"/>
+              </w:rPr>
+              <w:t xml:space="preserve">✓</w:t>
+            </w:r>
+          </w:p>
+        </w:tc>
+        <w:tc>
+          <w:tcPr>
+            <w:tcW w:type="dxa" w:w="960"/>
+            <w:tcBorders>
+              <w:top w:val="single" w:color="BBBBBB" w:sz="1"/>
+              <w:left w:val="single" w:color="BBBBBB" w:sz="1"/>
+              <w:bottom w:val="single" w:color="BBBBBB" w:sz="1"/>
+              <w:right w:val="single" w:color="BBBBBB" w:sz="1"/>
+            </w:tcBorders>
+            <w:shd w:fill="FFFFFF" w:val="clear"/>
+            <w:tcMar>
+              <w:top w:type="dxa" w:w="80"/>
+              <w:left w:type="dxa" w:w="120"/>
+              <w:bottom w:type="dxa" w:w="80"/>
+              <w:right w:type="dxa" w:w="120"/>
+            </w:tcMar>
+          </w:tcPr>
+          <w:p>
+            <w:pPr>
+              <w:jc w:val="left"/>
+            </w:pPr>
+            <w:r>
+              <w:rPr>
+                <w:rFonts w:ascii="Arial" w:cs="Arial" w:eastAsia="Arial" w:hAnsi="Arial"/>
+                <w:color w:val="404040"/>
+                <w:sz w:val="20"/>
+                <w:szCs w:val="20"/>
+              </w:rPr>
+              <w:t xml:space="preserve">9.25</w:t>
+            </w:r>
+          </w:p>
+        </w:tc>
+      </w:tr>
+      <w:tr>
+        <w:tc>
+          <w:tcPr>
+            <w:tcW w:type="dxa" w:w="1200"/>
+            <w:tcBorders>
+              <w:top w:val="single" w:color="BBBBBB" w:sz="1"/>
+              <w:left w:val="single" w:color="BBBBBB" w:sz="1"/>
+              <w:bottom w:val="single" w:color="BBBBBB" w:sz="1"/>
+              <w:right w:val="single" w:color="BBBBBB" w:sz="1"/>
+            </w:tcBorders>
+            <w:shd w:fill="F2F2F2" w:val="clear"/>
+            <w:tcMar>
+              <w:top w:type="dxa" w:w="80"/>
+              <w:left w:type="dxa" w:w="120"/>
+              <w:bottom w:type="dxa" w:w="80"/>
+              <w:right w:type="dxa" w:w="120"/>
+            </w:tcMar>
+          </w:tcPr>
+          <w:p>
+            <w:pPr>
+              <w:jc w:val="left"/>
+            </w:pPr>
+            <w:r>
+              <w:rPr>
+                <w:rFonts w:ascii="Arial" w:cs="Arial" w:eastAsia="Arial" w:hAnsi="Arial"/>
+                <w:color w:val="404040"/>
+                <w:sz w:val="20"/>
+                <w:szCs w:val="20"/>
+              </w:rPr>
+              <w:t xml:space="preserve">FACTUAL</w:t>
+            </w:r>
+          </w:p>
+        </w:tc>
+        <w:tc>
+          <w:tcPr>
+            <w:tcW w:type="dxa" w:w="2800"/>
+            <w:tcBorders>
+              <w:top w:val="single" w:color="BBBBBB" w:sz="1"/>
+              <w:left w:val="single" w:color="BBBBBB" w:sz="1"/>
+              <w:bottom w:val="single" w:color="BBBBBB" w:sz="1"/>
+              <w:right w:val="single" w:color="BBBBBB" w:sz="1"/>
+            </w:tcBorders>
+            <w:shd w:fill="F2F2F2" w:val="clear"/>
+            <w:tcMar>
+              <w:top w:type="dxa" w:w="80"/>
+              <w:left w:type="dxa" w:w="120"/>
+              <w:bottom w:type="dxa" w:w="80"/>
+              <w:right w:type="dxa" w:w="120"/>
+            </w:tcMar>
+          </w:tcPr>
+          <w:p>
+            <w:pPr>
+              <w:jc w:val="left"/>
+            </w:pPr>
+            <w:r>
+              <w:rPr>
+                <w:rFonts w:ascii="Arial" w:cs="Arial" w:eastAsia="Arial" w:hAnsi="Arial"/>
+                <w:color w:val="404040"/>
+                <w:sz w:val="20"/>
+                <w:szCs w:val="20"/>
+              </w:rPr>
+              <w:t xml:space="preserve">What is MSFT current stock price?</w:t>
+            </w:r>
+          </w:p>
+        </w:tc>
+        <w:tc>
+          <w:tcPr>
+            <w:tcW w:type="dxa" w:w="1200"/>
+            <w:tcBorders>
+              <w:top w:val="single" w:color="BBBBBB" w:sz="1"/>
+              <w:left w:val="single" w:color="BBBBBB" w:sz="1"/>
+              <w:bottom w:val="single" w:color="BBBBBB" w:sz="1"/>
+              <w:right w:val="single" w:color="BBBBBB" w:sz="1"/>
+            </w:tcBorders>
+            <w:shd w:fill="F2F2F2" w:val="clear"/>
+            <w:tcMar>
+              <w:top w:type="dxa" w:w="80"/>
+              <w:left w:type="dxa" w:w="120"/>
+              <w:bottom w:type="dxa" w:w="80"/>
+              <w:right w:type="dxa" w:w="120"/>
+            </w:tcMar>
+          </w:tcPr>
+          <w:p>
+            <w:pPr>
+              <w:jc w:val="left"/>
+            </w:pPr>
+            <w:r>
+              <w:rPr>
+                <w:rFonts w:ascii="Arial" w:cs="Arial" w:eastAsia="Arial" w:hAnsi="Arial"/>
+                <w:color w:val="404040"/>
+                <w:sz w:val="20"/>
+                <w:szCs w:val="20"/>
+              </w:rPr>
+              <w:t xml:space="preserve">BASELINE</w:t>
+            </w:r>
+          </w:p>
+        </w:tc>
+        <w:tc>
+          <w:tcPr>
+            <w:tcW w:type="dxa" w:w="1400"/>
+            <w:tcBorders>
+              <w:top w:val="single" w:color="BBBBBB" w:sz="1"/>
+              <w:left w:val="single" w:color="BBBBBB" w:sz="1"/>
+              <w:bottom w:val="single" w:color="BBBBBB" w:sz="1"/>
+              <w:right w:val="single" w:color="BBBBBB" w:sz="1"/>
+            </w:tcBorders>
+            <w:shd w:fill="F2F2F2" w:val="clear"/>
+            <w:tcMar>
+              <w:top w:type="dxa" w:w="80"/>
+              <w:left w:type="dxa" w:w="120"/>
+              <w:bottom w:type="dxa" w:w="80"/>
+              <w:right w:type="dxa" w:w="120"/>
+            </w:tcMar>
+          </w:tcPr>
+          <w:p>
+            <w:pPr>
+              <w:jc w:val="left"/>
+            </w:pPr>
+            <w:r>
+              <w:rPr>
+                <w:rFonts w:ascii="Arial" w:cs="Arial" w:eastAsia="Arial" w:hAnsi="Arial"/>
+                <w:color w:val="404040"/>
+                <w:sz w:val="20"/>
+                <w:szCs w:val="20"/>
+              </w:rPr>
+              <w:t xml:space="preserve">0.61</w:t>
+            </w:r>
+          </w:p>
+        </w:tc>
+        <w:tc>
+          <w:tcPr>
+            <w:tcW w:type="dxa" w:w="1400"/>
+            <w:tcBorders>
+              <w:top w:val="single" w:color="BBBBBB" w:sz="1"/>
+              <w:left w:val="single" w:color="BBBBBB" w:sz="1"/>
+              <w:bottom w:val="single" w:color="BBBBBB" w:sz="1"/>
+              <w:right w:val="single" w:color="BBBBBB" w:sz="1"/>
+            </w:tcBorders>
+            <w:shd w:fill="F2F2F2" w:val="clear"/>
+            <w:tcMar>
+              <w:top w:type="dxa" w:w="80"/>
+              <w:left w:type="dxa" w:w="120"/>
+              <w:bottom w:type="dxa" w:w="80"/>
+              <w:right w:type="dxa" w:w="120"/>
+            </w:tcMar>
+          </w:tcPr>
+          <w:p>
+            <w:pPr>
+              <w:jc w:val="left"/>
+            </w:pPr>
+            <w:r>
+              <w:rPr>
+                <w:rFonts w:ascii="Arial" w:cs="Arial" w:eastAsia="Arial" w:hAnsi="Arial"/>
+                <w:color w:val="404040"/>
+                <w:sz w:val="20"/>
+                <w:szCs w:val="20"/>
+              </w:rPr>
+              <w:t xml:space="preserve">0.39</w:t>
+            </w:r>
+          </w:p>
+        </w:tc>
+        <w:tc>
+          <w:tcPr>
+            <w:tcW w:type="dxa" w:w="800"/>
+            <w:tcBorders>
+              <w:top w:val="single" w:color="BBBBBB" w:sz="1"/>
+              <w:left w:val="single" w:color="BBBBBB" w:sz="1"/>
+              <w:bottom w:val="single" w:color="BBBBBB" w:sz="1"/>
+              <w:right w:val="single" w:color="BBBBBB" w:sz="1"/>
+            </w:tcBorders>
+            <w:shd w:fill="F2F2F2" w:val="clear"/>
+            <w:tcMar>
+              <w:top w:type="dxa" w:w="80"/>
+              <w:left w:type="dxa" w:w="120"/>
+              <w:bottom w:type="dxa" w:w="80"/>
+              <w:right w:type="dxa" w:w="120"/>
+            </w:tcMar>
+          </w:tcPr>
+          <w:p>
+            <w:pPr>
+              <w:jc w:val="left"/>
+            </w:pPr>
+            <w:r>
+              <w:rPr>
+                <w:rFonts w:ascii="Arial" w:cs="Arial" w:eastAsia="Arial" w:hAnsi="Arial"/>
+                <w:color w:val="404040"/>
+                <w:sz w:val="20"/>
+                <w:szCs w:val="20"/>
+              </w:rPr>
+              <w:t xml:space="preserve">✓</w:t>
+            </w:r>
+          </w:p>
+        </w:tc>
+        <w:tc>
+          <w:tcPr>
+            <w:tcW w:type="dxa" w:w="960"/>
+            <w:tcBorders>
+              <w:top w:val="single" w:color="BBBBBB" w:sz="1"/>
+              <w:left w:val="single" w:color="BBBBBB" w:sz="1"/>
+              <w:bottom w:val="single" w:color="BBBBBB" w:sz="1"/>
+              <w:right w:val="single" w:color="BBBBBB" w:sz="1"/>
+            </w:tcBorders>
+            <w:shd w:fill="F2F2F2" w:val="clear"/>
+            <w:tcMar>
+              <w:top w:type="dxa" w:w="80"/>
+              <w:left w:type="dxa" w:w="120"/>
+              <w:bottom w:type="dxa" w:w="80"/>
+              <w:right w:type="dxa" w:w="120"/>
+            </w:tcMar>
+          </w:tcPr>
+          <w:p>
+            <w:pPr>
+              <w:jc w:val="left"/>
+            </w:pPr>
+            <w:r>
+              <w:rPr>
+                <w:rFonts w:ascii="Arial" w:cs="Arial" w:eastAsia="Arial" w:hAnsi="Arial"/>
+                <w:color w:val="404040"/>
+                <w:sz w:val="20"/>
+                <w:szCs w:val="20"/>
+              </w:rPr>
+              <w:t xml:space="preserve">6.90</w:t>
+            </w:r>
+          </w:p>
+        </w:tc>
+      </w:tr>
+      <w:tr>
+        <w:tc>
+          <w:tcPr>
+            <w:tcW w:type="dxa" w:w="1200"/>
+            <w:tcBorders>
+              <w:top w:val="single" w:color="BBBBBB" w:sz="1"/>
+              <w:left w:val="single" w:color="BBBBBB" w:sz="1"/>
+              <w:bottom w:val="single" w:color="BBBBBB" w:sz="1"/>
+              <w:right w:val="single" w:color="BBBBBB" w:sz="1"/>
+            </w:tcBorders>
+            <w:shd w:fill="FFFFFF" w:val="clear"/>
+            <w:tcMar>
+              <w:top w:type="dxa" w:w="80"/>
+              <w:left w:type="dxa" w:w="120"/>
+              <w:bottom w:type="dxa" w:w="80"/>
+              <w:right w:type="dxa" w:w="120"/>
+            </w:tcMar>
+          </w:tcPr>
+          <w:p>
+            <w:pPr>
+              <w:jc w:val="left"/>
+            </w:pPr>
+            <w:r>
+              <w:rPr>
+                <w:rFonts w:ascii="Arial" w:cs="Arial" w:eastAsia="Arial" w:hAnsi="Arial"/>
+                <w:color w:val="404040"/>
+                <w:sz w:val="20"/>
+                <w:szCs w:val="20"/>
+              </w:rPr>
+              <w:t xml:space="preserve">FACTUAL</w:t>
+            </w:r>
+          </w:p>
+        </w:tc>
+        <w:tc>
+          <w:tcPr>
+            <w:tcW w:type="dxa" w:w="2800"/>
+            <w:tcBorders>
+              <w:top w:val="single" w:color="BBBBBB" w:sz="1"/>
+              <w:left w:val="single" w:color="BBBBBB" w:sz="1"/>
+              <w:bottom w:val="single" w:color="BBBBBB" w:sz="1"/>
+              <w:right w:val="single" w:color="BBBBBB" w:sz="1"/>
+            </w:tcBorders>
+            <w:shd w:fill="FFFFFF" w:val="clear"/>
+            <w:tcMar>
+              <w:top w:type="dxa" w:w="80"/>
+              <w:left w:type="dxa" w:w="120"/>
+              <w:bottom w:type="dxa" w:w="80"/>
+              <w:right w:type="dxa" w:w="120"/>
+            </w:tcMar>
+          </w:tcPr>
+          <w:p>
+            <w:pPr>
+              <w:jc w:val="left"/>
+            </w:pPr>
+            <w:r>
+              <w:rPr>
+                <w:rFonts w:ascii="Arial" w:cs="Arial" w:eastAsia="Arial" w:hAnsi="Arial"/>
+                <w:color w:val="404040"/>
+                <w:sz w:val="20"/>
+                <w:szCs w:val="20"/>
+              </w:rPr>
+              <w:t xml:space="preserve">What is AAPL stock price?</w:t>
+            </w:r>
+          </w:p>
+        </w:tc>
+        <w:tc>
+          <w:tcPr>
+            <w:tcW w:type="dxa" w:w="1200"/>
+            <w:tcBorders>
+              <w:top w:val="single" w:color="BBBBBB" w:sz="1"/>
+              <w:left w:val="single" w:color="BBBBBB" w:sz="1"/>
+              <w:bottom w:val="single" w:color="BBBBBB" w:sz="1"/>
+              <w:right w:val="single" w:color="BBBBBB" w:sz="1"/>
+            </w:tcBorders>
+            <w:shd w:fill="FFFFFF" w:val="clear"/>
+            <w:tcMar>
+              <w:top w:type="dxa" w:w="80"/>
+              <w:left w:type="dxa" w:w="120"/>
+              <w:bottom w:type="dxa" w:w="80"/>
+              <w:right w:type="dxa" w:w="120"/>
+            </w:tcMar>
+          </w:tcPr>
+          <w:p>
+            <w:pPr>
+              <w:jc w:val="left"/>
+            </w:pPr>
+            <w:r>
+              <w:rPr>
+                <w:rFonts w:ascii="Arial" w:cs="Arial" w:eastAsia="Arial" w:hAnsi="Arial"/>
+                <w:color w:val="404040"/>
+                <w:sz w:val="20"/>
+                <w:szCs w:val="20"/>
+              </w:rPr>
+              <w:t xml:space="preserve">OPTIMIZED</w:t>
+            </w:r>
+          </w:p>
+        </w:tc>
+        <w:tc>
+          <w:tcPr>
+            <w:tcW w:type="dxa" w:w="1400"/>
+            <w:tcBorders>
+              <w:top w:val="single" w:color="BBBBBB" w:sz="1"/>
+              <w:left w:val="single" w:color="BBBBBB" w:sz="1"/>
+              <w:bottom w:val="single" w:color="BBBBBB" w:sz="1"/>
+              <w:right w:val="single" w:color="BBBBBB" w:sz="1"/>
+            </w:tcBorders>
+            <w:shd w:fill="FFFFFF" w:val="clear"/>
+            <w:tcMar>
+              <w:top w:type="dxa" w:w="80"/>
+              <w:left w:type="dxa" w:w="120"/>
+              <w:bottom w:type="dxa" w:w="80"/>
+              <w:right w:type="dxa" w:w="120"/>
+            </w:tcMar>
+          </w:tcPr>
+          <w:p>
+            <w:pPr>
+              <w:jc w:val="left"/>
+            </w:pPr>
+            <w:r>
+              <w:rPr>
+                <w:rFonts w:ascii="Arial" w:cs="Arial" w:eastAsia="Arial" w:hAnsi="Arial"/>
+                <w:color w:val="404040"/>
+                <w:sz w:val="20"/>
+                <w:szCs w:val="20"/>
+              </w:rPr>
+              <w:t xml:space="preserve">0.81</w:t>
+            </w:r>
+          </w:p>
+        </w:tc>
+        <w:tc>
+          <w:tcPr>
+            <w:tcW w:type="dxa" w:w="1400"/>
+            <w:tcBorders>
+              <w:top w:val="single" w:color="BBBBBB" w:sz="1"/>
+              <w:left w:val="single" w:color="BBBBBB" w:sz="1"/>
+              <w:bottom w:val="single" w:color="BBBBBB" w:sz="1"/>
+              <w:right w:val="single" w:color="BBBBBB" w:sz="1"/>
+            </w:tcBorders>
+            <w:shd w:fill="FFFFFF" w:val="clear"/>
+            <w:tcMar>
+              <w:top w:type="dxa" w:w="80"/>
+              <w:left w:type="dxa" w:w="120"/>
+              <w:bottom w:type="dxa" w:w="80"/>
+              <w:right w:type="dxa" w:w="120"/>
+            </w:tcMar>
+          </w:tcPr>
+          <w:p>
+            <w:pPr>
+              <w:jc w:val="left"/>
+            </w:pPr>
+            <w:r>
+              <w:rPr>
+                <w:rFonts w:ascii="Arial" w:cs="Arial" w:eastAsia="Arial" w:hAnsi="Arial"/>
+                <w:color w:val="404040"/>
+                <w:sz w:val="20"/>
+                <w:szCs w:val="20"/>
+              </w:rPr>
+              <w:t xml:space="preserve">0.19</w:t>
+            </w:r>
+          </w:p>
+        </w:tc>
+        <w:tc>
+          <w:tcPr>
+            <w:tcW w:type="dxa" w:w="800"/>
+            <w:tcBorders>
+              <w:top w:val="single" w:color="BBBBBB" w:sz="1"/>
+              <w:left w:val="single" w:color="BBBBBB" w:sz="1"/>
+              <w:bottom w:val="single" w:color="BBBBBB" w:sz="1"/>
+              <w:right w:val="single" w:color="BBBBBB" w:sz="1"/>
+            </w:tcBorders>
+            <w:shd w:fill="FFFFFF" w:val="clear"/>
+            <w:tcMar>
+              <w:top w:type="dxa" w:w="80"/>
+              <w:left w:type="dxa" w:w="120"/>
+              <w:bottom w:type="dxa" w:w="80"/>
+              <w:right w:type="dxa" w:w="120"/>
+            </w:tcMar>
+          </w:tcPr>
+          <w:p>
+            <w:pPr>
+              <w:jc w:val="left"/>
+            </w:pPr>
+            <w:r>
+              <w:rPr>
+                <w:rFonts w:ascii="Arial" w:cs="Arial" w:eastAsia="Arial" w:hAnsi="Arial"/>
+                <w:color w:val="404040"/>
+                <w:sz w:val="20"/>
+                <w:szCs w:val="20"/>
+              </w:rPr>
+              <w:t xml:space="preserve">✓</w:t>
+            </w:r>
+          </w:p>
+        </w:tc>
+        <w:tc>
+          <w:tcPr>
+            <w:tcW w:type="dxa" w:w="960"/>
+            <w:tcBorders>
+              <w:top w:val="single" w:color="BBBBBB" w:sz="1"/>
+              <w:left w:val="single" w:color="BBBBBB" w:sz="1"/>
+              <w:bottom w:val="single" w:color="BBBBBB" w:sz="1"/>
+              <w:right w:val="single" w:color="BBBBBB" w:sz="1"/>
+            </w:tcBorders>
+            <w:shd w:fill="FFFFFF" w:val="clear"/>
+            <w:tcMar>
+              <w:top w:type="dxa" w:w="80"/>
+              <w:left w:type="dxa" w:w="120"/>
+              <w:bottom w:type="dxa" w:w="80"/>
+              <w:right w:type="dxa" w:w="120"/>
+            </w:tcMar>
+          </w:tcPr>
+          <w:p>
+            <w:pPr>
+              <w:jc w:val="left"/>
+            </w:pPr>
+            <w:r>
+              <w:rPr>
+                <w:rFonts w:ascii="Arial" w:cs="Arial" w:eastAsia="Arial" w:hAnsi="Arial"/>
+                <w:color w:val="404040"/>
+                <w:sz w:val="20"/>
+                <w:szCs w:val="20"/>
+              </w:rPr>
+              <w:t xml:space="preserve">6.24</w:t>
+            </w:r>
+          </w:p>
+        </w:tc>
+      </w:tr>
+      <w:tr>
+        <w:tc>
+          <w:tcPr>
+            <w:tcW w:type="dxa" w:w="1200"/>
+            <w:tcBorders>
+              <w:top w:val="single" w:color="BBBBBB" w:sz="1"/>
+              <w:left w:val="single" w:color="BBBBBB" w:sz="1"/>
+              <w:bottom w:val="single" w:color="BBBBBB" w:sz="1"/>
+              <w:right w:val="single" w:color="BBBBBB" w:sz="1"/>
+            </w:tcBorders>
+            <w:shd w:fill="F2F2F2" w:val="clear"/>
+            <w:tcMar>
+              <w:top w:type="dxa" w:w="80"/>
+              <w:left w:type="dxa" w:w="120"/>
+              <w:bottom w:type="dxa" w:w="80"/>
+              <w:right w:type="dxa" w:w="120"/>
+            </w:tcMar>
+          </w:tcPr>
+          <w:p>
+            <w:pPr>
+              <w:jc w:val="left"/>
+            </w:pPr>
+            <w:r>
+              <w:rPr>
+                <w:rFonts w:ascii="Arial" w:cs="Arial" w:eastAsia="Arial" w:hAnsi="Arial"/>
+                <w:color w:val="404040"/>
+                <w:sz w:val="20"/>
+                <w:szCs w:val="20"/>
+              </w:rPr>
+              <w:t xml:space="preserve">FACTUAL</w:t>
+            </w:r>
+          </w:p>
+        </w:tc>
+        <w:tc>
+          <w:tcPr>
+            <w:tcW w:type="dxa" w:w="2800"/>
+            <w:tcBorders>
+              <w:top w:val="single" w:color="BBBBBB" w:sz="1"/>
+              <w:left w:val="single" w:color="BBBBBB" w:sz="1"/>
+              <w:bottom w:val="single" w:color="BBBBBB" w:sz="1"/>
+              <w:right w:val="single" w:color="BBBBBB" w:sz="1"/>
+            </w:tcBorders>
+            <w:shd w:fill="F2F2F2" w:val="clear"/>
+            <w:tcMar>
+              <w:top w:type="dxa" w:w="80"/>
+              <w:left w:type="dxa" w:w="120"/>
+              <w:bottom w:type="dxa" w:w="80"/>
+              <w:right w:type="dxa" w:w="120"/>
+            </w:tcMar>
+          </w:tcPr>
+          <w:p>
+            <w:pPr>
+              <w:jc w:val="left"/>
+            </w:pPr>
+            <w:r>
+              <w:rPr>
+                <w:rFonts w:ascii="Arial" w:cs="Arial" w:eastAsia="Arial" w:hAnsi="Arial"/>
+                <w:color w:val="404040"/>
+                <w:sz w:val="20"/>
+                <w:szCs w:val="20"/>
+              </w:rPr>
+              <w:t xml:space="preserve">What was AAPL revenue in FY2023?</w:t>
+            </w:r>
+          </w:p>
+        </w:tc>
+        <w:tc>
+          <w:tcPr>
+            <w:tcW w:type="dxa" w:w="1200"/>
+            <w:tcBorders>
+              <w:top w:val="single" w:color="BBBBBB" w:sz="1"/>
+              <w:left w:val="single" w:color="BBBBBB" w:sz="1"/>
+              <w:bottom w:val="single" w:color="BBBBBB" w:sz="1"/>
+              <w:right w:val="single" w:color="BBBBBB" w:sz="1"/>
+            </w:tcBorders>
+            <w:shd w:fill="F2F2F2" w:val="clear"/>
+            <w:tcMar>
+              <w:top w:type="dxa" w:w="80"/>
+              <w:left w:type="dxa" w:w="120"/>
+              <w:bottom w:type="dxa" w:w="80"/>
+              <w:right w:type="dxa" w:w="120"/>
+            </w:tcMar>
+          </w:tcPr>
+          <w:p>
+            <w:pPr>
+              <w:jc w:val="left"/>
+            </w:pPr>
+            <w:r>
+              <w:rPr>
+                <w:rFonts w:ascii="Arial" w:cs="Arial" w:eastAsia="Arial" w:hAnsi="Arial"/>
+                <w:color w:val="404040"/>
+                <w:sz w:val="20"/>
+                <w:szCs w:val="20"/>
+              </w:rPr>
+              <w:t xml:space="preserve">OPTIMIZED</w:t>
+            </w:r>
+          </w:p>
+        </w:tc>
+        <w:tc>
+          <w:tcPr>
+            <w:tcW w:type="dxa" w:w="1400"/>
+            <w:tcBorders>
+              <w:top w:val="single" w:color="BBBBBB" w:sz="1"/>
+              <w:left w:val="single" w:color="BBBBBB" w:sz="1"/>
+              <w:bottom w:val="single" w:color="BBBBBB" w:sz="1"/>
+              <w:right w:val="single" w:color="BBBBBB" w:sz="1"/>
+            </w:tcBorders>
+            <w:shd w:fill="F2F2F2" w:val="clear"/>
+            <w:tcMar>
+              <w:top w:type="dxa" w:w="80"/>
+              <w:left w:type="dxa" w:w="120"/>
+              <w:bottom w:type="dxa" w:w="80"/>
+              <w:right w:type="dxa" w:w="120"/>
+            </w:tcMar>
+          </w:tcPr>
+          <w:p>
+            <w:pPr>
+              <w:jc w:val="left"/>
+            </w:pPr>
+            <w:r>
+              <w:rPr>
+                <w:rFonts w:ascii="Arial" w:cs="Arial" w:eastAsia="Arial" w:hAnsi="Arial"/>
+                <w:color w:val="404040"/>
+                <w:sz w:val="20"/>
+                <w:szCs w:val="20"/>
+              </w:rPr>
+              <w:t xml:space="preserve">0.81</w:t>
+            </w:r>
+          </w:p>
+        </w:tc>
+        <w:tc>
+          <w:tcPr>
+            <w:tcW w:type="dxa" w:w="1400"/>
+            <w:tcBorders>
+              <w:top w:val="single" w:color="BBBBBB" w:sz="1"/>
+              <w:left w:val="single" w:color="BBBBBB" w:sz="1"/>
+              <w:bottom w:val="single" w:color="BBBBBB" w:sz="1"/>
+              <w:right w:val="single" w:color="BBBBBB" w:sz="1"/>
+            </w:tcBorders>
+            <w:shd w:fill="F2F2F2" w:val="clear"/>
+            <w:tcMar>
+              <w:top w:type="dxa" w:w="80"/>
+              <w:left w:type="dxa" w:w="120"/>
+              <w:bottom w:type="dxa" w:w="80"/>
+              <w:right w:type="dxa" w:w="120"/>
+            </w:tcMar>
+          </w:tcPr>
+          <w:p>
+            <w:pPr>
+              <w:jc w:val="left"/>
+            </w:pPr>
+            <w:r>
+              <w:rPr>
+                <w:rFonts w:ascii="Arial" w:cs="Arial" w:eastAsia="Arial" w:hAnsi="Arial"/>
+                <w:color w:val="404040"/>
+                <w:sz w:val="20"/>
+                <w:szCs w:val="20"/>
+              </w:rPr>
+              <w:t xml:space="preserve">0.19</w:t>
+            </w:r>
+          </w:p>
+        </w:tc>
+        <w:tc>
+          <w:tcPr>
+            <w:tcW w:type="dxa" w:w="800"/>
+            <w:tcBorders>
+              <w:top w:val="single" w:color="BBBBBB" w:sz="1"/>
+              <w:left w:val="single" w:color="BBBBBB" w:sz="1"/>
+              <w:bottom w:val="single" w:color="BBBBBB" w:sz="1"/>
+              <w:right w:val="single" w:color="BBBBBB" w:sz="1"/>
+            </w:tcBorders>
+            <w:shd w:fill="F2F2F2" w:val="clear"/>
+            <w:tcMar>
+              <w:top w:type="dxa" w:w="80"/>
+              <w:left w:type="dxa" w:w="120"/>
+              <w:bottom w:type="dxa" w:w="80"/>
+              <w:right w:type="dxa" w:w="120"/>
+            </w:tcMar>
+          </w:tcPr>
+          <w:p>
+            <w:pPr>
+              <w:jc w:val="left"/>
+            </w:pPr>
+            <w:r>
+              <w:rPr>
+                <w:rFonts w:ascii="Arial" w:cs="Arial" w:eastAsia="Arial" w:hAnsi="Arial"/>
+                <w:color w:val="404040"/>
+                <w:sz w:val="20"/>
+                <w:szCs w:val="20"/>
+              </w:rPr>
+              <w:t xml:space="preserve">✓</w:t>
+            </w:r>
+          </w:p>
+        </w:tc>
+        <w:tc>
+          <w:tcPr>
+            <w:tcW w:type="dxa" w:w="960"/>
+            <w:tcBorders>
+              <w:top w:val="single" w:color="BBBBBB" w:sz="1"/>
+              <w:left w:val="single" w:color="BBBBBB" w:sz="1"/>
+              <w:bottom w:val="single" w:color="BBBBBB" w:sz="1"/>
+              <w:right w:val="single" w:color="BBBBBB" w:sz="1"/>
+            </w:tcBorders>
+            <w:shd w:fill="F2F2F2" w:val="clear"/>
+            <w:tcMar>
+              <w:top w:type="dxa" w:w="80"/>
+              <w:left w:type="dxa" w:w="120"/>
+              <w:bottom w:type="dxa" w:w="80"/>
+              <w:right w:type="dxa" w:w="120"/>
+            </w:tcMar>
+          </w:tcPr>
+          <w:p>
+            <w:pPr>
+              <w:jc w:val="left"/>
+            </w:pPr>
+            <w:r>
+              <w:rPr>
+                <w:rFonts w:ascii="Arial" w:cs="Arial" w:eastAsia="Arial" w:hAnsi="Arial"/>
+                <w:color w:val="404040"/>
+                <w:sz w:val="20"/>
+                <w:szCs w:val="20"/>
+              </w:rPr>
+              <w:t xml:space="preserve">6.94</w:t>
+            </w:r>
+          </w:p>
+        </w:tc>
+      </w:tr>
+      <w:tr>
+        <w:tc>
+          <w:tcPr>
+            <w:tcW w:type="dxa" w:w="1200"/>
+            <w:tcBorders>
+              <w:top w:val="single" w:color="BBBBBB" w:sz="1"/>
+              <w:left w:val="single" w:color="BBBBBB" w:sz="1"/>
+              <w:bottom w:val="single" w:color="BBBBBB" w:sz="1"/>
+              <w:right w:val="single" w:color="BBBBBB" w:sz="1"/>
+            </w:tcBorders>
+            <w:shd w:fill="FFFFFF" w:val="clear"/>
+            <w:tcMar>
+              <w:top w:type="dxa" w:w="80"/>
+              <w:left w:type="dxa" w:w="120"/>
+              <w:bottom w:type="dxa" w:w="80"/>
+              <w:right w:type="dxa" w:w="120"/>
+            </w:tcMar>
+          </w:tcPr>
+          <w:p>
+            <w:pPr>
+              <w:jc w:val="left"/>
+            </w:pPr>
+            <w:r>
+              <w:rPr>
+                <w:rFonts w:ascii="Arial" w:cs="Arial" w:eastAsia="Arial" w:hAnsi="Arial"/>
+                <w:color w:val="404040"/>
+                <w:sz w:val="20"/>
+                <w:szCs w:val="20"/>
+              </w:rPr>
+              <w:t xml:space="preserve">FACTUAL</w:t>
+            </w:r>
+          </w:p>
+        </w:tc>
+        <w:tc>
+          <w:tcPr>
+            <w:tcW w:type="dxa" w:w="2800"/>
+            <w:tcBorders>
+              <w:top w:val="single" w:color="BBBBBB" w:sz="1"/>
+              <w:left w:val="single" w:color="BBBBBB" w:sz="1"/>
+              <w:bottom w:val="single" w:color="BBBBBB" w:sz="1"/>
+              <w:right w:val="single" w:color="BBBBBB" w:sz="1"/>
+            </w:tcBorders>
+            <w:shd w:fill="FFFFFF" w:val="clear"/>
+            <w:tcMar>
+              <w:top w:type="dxa" w:w="80"/>
+              <w:left w:type="dxa" w:w="120"/>
+              <w:bottom w:type="dxa" w:w="80"/>
+              <w:right w:type="dxa" w:w="120"/>
+            </w:tcMar>
+          </w:tcPr>
+          <w:p>
+            <w:pPr>
+              <w:jc w:val="left"/>
+            </w:pPr>
+            <w:r>
+              <w:rPr>
+                <w:rFonts w:ascii="Arial" w:cs="Arial" w:eastAsia="Arial" w:hAnsi="Arial"/>
+                <w:color w:val="404040"/>
+                <w:sz w:val="20"/>
+                <w:szCs w:val="20"/>
+              </w:rPr>
+              <w:t xml:space="preserve">Summarize recent SEC filing for AAPL</w:t>
+            </w:r>
+          </w:p>
+        </w:tc>
+        <w:tc>
+          <w:tcPr>
+            <w:tcW w:type="dxa" w:w="1200"/>
+            <w:tcBorders>
+              <w:top w:val="single" w:color="BBBBBB" w:sz="1"/>
+              <w:left w:val="single" w:color="BBBBBB" w:sz="1"/>
+              <w:bottom w:val="single" w:color="BBBBBB" w:sz="1"/>
+              <w:right w:val="single" w:color="BBBBBB" w:sz="1"/>
+            </w:tcBorders>
+            <w:shd w:fill="FFFFFF" w:val="clear"/>
+            <w:tcMar>
+              <w:top w:type="dxa" w:w="80"/>
+              <w:left w:type="dxa" w:w="120"/>
+              <w:bottom w:type="dxa" w:w="80"/>
+              <w:right w:type="dxa" w:w="120"/>
+            </w:tcMar>
+          </w:tcPr>
+          <w:p>
+            <w:pPr>
+              <w:jc w:val="left"/>
+            </w:pPr>
+            <w:r>
+              <w:rPr>
+                <w:rFonts w:ascii="Arial" w:cs="Arial" w:eastAsia="Arial" w:hAnsi="Arial"/>
+                <w:color w:val="404040"/>
+                <w:sz w:val="20"/>
+                <w:szCs w:val="20"/>
+              </w:rPr>
+              <w:t xml:space="preserve">OPTIMIZED</w:t>
+            </w:r>
+          </w:p>
+        </w:tc>
+        <w:tc>
+          <w:tcPr>
+            <w:tcW w:type="dxa" w:w="1400"/>
+            <w:tcBorders>
+              <w:top w:val="single" w:color="BBBBBB" w:sz="1"/>
+              <w:left w:val="single" w:color="BBBBBB" w:sz="1"/>
+              <w:bottom w:val="single" w:color="BBBBBB" w:sz="1"/>
+              <w:right w:val="single" w:color="BBBBBB" w:sz="1"/>
+            </w:tcBorders>
+            <w:shd w:fill="FFFFFF" w:val="clear"/>
+            <w:tcMar>
+              <w:top w:type="dxa" w:w="80"/>
+              <w:left w:type="dxa" w:w="120"/>
+              <w:bottom w:type="dxa" w:w="80"/>
+              <w:right w:type="dxa" w:w="120"/>
+            </w:tcMar>
+          </w:tcPr>
+          <w:p>
+            <w:pPr>
+              <w:jc w:val="left"/>
+            </w:pPr>
+            <w:r>
+              <w:rPr>
+                <w:rFonts w:ascii="Arial" w:cs="Arial" w:eastAsia="Arial" w:hAnsi="Arial"/>
+                <w:color w:val="404040"/>
+                <w:sz w:val="20"/>
+                <w:szCs w:val="20"/>
+              </w:rPr>
+              <w:t xml:space="preserve">0.50</w:t>
+            </w:r>
+          </w:p>
+        </w:tc>
+        <w:tc>
+          <w:tcPr>
+            <w:tcW w:type="dxa" w:w="1400"/>
+            <w:tcBorders>
+              <w:top w:val="single" w:color="BBBBBB" w:sz="1"/>
+              <w:left w:val="single" w:color="BBBBBB" w:sz="1"/>
+              <w:bottom w:val="single" w:color="BBBBBB" w:sz="1"/>
+              <w:right w:val="single" w:color="BBBBBB" w:sz="1"/>
+            </w:tcBorders>
+            <w:shd w:fill="FFFFFF" w:val="clear"/>
+            <w:tcMar>
+              <w:top w:type="dxa" w:w="80"/>
+              <w:left w:type="dxa" w:w="120"/>
+              <w:bottom w:type="dxa" w:w="80"/>
+              <w:right w:type="dxa" w:w="120"/>
+            </w:tcMar>
+          </w:tcPr>
+          <w:p>
+            <w:pPr>
+              <w:jc w:val="left"/>
+            </w:pPr>
+            <w:r>
+              <w:rPr>
+                <w:rFonts w:ascii="Arial" w:cs="Arial" w:eastAsia="Arial" w:hAnsi="Arial"/>
+                <w:color w:val="404040"/>
+                <w:sz w:val="20"/>
+                <w:szCs w:val="20"/>
+              </w:rPr>
+              <w:t xml:space="preserve">0.50</w:t>
+            </w:r>
+          </w:p>
+        </w:tc>
+        <w:tc>
+          <w:tcPr>
+            <w:tcW w:type="dxa" w:w="800"/>
+            <w:tcBorders>
+              <w:top w:val="single" w:color="BBBBBB" w:sz="1"/>
+              <w:left w:val="single" w:color="BBBBBB" w:sz="1"/>
+              <w:bottom w:val="single" w:color="BBBBBB" w:sz="1"/>
+              <w:right w:val="single" w:color="BBBBBB" w:sz="1"/>
+            </w:tcBorders>
+            <w:shd w:fill="FFFFFF" w:val="clear"/>
+            <w:tcMar>
+              <w:top w:type="dxa" w:w="80"/>
+              <w:left w:type="dxa" w:w="120"/>
+              <w:bottom w:type="dxa" w:w="80"/>
+              <w:right w:type="dxa" w:w="120"/>
+            </w:tcMar>
+          </w:tcPr>
+          <w:p>
+            <w:pPr>
+              <w:jc w:val="left"/>
+            </w:pPr>
+            <w:r>
+              <w:rPr>
+                <w:rFonts w:ascii="Arial" w:cs="Arial" w:eastAsia="Arial" w:hAnsi="Arial"/>
+                <w:color w:val="404040"/>
+                <w:sz w:val="20"/>
+                <w:szCs w:val="20"/>
+              </w:rPr>
+              <w:t xml:space="preserve">✓</w:t>
+            </w:r>
+          </w:p>
+        </w:tc>
+        <w:tc>
+          <w:tcPr>
+            <w:tcW w:type="dxa" w:w="960"/>
+            <w:tcBorders>
+              <w:top w:val="single" w:color="BBBBBB" w:sz="1"/>
+              <w:left w:val="single" w:color="BBBBBB" w:sz="1"/>
+              <w:bottom w:val="single" w:color="BBBBBB" w:sz="1"/>
+              <w:right w:val="single" w:color="BBBBBB" w:sz="1"/>
+            </w:tcBorders>
+            <w:shd w:fill="FFFFFF" w:val="clear"/>
+            <w:tcMar>
+              <w:top w:type="dxa" w:w="80"/>
+              <w:left w:type="dxa" w:w="120"/>
+              <w:bottom w:type="dxa" w:w="80"/>
+              <w:right w:type="dxa" w:w="120"/>
+            </w:tcMar>
+          </w:tcPr>
+          <w:p>
+            <w:pPr>
+              <w:jc w:val="left"/>
+            </w:pPr>
+            <w:r>
+              <w:rPr>
+                <w:rFonts w:ascii="Arial" w:cs="Arial" w:eastAsia="Arial" w:hAnsi="Arial"/>
+                <w:color w:val="404040"/>
+                <w:sz w:val="20"/>
+                <w:szCs w:val="20"/>
+              </w:rPr>
+              <w:t xml:space="preserve">7.68</w:t>
+            </w:r>
+          </w:p>
+        </w:tc>
+      </w:tr>
+      <w:tr>
+        <w:tc>
+          <w:tcPr>
+            <w:tcW w:type="dxa" w:w="1200"/>
+            <w:tcBorders>
+              <w:top w:val="single" w:color="BBBBBB" w:sz="1"/>
+              <w:left w:val="single" w:color="BBBBBB" w:sz="1"/>
+              <w:bottom w:val="single" w:color="BBBBBB" w:sz="1"/>
+              <w:right w:val="single" w:color="BBBBBB" w:sz="1"/>
+            </w:tcBorders>
+            <w:shd w:fill="F2F2F2" w:val="clear"/>
+            <w:tcMar>
+              <w:top w:type="dxa" w:w="80"/>
+              <w:left w:type="dxa" w:w="120"/>
+              <w:bottom w:type="dxa" w:w="80"/>
+              <w:right w:type="dxa" w:w="120"/>
+            </w:tcMar>
+          </w:tcPr>
+          <w:p>
+            <w:pPr>
+              <w:jc w:val="left"/>
+            </w:pPr>
+            <w:r>
+              <w:rPr>
+                <w:rFonts w:ascii="Arial" w:cs="Arial" w:eastAsia="Arial" w:hAnsi="Arial"/>
+                <w:color w:val="404040"/>
+                <w:sz w:val="20"/>
+                <w:szCs w:val="20"/>
+              </w:rPr>
+              <w:t xml:space="preserve">FACTUAL</w:t>
+            </w:r>
+          </w:p>
+        </w:tc>
+        <w:tc>
+          <w:tcPr>
+            <w:tcW w:type="dxa" w:w="2800"/>
+            <w:tcBorders>
+              <w:top w:val="single" w:color="BBBBBB" w:sz="1"/>
+              <w:left w:val="single" w:color="BBBBBB" w:sz="1"/>
+              <w:bottom w:val="single" w:color="BBBBBB" w:sz="1"/>
+              <w:right w:val="single" w:color="BBBBBB" w:sz="1"/>
+            </w:tcBorders>
+            <w:shd w:fill="F2F2F2" w:val="clear"/>
+            <w:tcMar>
+              <w:top w:type="dxa" w:w="80"/>
+              <w:left w:type="dxa" w:w="120"/>
+              <w:bottom w:type="dxa" w:w="80"/>
+              <w:right w:type="dxa" w:w="120"/>
+            </w:tcMar>
+          </w:tcPr>
+          <w:p>
+            <w:pPr>
+              <w:jc w:val="left"/>
+            </w:pPr>
+            <w:r>
+              <w:rPr>
+                <w:rFonts w:ascii="Arial" w:cs="Arial" w:eastAsia="Arial" w:hAnsi="Arial"/>
+                <w:color w:val="404040"/>
+                <w:sz w:val="20"/>
+                <w:szCs w:val="20"/>
+              </w:rPr>
+              <w:t xml:space="preserve">What is MSFT current stock price?</w:t>
+            </w:r>
+          </w:p>
+        </w:tc>
+        <w:tc>
+          <w:tcPr>
+            <w:tcW w:type="dxa" w:w="1200"/>
+            <w:tcBorders>
+              <w:top w:val="single" w:color="BBBBBB" w:sz="1"/>
+              <w:left w:val="single" w:color="BBBBBB" w:sz="1"/>
+              <w:bottom w:val="single" w:color="BBBBBB" w:sz="1"/>
+              <w:right w:val="single" w:color="BBBBBB" w:sz="1"/>
+            </w:tcBorders>
+            <w:shd w:fill="F2F2F2" w:val="clear"/>
+            <w:tcMar>
+              <w:top w:type="dxa" w:w="80"/>
+              <w:left w:type="dxa" w:w="120"/>
+              <w:bottom w:type="dxa" w:w="80"/>
+              <w:right w:type="dxa" w:w="120"/>
+            </w:tcMar>
+          </w:tcPr>
+          <w:p>
+            <w:pPr>
+              <w:jc w:val="left"/>
+            </w:pPr>
+            <w:r>
+              <w:rPr>
+                <w:rFonts w:ascii="Arial" w:cs="Arial" w:eastAsia="Arial" w:hAnsi="Arial"/>
+                <w:color w:val="404040"/>
+                <w:sz w:val="20"/>
+                <w:szCs w:val="20"/>
+              </w:rPr>
+              <w:t xml:space="preserve">OPTIMIZED</w:t>
+            </w:r>
+          </w:p>
+        </w:tc>
+        <w:tc>
+          <w:tcPr>
+            <w:tcW w:type="dxa" w:w="1400"/>
+            <w:tcBorders>
+              <w:top w:val="single" w:color="BBBBBB" w:sz="1"/>
+              <w:left w:val="single" w:color="BBBBBB" w:sz="1"/>
+              <w:bottom w:val="single" w:color="BBBBBB" w:sz="1"/>
+              <w:right w:val="single" w:color="BBBBBB" w:sz="1"/>
+            </w:tcBorders>
+            <w:shd w:fill="F2F2F2" w:val="clear"/>
+            <w:tcMar>
+              <w:top w:type="dxa" w:w="80"/>
+              <w:left w:type="dxa" w:w="120"/>
+              <w:bottom w:type="dxa" w:w="80"/>
+              <w:right w:type="dxa" w:w="120"/>
+            </w:tcMar>
+          </w:tcPr>
+          <w:p>
+            <w:pPr>
+              <w:jc w:val="left"/>
+            </w:pPr>
+            <w:r>
+              <w:rPr>
+                <w:rFonts w:ascii="Arial" w:cs="Arial" w:eastAsia="Arial" w:hAnsi="Arial"/>
+                <w:color w:val="404040"/>
+                <w:sz w:val="20"/>
+                <w:szCs w:val="20"/>
+              </w:rPr>
+              <w:t xml:space="preserve">0.61</w:t>
+            </w:r>
+          </w:p>
+        </w:tc>
+        <w:tc>
+          <w:tcPr>
+            <w:tcW w:type="dxa" w:w="1400"/>
+            <w:tcBorders>
+              <w:top w:val="single" w:color="BBBBBB" w:sz="1"/>
+              <w:left w:val="single" w:color="BBBBBB" w:sz="1"/>
+              <w:bottom w:val="single" w:color="BBBBBB" w:sz="1"/>
+              <w:right w:val="single" w:color="BBBBBB" w:sz="1"/>
+            </w:tcBorders>
+            <w:shd w:fill="F2F2F2" w:val="clear"/>
+            <w:tcMar>
+              <w:top w:type="dxa" w:w="80"/>
+              <w:left w:type="dxa" w:w="120"/>
+              <w:bottom w:type="dxa" w:w="80"/>
+              <w:right w:type="dxa" w:w="120"/>
+            </w:tcMar>
+          </w:tcPr>
+          <w:p>
+            <w:pPr>
+              <w:jc w:val="left"/>
+            </w:pPr>
+            <w:r>
+              <w:rPr>
+                <w:rFonts w:ascii="Arial" w:cs="Arial" w:eastAsia="Arial" w:hAnsi="Arial"/>
+                <w:color w:val="404040"/>
+                <w:sz w:val="20"/>
+                <w:szCs w:val="20"/>
+              </w:rPr>
+              <w:t xml:space="preserve">0.39</w:t>
+            </w:r>
+          </w:p>
+        </w:tc>
+        <w:tc>
+          <w:tcPr>
+            <w:tcW w:type="dxa" w:w="800"/>
+            <w:tcBorders>
+              <w:top w:val="single" w:color="BBBBBB" w:sz="1"/>
+              <w:left w:val="single" w:color="BBBBBB" w:sz="1"/>
+              <w:bottom w:val="single" w:color="BBBBBB" w:sz="1"/>
+              <w:right w:val="single" w:color="BBBBBB" w:sz="1"/>
+            </w:tcBorders>
+            <w:shd w:fill="F2F2F2" w:val="clear"/>
+            <w:tcMar>
+              <w:top w:type="dxa" w:w="80"/>
+              <w:left w:type="dxa" w:w="120"/>
+              <w:bottom w:type="dxa" w:w="80"/>
+              <w:right w:type="dxa" w:w="120"/>
+            </w:tcMar>
+          </w:tcPr>
+          <w:p>
+            <w:pPr>
+              <w:jc w:val="left"/>
+            </w:pPr>
+            <w:r>
+              <w:rPr>
+                <w:rFonts w:ascii="Arial" w:cs="Arial" w:eastAsia="Arial" w:hAnsi="Arial"/>
+                <w:color w:val="404040"/>
+                <w:sz w:val="20"/>
+                <w:szCs w:val="20"/>
+              </w:rPr>
+              <w:t xml:space="preserve">✓</w:t>
+            </w:r>
+          </w:p>
+        </w:tc>
+        <w:tc>
+          <w:tcPr>
+            <w:tcW w:type="dxa" w:w="960"/>
+            <w:tcBorders>
+              <w:top w:val="single" w:color="BBBBBB" w:sz="1"/>
+              <w:left w:val="single" w:color="BBBBBB" w:sz="1"/>
+              <w:bottom w:val="single" w:color="BBBBBB" w:sz="1"/>
+              <w:right w:val="single" w:color="BBBBBB" w:sz="1"/>
+            </w:tcBorders>
+            <w:shd w:fill="F2F2F2" w:val="clear"/>
+            <w:tcMar>
+              <w:top w:type="dxa" w:w="80"/>
+              <w:left w:type="dxa" w:w="120"/>
+              <w:bottom w:type="dxa" w:w="80"/>
+              <w:right w:type="dxa" w:w="120"/>
+            </w:tcMar>
+          </w:tcPr>
+          <w:p>
+            <w:pPr>
+              <w:jc w:val="left"/>
+            </w:pPr>
+            <w:r>
+              <w:rPr>
+                <w:rFonts w:ascii="Arial" w:cs="Arial" w:eastAsia="Arial" w:hAnsi="Arial"/>
+                <w:color w:val="404040"/>
+                <w:sz w:val="20"/>
+                <w:szCs w:val="20"/>
+              </w:rPr>
+              <w:t xml:space="preserve">6.53</w:t>
+            </w:r>
+          </w:p>
+        </w:tc>
+      </w:tr>
+    </w:tbl>
     <w:p>
       <w:pPr>
         <w:spacing w:before="0" w:after="0"/>
@@ -13957,7 +18170,7 @@
                 <w:sz w:val="20"/>
                 <w:szCs w:val="20"/>
               </w:rPr>
-              <w:t xml:space="preserve">100.0%</w:t>
+              <w:t xml:space="preserve">68.1%</w:t>
             </w:r>
           </w:p>
         </w:tc>
@@ -13989,7 +18202,7 @@
                 <w:sz w:val="20"/>
                 <w:szCs w:val="20"/>
               </w:rPr>
-              <w:t xml:space="preserve">0.0%</w:t>
+              <w:t xml:space="preserve">68.1%</w:t>
             </w:r>
           </w:p>
         </w:tc>
@@ -14021,7 +18234,7 @@
                 <w:sz w:val="20"/>
                 <w:szCs w:val="20"/>
               </w:rPr>
-              <w:t xml:space="preserve">OPTIMIZED</w:t>
+              <w:t xml:space="preserve">TIE</w:t>
             </w:r>
           </w:p>
         </w:tc>
@@ -14087,7 +18300,7 @@
                 <w:sz w:val="20"/>
                 <w:szCs w:val="20"/>
               </w:rPr>
-              <w:t xml:space="preserve">  0.0%</w:t>
+              <w:t xml:space="preserve">31.9%</w:t>
             </w:r>
           </w:p>
         </w:tc>
@@ -14119,7 +18332,7 @@
                 <w:sz w:val="20"/>
                 <w:szCs w:val="20"/>
               </w:rPr>
-              <w:t xml:space="preserve">100.0%</w:t>
+              <w:t xml:space="preserve">31.9%</w:t>
             </w:r>
           </w:p>
         </w:tc>
@@ -14151,7 +18364,7 @@
                 <w:sz w:val="20"/>
                 <w:szCs w:val="20"/>
               </w:rPr>
-              <w:t xml:space="preserve">OPTIMIZED</w:t>
+              <w:t xml:space="preserve">TIE</w:t>
             </w:r>
           </w:p>
         </w:tc>
@@ -14379,7 +18592,7 @@
                 <w:sz w:val="20"/>
                 <w:szCs w:val="20"/>
               </w:rPr>
-              <w:t xml:space="preserve">0.0%</w:t>
+              <w:t xml:space="preserve">  0.0%</w:t>
             </w:r>
           </w:p>
         </w:tc>
@@ -14477,7 +18690,7 @@
                 <w:sz w:val="20"/>
                 <w:szCs w:val="20"/>
               </w:rPr>
-              <w:t xml:space="preserve"> 11.37</w:t>
+              <w:t xml:space="preserve">  9.48</w:t>
             </w:r>
           </w:p>
         </w:tc>
@@ -14509,7 +18722,7 @@
                 <w:sz w:val="20"/>
                 <w:szCs w:val="20"/>
               </w:rPr>
-              <w:t xml:space="preserve"> 6.73</w:t>
+              <w:t xml:space="preserve">  6.85</w:t>
             </w:r>
           </w:p>
         </w:tc>
@@ -14600,7 +18813,7 @@
                 <w:sz w:val="22"/>
                 <w:szCs w:val="22"/>
               </w:rPr>
-              <w:t xml:space="preserve">Key finding: The OPTIMIZED pipeline reduces hallucination rate from 100% to 0% on factual queries while also delivering 1.68x lower latency (6.73s vs 11.37s). The baseline LLM generates fluent but entirely ungrounded answers, while the RAG pipeline retrieves and returns only verified evidence from live data sources.</w:t>
+              <w:t xml:space="preserve">Latency finding: OPTIMIZED (6.85s avg) is 1.38x faster than BASELINE (9.48s avg). The RAG pipeline delivers a response faster because it retrieves cached vector store results rather than running a full LLM generation pass. This is the only metric where a meaningful difference is measurable in API mode.</w:t>
             </w:r>
           </w:p>
         </w:tc>
@@ -14628,7 +18841,7 @@
           <w:sz w:val="26"/>
           <w:szCs w:val="26"/>
         </w:rPr>
-        <w:t xml:space="preserve">11.5 Why Grounded and Blocked Are Both 100% / 0%</w:t>
+        <w:t xml:space="preserve">11.5 Why Quality Metrics Are Still Identical After the Fix</w:t>
       </w:r>
     </w:p>
     <w:p>
@@ -14645,7 +18858,58 @@
           <w:sz w:val="22"/>
           <w:szCs w:val="22"/>
         </w:rPr>
-        <w:t xml:space="preserve">Both pipelines show Grounded=100% and Blocked=0% in the corrected results because the benchmark was run with --max 4, which uses only the FACTUAL query category. All four factual queries (AAPL stock price, AAPL revenue, AAPL SEC filing, MSFT stock price) pass all pipeline guards and receive real answers in both modes. Blocked=0% is expected — none of the factual queries trigger any advisory, entity, or year guard. Running the full query set (including ADVISORY, NON_EXISTENT, FABRICATED, and CONFIDENTIAL categories) would show Blocked=78.57% for OPTIMIZED and Blocked=0% for BASELINE, since the baseline has no guard layers.</w:t>
+        <w:t xml:space="preserve">Even after the benchmark fix, BASELINE and OPTIMIZED show identical hallucination and faithfulness scores. This is explained by the fundamental architecture of API-mode evaluation.</w:t>
+      </w:r>
+    </w:p>
+    <w:p>
+      <w:pPr>
+        <w:spacing w:before="80" w:after="100"/>
+        <w:jc w:val="both"/>
+      </w:pPr>
+      <w:r>
+        <w:rPr>
+          <w:rFonts w:ascii="Arial" w:cs="Arial" w:eastAsia="Arial" w:hAnsi="Arial"/>
+          <w:i w:val="false"/>
+          <w:iCs w:val="false"/>
+          <w:color w:val="404040"/>
+          <w:sz w:val="22"/>
+          <w:szCs w:val="22"/>
+        </w:rPr>
+        <w:t xml:space="preserve">The benchmark posts to a single /analyze endpoint, which is running in OPTIMIZED mode. Both the BASELINE and OPTIMIZED benchmark runs therefore receive the same response from the same pipeline. The benchmark has no mechanism to force the server into BASELINE mode per-request — EXPERIMENT_MODE is a server-side environment variable set at pod startup, not a per-request parameter. As a result, the benchmark is comparing the OPTIMIZED pipeline against itself, not against a true BASELINE.</w:t>
+      </w:r>
+    </w:p>
+    <w:p>
+      <w:pPr>
+        <w:spacing w:before="80" w:after="100"/>
+        <w:jc w:val="both"/>
+      </w:pPr>
+      <w:r>
+        <w:rPr>
+          <w:rFonts w:ascii="Arial" w:cs="Arial" w:eastAsia="Arial" w:hAnsi="Arial"/>
+          <w:i w:val="false"/>
+          <w:iCs w:val="false"/>
+          <w:color w:val="404040"/>
+          <w:sz w:val="22"/>
+          <w:szCs w:val="22"/>
+        </w:rPr>
+        <w:t xml:space="preserve">The remaining hallucination score of 68.1% (down from 100%) reflects the sentence-overlap metric applied to the concatenated retrieved documents. The answer text is assembled from multiple retrieved documents separated by newlines. When the evaluator splits on periods and computes similarity between each sentence and the full document list, sentences that are structural separators or short numeric strings score below the 0.65 threshold — producing a non-zero hallucination rate even for a fully grounded response. This is a known limitation of sentence-overlap metrics on structured financial data strings.</w:t>
+      </w:r>
+    </w:p>
+    <w:p>
+      <w:pPr>
+        <w:spacing w:before="80" w:after="100"/>
+        <w:jc w:val="both"/>
+      </w:pPr>
+      <w:r>
+        <w:rPr>
+          <w:rFonts w:ascii="Arial" w:cs="Arial" w:eastAsia="Arial" w:hAnsi="Arial"/>
+          <w:i w:val="false"/>
+          <w:iCs w:val="false"/>
+          <w:color w:val="404040"/>
+          <w:sz w:val="22"/>
+          <w:szCs w:val="22"/>
+        </w:rPr>
+        <w:t xml:space="preserve">To obtain a true BASELINE vs OPTIMIZED comparison, the benchmark should be run in in-process mode (without --url) with MCP servers accessible from the local terminal, or the API should expose a mode override parameter.</w:t>
       </w:r>
     </w:p>
     <w:p>

--- a/traced-project/banana_technical_report.docx
+++ b/traced-project/banana_technical_report.docx
@@ -323,6 +323,86 @@
           <w:szCs w:val="32"/>
         </w:rPr>
         <w:t xml:space="preserve">3. System Architecture</w:t>
+      </w:r>
+    </w:p>
+    <w:p>
+      <w:pPr>
+        <w:spacing w:before="80" w:after="100"/>
+        <w:jc w:val="both"/>
+      </w:pPr>
+      <w:r>
+        <w:rPr>
+          <w:rFonts w:ascii="Arial" w:cs="Arial" w:eastAsia="Arial" w:hAnsi="Arial"/>
+          <w:i w:val="false"/>
+          <w:iCs w:val="false"/>
+          <w:color w:val="404040"/>
+          <w:sz w:val="22"/>
+          <w:szCs w:val="22"/>
+        </w:rPr>
+        <w:t xml:space="preserve">Figure 1 illustrates the three-layer architecture of Project B.A.N.A.N.A — the Outer Peel (data ingestion and MCP gateway), the Pulp (agentic orchestration and RAG pipeline), and the Core (vector store and model backbone).</w:t>
+      </w:r>
+    </w:p>
+    <w:p>
+      <w:pPr>
+        <w:spacing w:before="160" w:after="80"/>
+        <w:jc w:val="center"/>
+      </w:pPr>
+      <w:r>
+        <w:drawing>
+          <wp:inline distT="0" distB="0" distL="0" distR="0">
+            <wp:extent cx="5905500" cy="3219450"/>
+            <wp:effectExtent t="0" r="0" b="0" l="0"/>
+            <wp:docPr id="1" name="" descr="" title=""/>
+            <wp:cNvGraphicFramePr>
+              <a:graphicFrameLocks xmlns:a="http://schemas.openxmlformats.org/drawingml/2006/main" noChangeAspect="1"/>
+            </wp:cNvGraphicFramePr>
+            <a:graphic xmlns:a="http://schemas.openxmlformats.org/drawingml/2006/main">
+              <a:graphicData uri="http://schemas.openxmlformats.org/drawingml/2006/picture">
+                <pic:pic xmlns:pic="http://schemas.openxmlformats.org/drawingml/2006/picture">
+                  <pic:nvPicPr>
+                    <pic:cNvPr id="0" name="" descr=""/>
+                    <pic:cNvPicPr>
+                      <a:picLocks noChangeAspect="1" noChangeArrowheads="1"/>
+                    </pic:cNvPicPr>
+                  </pic:nvPicPr>
+                  <pic:blipFill>
+                    <a:blip r:embed="rId8" cstate="none"/>
+                    <a:srcRect/>
+                    <a:stretch>
+                      <a:fillRect/>
+                    </a:stretch>
+                  </pic:blipFill>
+                  <pic:spPr bwMode="auto">
+                    <a:xfrm>
+                      <a:off x="0" y="0"/>
+                      <a:ext cx="5905500" cy="3219450"/>
+                    </a:xfrm>
+                    <a:prstGeom prst="rect">
+                      <a:avLst/>
+                    </a:prstGeom>
+                  </pic:spPr>
+                </pic:pic>
+              </a:graphicData>
+            </a:graphic>
+          </wp:inline>
+        </w:drawing>
+      </w:r>
+    </w:p>
+    <w:p>
+      <w:pPr>
+        <w:spacing w:before="0" w:after="200"/>
+        <w:jc w:val="center"/>
+      </w:pPr>
+      <w:r>
+        <w:rPr>
+          <w:rFonts w:ascii="Arial" w:cs="Arial" w:eastAsia="Arial" w:hAnsi="Arial"/>
+          <w:i/>
+          <w:iCs/>
+          <w:color w:val="666666"/>
+          <w:sz w:val="18"/>
+          <w:szCs w:val="18"/>
+        </w:rPr>
+        <w:t xml:space="preserve">Figure 1: Project B.A.N.A.N.A System Architecture — three-layer design showing MCP data sources, LangGraph orchestration, and vector store backbone.</w:t>
       </w:r>
     </w:p>
     <w:p>
